--- a/Dokumentation/Protokoll.docx
+++ b/Dokumentation/Protokoll.docx
@@ -69,7 +69,7 @@
       </w:r>
       <w:r>
         <w:rPr/>
-        <w:t>9. Februar 2026</w:t>
+        <w:t>9. März 2026</w:t>
       </w:r>
       <w:r>
         <w:rPr/>
@@ -93,7 +93,7 @@
       <w:r>
         <w:rPr/>
         <w:drawing>
-          <wp:anchor behindDoc="0" distT="0" distB="0" distL="0" distR="0" simplePos="0" locked="0" layoutInCell="0" allowOverlap="1" relativeHeight="2">
+          <wp:anchor distT="0" distB="0" distL="0" distR="0" simplePos="0" relativeHeight="2" behindDoc="0" locked="0" layoutInCell="0" allowOverlap="1">
             <wp:simplePos x="0" y="0"/>
             <wp:positionH relativeFrom="margin">
               <wp:align>center</wp:align>
@@ -178,6 +178,8 @@
         <w:p>
           <w:pPr>
             <w:pStyle w:val="TOCHeading"/>
+            <w:spacing w:before="0" w:after="0"/>
+            <w:ind w:hanging="0" w:start="0"/>
             <w:rPr/>
           </w:pPr>
           <w:r>
@@ -212,16 +214,17 @@
             </w:rPr>
             <w:fldChar w:fldCharType="separate"/>
           </w:r>
-          <w:hyperlink w:anchor="__RefHeading___Toc506_346844924" w:tooltip="Hardware">
-            <w:r>
-              <w:rPr>
-                <w:rStyle w:val="IndexLink"/>
-              </w:rPr>
-              <w:t>Hardware</w:t>
-              <w:tab/>
-              <w:t>2</w:t>
-            </w:r>
-          </w:hyperlink>
+          <w:r>
+            <w:rPr>
+              <w:rStyle w:val="IndexLink"/>
+            </w:rPr>
+            <w:t>Hardware</w:t>
+          </w:r>
+          <w:r>
+            <w:rPr/>
+            <w:tab/>
+            <w:t>2</w:t>
+          </w:r>
         </w:p>
         <w:p>
           <w:pPr>
@@ -232,16 +235,12 @@
             </w:tabs>
             <w:rPr/>
           </w:pPr>
-          <w:hyperlink w:anchor="__RefHeading___Toc518_346844924" w:tooltip="Raspberry Pi Setup">
-            <w:r>
-              <w:rPr>
-                <w:rStyle w:val="IndexLink"/>
-              </w:rPr>
-              <w:t>Raspberry Pi Setup</w:t>
-              <w:tab/>
-              <w:t>2</w:t>
-            </w:r>
-          </w:hyperlink>
+          <w:r>
+            <w:rPr/>
+            <w:t>Raspberry Pi Setup</w:t>
+            <w:tab/>
+            <w:t>2</w:t>
+          </w:r>
         </w:p>
         <w:p>
           <w:pPr>
@@ -252,16 +251,12 @@
             </w:tabs>
             <w:rPr/>
           </w:pPr>
-          <w:hyperlink w:anchor="__RefHeading___Toc524_346844924" w:tooltip="Seriell mit dem Raspberry verbinden">
-            <w:r>
-              <w:rPr>
-                <w:rStyle w:val="IndexLink"/>
-              </w:rPr>
-              <w:t>Seriell mit dem Raspberry verbinden</w:t>
-              <w:tab/>
-              <w:t>2</w:t>
-            </w:r>
-          </w:hyperlink>
+          <w:r>
+            <w:rPr/>
+            <w:t>Seriell mit dem Raspberry verbinden</w:t>
+            <w:tab/>
+            <w:t>2</w:t>
+          </w:r>
         </w:p>
         <w:p>
           <w:pPr>
@@ -272,16 +267,12 @@
             </w:tabs>
             <w:rPr/>
           </w:pPr>
-          <w:hyperlink w:anchor="__RefHeading___Toc522_346844924" w:tooltip="WLAN-Konfiguration">
-            <w:r>
-              <w:rPr>
-                <w:rStyle w:val="IndexLink"/>
-              </w:rPr>
-              <w:t>WLAN-Konfiguration</w:t>
-              <w:tab/>
-              <w:t>3</w:t>
-            </w:r>
-          </w:hyperlink>
+          <w:r>
+            <w:rPr/>
+            <w:t>WLAN-Konfiguration</w:t>
+            <w:tab/>
+            <w:t>3</w:t>
+          </w:r>
         </w:p>
         <w:p>
           <w:pPr>
@@ -292,16 +283,12 @@
             </w:tabs>
             <w:rPr/>
           </w:pPr>
-          <w:hyperlink w:anchor="__RefHeading___Toc516_346844924" w:tooltip="Sensoren implementieren">
-            <w:r>
-              <w:rPr>
-                <w:rStyle w:val="IndexLink"/>
-              </w:rPr>
-              <w:t>Sensoren implementieren</w:t>
-              <w:tab/>
-              <w:t>4</w:t>
-            </w:r>
-          </w:hyperlink>
+          <w:r>
+            <w:rPr/>
+            <w:t>Sensoren implementieren</w:t>
+            <w:tab/>
+            <w:t>4</w:t>
+          </w:r>
         </w:p>
         <w:p>
           <w:pPr>
@@ -312,16 +299,12 @@
             </w:tabs>
             <w:rPr/>
           </w:pPr>
-          <w:hyperlink w:anchor="__RefHeading___Toc510_346844924" w:tooltip="Abbildungsverzeichnis">
-            <w:r>
-              <w:rPr>
-                <w:rStyle w:val="IndexLink"/>
-              </w:rPr>
-              <w:t>Abbildungsverzeichnis</w:t>
-              <w:tab/>
-              <w:t>6</w:t>
-            </w:r>
-          </w:hyperlink>
+          <w:r>
+            <w:rPr/>
+            <w:t>Abbildungsverzeichnis</w:t>
+            <w:tab/>
+            <w:t>6</w:t>
+          </w:r>
         </w:p>
         <w:p>
           <w:pPr>
@@ -332,20 +315,14 @@
             </w:tabs>
             <w:rPr/>
           </w:pPr>
-          <w:hyperlink w:anchor="__RefHeading___Toc508_346844924" w:tooltip="Literaturverzeichnis">
-            <w:r>
-              <w:rPr>
-                <w:rStyle w:val="IndexLink"/>
-              </w:rPr>
-              <w:t>Literaturverzeichnis</w:t>
-              <w:tab/>
-              <w:t>6</w:t>
-            </w:r>
-          </w:hyperlink>
           <w:r>
-            <w:rPr>
-              <w:rStyle w:val="IndexLink"/>
-            </w:rPr>
+            <w:rPr/>
+            <w:t>Literaturverzeichnis</w:t>
+            <w:tab/>
+            <w:t>6</w:t>
+          </w:r>
+          <w:r>
+            <w:rPr/>
             <w:fldChar w:fldCharType="end"/>
           </w:r>
         </w:p>
@@ -370,14 +347,16 @@
           <w:ilvl w:val="0"/>
           <w:numId w:val="1"/>
         </w:numPr>
+        <w:spacing w:before="0" w:after="80"/>
         <w:rPr/>
       </w:pPr>
       <w:bookmarkStart w:id="0" w:name="__RefHeading___Toc506_346844924"/>
       <w:bookmarkStart w:id="1" w:name="_Toc220924518"/>
       <w:bookmarkEnd w:id="0"/>
+      <w:bookmarkEnd w:id="1"/>
       <w:r>
         <w:drawing>
-          <wp:anchor behindDoc="0" distT="0" distB="0" distL="0" distR="0" simplePos="0" locked="0" layoutInCell="0" allowOverlap="1" relativeHeight="3">
+          <wp:anchor distT="0" distB="0" distL="0" distR="0" simplePos="0" relativeHeight="3" behindDoc="0" locked="0" layoutInCell="0" allowOverlap="1">
             <wp:simplePos x="0" y="0"/>
             <wp:positionH relativeFrom="page">
               <wp:posOffset>885825</wp:posOffset>
@@ -423,7 +402,6 @@
           </wp:anchor>
         </w:drawing>
       </w:r>
-      <w:bookmarkEnd w:id="1"/>
       <w:r>
         <w:rPr/>
         <w:t>Hardware</w:t>
@@ -665,6 +643,7 @@
           <w:ilvl w:val="0"/>
           <w:numId w:val="0"/>
         </w:numPr>
+        <w:ind w:hanging="0" w:start="0"/>
         <w:outlineLvl w:val="1"/>
         <w:rPr/>
       </w:pPr>
@@ -1044,6 +1023,7 @@
     <w:p>
       <w:pPr>
         <w:pStyle w:val="berschrift2"/>
+        <w:spacing w:before="0" w:after="80"/>
         <w:rPr/>
       </w:pPr>
       <w:bookmarkStart w:id="10" w:name="__RefHeading___Toc522_346844924"/>
@@ -1198,6 +1178,7 @@
           <w:ilvl w:val="0"/>
           <w:numId w:val="1"/>
         </w:numPr>
+        <w:spacing w:before="0" w:after="80"/>
         <w:rPr/>
       </w:pPr>
       <w:bookmarkStart w:id="12" w:name="__RefHeading___Toc516_346844924"/>
@@ -1233,7 +1214,7 @@
           <w:lang w:val="en-US"/>
         </w:rPr>
         <w:drawing>
-          <wp:anchor behindDoc="0" distT="0" distB="0" distL="0" distR="0" simplePos="0" locked="0" layoutInCell="0" allowOverlap="1" relativeHeight="4">
+          <wp:anchor distT="0" distB="0" distL="0" distR="0" simplePos="0" relativeHeight="4" behindDoc="0" locked="0" layoutInCell="0" allowOverlap="1">
             <wp:simplePos x="0" y="0"/>
             <wp:positionH relativeFrom="column">
               <wp:posOffset>360680</wp:posOffset>
@@ -1517,11 +1498,7 @@
             </w:pPr>
             <w:r>
               <w:rPr/>
-              <w:t xml:space="preserve">GND </w:t>
-            </w:r>
-            <w:r>
-              <w:rPr/>
-              <w:t>(-)</w:t>
+              <w:t>GND (-)</w:t>
             </w:r>
           </w:p>
         </w:tc>
@@ -1676,19 +1653,7 @@
             </w:pPr>
             <w:r>
               <w:rPr/>
-              <w:t>3,3V (</w:t>
-            </w:r>
-            <w:r>
-              <w:rPr/>
-              <w:t xml:space="preserve">Pin </w:t>
-            </w:r>
-            <w:r>
-              <w:rPr/>
-              <w:t>1</w:t>
-            </w:r>
-            <w:r>
-              <w:rPr/>
-              <w:t>)</w:t>
+              <w:t>3,3V (Pin 1)</w:t>
             </w:r>
           </w:p>
         </w:tc>
@@ -1725,7 +1690,7 @@
       </w:pPr>
       <w:r>
         <w:rPr>
-          <w:lang w:val="de-DE"/>
+          <w:lang w:val="en-US"/>
         </w:rPr>
       </w:r>
     </w:p>
@@ -1738,7 +1703,7 @@
       </w:pPr>
       <w:r>
         <w:rPr>
-          <w:lang w:val="de-DE"/>
+          <w:lang w:val="en-US"/>
         </w:rPr>
       </w:r>
     </w:p>
@@ -1751,7 +1716,7 @@
       </w:pPr>
       <w:r>
         <w:rPr>
-          <w:lang w:val="de-DE"/>
+          <w:lang w:val="en-US"/>
         </w:rPr>
       </w:r>
     </w:p>
@@ -1787,6 +1752,107 @@
         </w:rPr>
         <w:t>Der nächste Schritt ist die Installation der Adafruit Bibliothek für DHT Sensoren um das Auslesen des DHT 22 zu gewährleisten.</w:t>
       </w:r>
+    </w:p>
+    <w:p>
+      <w:pPr>
+        <w:pStyle w:val="Heading1"/>
+        <w:numPr>
+          <w:ilvl w:val="0"/>
+          <w:numId w:val="1"/>
+        </w:numPr>
+        <w:ind w:hanging="0" w:start="0"/>
+        <w:rPr/>
+      </w:pPr>
+      <w:r>
+        <w:rPr/>
+        <w:t>Software</w:t>
+      </w:r>
+    </w:p>
+    <w:p>
+      <w:pPr>
+        <w:pStyle w:val="Heading2"/>
+        <w:numPr>
+          <w:ilvl w:val="1"/>
+          <w:numId w:val="1"/>
+        </w:numPr>
+        <w:ind w:hanging="0" w:start="0"/>
+        <w:rPr/>
+      </w:pPr>
+      <w:r>
+        <w:rPr/>
+        <w:t>Web Server installieren</w:t>
+      </w:r>
+    </w:p>
+    <w:p>
+      <w:pPr>
+        <w:pStyle w:val="BodyText"/>
+        <w:rPr/>
+      </w:pPr>
+      <w:r>
+        <w:rPr/>
+        <w:t>Per SSH auf den Raspberry Pi Zero verbinden. Danach muss folgender Befehl ausgeführt werden</w:t>
+      </w:r>
+    </w:p>
+    <w:p>
+      <w:pPr>
+        <w:pStyle w:val="Code"/>
+        <w:rPr/>
+      </w:pPr>
+      <w:r>
+        <w:rPr>
+          <w:rStyle w:val="SourceText"/>
+        </w:rPr>
+        <w:t>sudo apt-get install apache2</w:t>
+      </w:r>
+    </w:p>
+    <w:p>
+      <w:pPr>
+        <w:pStyle w:val="BodyText"/>
+        <w:widowControl/>
+        <w:suppressAutoHyphens w:val="true"/>
+        <w:bidi w:val="0"/>
+        <w:spacing w:lineRule="auto" w:line="276"/>
+        <w:jc w:val="start"/>
+        <w:rPr/>
+      </w:pPr>
+      <w:r>
+        <w:rPr>
+          <w:rStyle w:val="SourceText"/>
+          <w:rFonts w:eastAsia="Arial" w:cs="Arial"/>
+          <w:color w:val="auto"/>
+          <w:kern w:val="2"/>
+          <w:sz w:val="24"/>
+          <w:szCs w:val="24"/>
+          <w:lang w:val="de-DE" w:eastAsia="en-US" w:bidi="ar-SA"/>
+        </w:rPr>
+        <w:t>Danach ist der Web Server und „</w:t>
+      </w:r>
+      <w:hyperlink r:id="rId5">
+        <w:r>
+          <w:rPr>
+            <w:rStyle w:val="Hyperlink"/>
+            <w:rFonts w:eastAsia="Arial" w:cs="Arial" w:ascii="Liberation Mono" w:hAnsi="Liberation Mono"/>
+            <w:color w:val="auto"/>
+            <w:kern w:val="2"/>
+            <w:sz w:val="24"/>
+            <w:szCs w:val="24"/>
+            <w:lang w:val="de-DE" w:eastAsia="en-US" w:bidi="ar-SA"/>
+          </w:rPr>
+          <w:t>http://IP_RASPBERRY</w:t>
+        </w:r>
+      </w:hyperlink>
+      <w:r>
+        <w:rPr>
+          <w:rStyle w:val="SourceText"/>
+          <w:rFonts w:eastAsia="Arial" w:cs="Arial"/>
+          <w:color w:val="auto"/>
+          <w:kern w:val="2"/>
+          <w:sz w:val="24"/>
+          <w:szCs w:val="24"/>
+          <w:lang w:val="de-DE" w:eastAsia="en-US" w:bidi="ar-SA"/>
+        </w:rPr>
+        <w:t>“ erreichbar.</w:t>
+      </w:r>
       <w:r>
         <w:br w:type="page"/>
       </w:r>
@@ -1798,11 +1864,12 @@
           <w:ilvl w:val="0"/>
           <w:numId w:val="1"/>
         </w:numPr>
+        <w:spacing w:before="0" w:after="80"/>
         <w:rPr/>
       </w:pPr>
       <w:bookmarkStart w:id="13" w:name="__RefHeading___Toc510_346844924"/>
-      <w:bookmarkStart w:id="14" w:name="_Toc220924526"/>
-      <w:bookmarkStart w:id="15" w:name="_Toc196762887"/>
+      <w:bookmarkStart w:id="14" w:name="_Toc196762887"/>
+      <w:bookmarkStart w:id="15" w:name="_Toc220924526"/>
       <w:bookmarkEnd w:id="13"/>
       <w:r>
         <w:rPr/>
@@ -1820,62 +1887,150 @@
         </w:tabs>
         <w:rPr/>
       </w:pPr>
+      <w:r>
+        <w:fldChar w:fldCharType="begin"/>
+      </w:r>
+      <w:r>
+        <w:rPr>
+          <w:vanish/>
+        </w:rPr>
+      </w:r>
+      <w:r>
+        <w:rPr>
+          <w:vanish/>
+        </w:rPr>
+      </w:r>
       <w:hyperlink w:anchor="_Toc177567445" w:tgtFrame="_top">
         <w:r>
           <w:rPr>
-            <w:webHidden/>
+            <w:rStyle w:val="Hyperlink"/>
+            <w:vanish/>
           </w:rPr>
           <w:fldChar w:fldCharType="begin"/>
         </w:r>
-        <w:r>
-          <w:rPr>
-            <w:webHidden/>
-          </w:rPr>
-          <w:instrText xml:space="preserve">PAGEREF _Toc177567445 \h</w:instrText>
-        </w:r>
-        <w:r>
-          <w:rPr>
-            <w:webHidden/>
-          </w:rPr>
-          <w:fldChar w:fldCharType="separate"/>
-        </w:r>
-        <w:r>
-          <w:rPr>
-            <w:rStyle w:val="Hyperlink"/>
-          </w:rPr>
-          <w:fldChar w:fldCharType="begin"/>
-        </w:r>
-        <w:r>
-          <w:rPr>
-            <w:webHidden/>
-          </w:rPr>
-          <w:fldChar w:fldCharType="end"/>
-        </w:r>
-        <w:r>
-          <w:rPr>
-            <w:rStyle w:val="Hyperlink"/>
-          </w:rPr>
-          <w:instrText xml:space="preserve"> PAGEREF _Toc177567445 \h </w:instrText>
-        </w:r>
-        <w:r>
-          <w:rPr>
-            <w:rStyle w:val="Hyperlink"/>
-          </w:rPr>
-          <w:fldChar w:fldCharType="separate"/>
-        </w:r>
-        <w:r>
-          <w:rPr>
-            <w:rStyle w:val="Hyperlink"/>
-          </w:rPr>
-          <w:t>Error: Reference source not found</w:t>
-        </w:r>
-        <w:r>
-          <w:rPr>
-            <w:rStyle w:val="Hyperlink"/>
-          </w:rPr>
-          <w:fldChar w:fldCharType="end"/>
-        </w:r>
       </w:hyperlink>
+      <w:r>
+        <w:rPr>
+          <w:rStyle w:val="Hyperlink"/>
+          <w:vanish/>
+        </w:rPr>
+      </w:r>
+      <w:r>
+        <w:rPr>
+          <w:rStyle w:val="Hyperlink"/>
+          <w:vanish/>
+        </w:rPr>
+        <w:instrText xml:space="preserve"> PAGEREF _Toc177567445 \h </w:instrText>
+      </w:r>
+      <w:r>
+        <w:rPr>
+          <w:rStyle w:val="Hyperlink"/>
+          <w:vanish/>
+        </w:rPr>
+        <w:fldChar w:fldCharType="separate"/>
+      </w:r>
+      <w:r>
+        <w:rPr>
+          <w:rStyle w:val="Hyperlink"/>
+          <w:vanish/>
+        </w:rPr>
+        <w:t>Error: Reference source not found</w:t>
+      </w:r>
+      <w:r>
+        <w:rPr>
+          <w:rStyle w:val="Hyperlink"/>
+          <w:vanish/>
+        </w:rPr>
+        <w:fldChar w:fldCharType="end"/>
+      </w:r>
+      <w:r>
+        <w:rPr>
+          <w:rStyle w:val="Hyperlink"/>
+          <w:vanish/>
+        </w:rPr>
+        <w:fldChar w:fldCharType="separate"/>
+      </w:r>
+      <w:r>
+        <w:rPr>
+          <w:rStyle w:val="Hyperlink"/>
+          <w:vanish/>
+        </w:rPr>
+      </w:r>
+      <w:r>
+        <w:rPr>
+          <w:rStyle w:val="Hyperlink"/>
+          <w:vanish/>
+        </w:rPr>
+      </w:r>
+      <w:r>
+        <w:rPr>
+          <w:rStyle w:val="Hyperlink"/>
+          <w:vanish/>
+        </w:rPr>
+        <w:fldChar w:fldCharType="end"/>
+      </w:r>
+      <w:r>
+        <w:rPr>
+          <w:rStyle w:val="Hyperlink"/>
+          <w:vanish/>
+        </w:rPr>
+        <w:fldChar w:fldCharType="begin"/>
+      </w:r>
+      <w:r>
+        <w:rPr>
+          <w:rStyle w:val="Hyperlink"/>
+          <w:vanish/>
+        </w:rPr>
+        <w:instrText xml:space="preserve"> PAGEREF _Toc177567445 \h </w:instrText>
+      </w:r>
+      <w:r>
+        <w:rPr>
+          <w:rStyle w:val="Hyperlink"/>
+          <w:vanish/>
+        </w:rPr>
+        <w:fldChar w:fldCharType="separate"/>
+      </w:r>
+      <w:r>
+        <w:rPr>
+          <w:rStyle w:val="Hyperlink"/>
+          <w:vanish/>
+        </w:rPr>
+        <w:t>Error: Reference source not found</w:t>
+      </w:r>
+      <w:r>
+        <w:rPr>
+          <w:rStyle w:val="Hyperlink"/>
+          <w:vanish/>
+        </w:rPr>
+        <w:fldChar w:fldCharType="end"/>
+      </w:r>
+      <w:r>
+        <w:rPr>
+          <w:rStyle w:val="Hyperlink"/>
+          <w:vanish/>
+        </w:rPr>
+        <w:fldChar w:fldCharType="separate"/>
+      </w:r>
+      <w:r>
+        <w:rPr>
+          <w:rStyle w:val="Hyperlink"/>
+          <w:vanish/>
+        </w:rPr>
+      </w:r>
+      <w:r/>
+      <w:r>
+        <w:rPr>
+          <w:rStyle w:val="Hyperlink"/>
+          <w:vanish/>
+        </w:rPr>
+        <w:fldChar w:fldCharType="end"/>
+      </w:r>
+      <w:r>
+        <w:rPr>
+          <w:rStyle w:val="Hyperlink"/>
+          <w:vanish/>
+        </w:rPr>
+      </w:r>
     </w:p>
     <w:p>
       <w:pPr>
@@ -1896,8 +2051,8 @@
         <w:rPr/>
       </w:pPr>
       <w:bookmarkStart w:id="16" w:name="__RefHeading___Toc508_346844924"/>
-      <w:bookmarkStart w:id="17" w:name="_Toc220924527"/>
-      <w:bookmarkStart w:id="18" w:name="_Toc196762888"/>
+      <w:bookmarkStart w:id="17" w:name="_Toc196762888"/>
+      <w:bookmarkStart w:id="18" w:name="_Toc220924527"/>
       <w:bookmarkEnd w:id="16"/>
       <w:r>
         <w:rPr/>
@@ -1930,12 +2085,12 @@
       </w:r>
     </w:p>
     <w:sectPr>
-      <w:headerReference w:type="even" r:id="rId5"/>
-      <w:headerReference w:type="default" r:id="rId6"/>
-      <w:headerReference w:type="first" r:id="rId7"/>
-      <w:footerReference w:type="even" r:id="rId8"/>
-      <w:footerReference w:type="default" r:id="rId9"/>
-      <w:footerReference w:type="first" r:id="rId10"/>
+      <w:headerReference w:type="even" r:id="rId6"/>
+      <w:headerReference w:type="default" r:id="rId7"/>
+      <w:headerReference w:type="first" r:id="rId8"/>
+      <w:footerReference w:type="even" r:id="rId9"/>
+      <w:footerReference w:type="default" r:id="rId10"/>
+      <w:footerReference w:type="first" r:id="rId11"/>
       <w:type w:val="nextPage"/>
       <w:pgSz w:w="11906" w:h="16838"/>
       <w:pgMar w:left="1417" w:right="1417" w:gutter="0" w:header="708" w:top="1417" w:footer="708" w:bottom="1134"/>
@@ -1954,7 +2109,6 @@
   <w:p>
     <w:pPr>
       <w:pStyle w:val="Footer"/>
-      <w:suppressLineNumbers/>
       <w:spacing w:before="0" w:after="160"/>
       <w:rPr/>
     </w:pPr>
@@ -2015,7 +2169,7 @@
     </w:r>
     <w:r>
       <w:rPr/>
-      <w:t>09.02.2026</w:t>
+      <w:t>09.03.2026</w:t>
     </w:r>
     <w:r>
       <w:rPr/>
@@ -2046,7 +2200,6 @@
   <w:p>
     <w:pPr>
       <w:pStyle w:val="Header"/>
-      <w:suppressLineNumbers/>
       <w:spacing w:before="0" w:after="160"/>
       <w:rPr/>
     </w:pPr>
@@ -3606,6 +3759,13 @@
       <w:rFonts w:ascii="Wingdings" w:hAnsi="Wingdings"/>
     </w:rPr>
   </w:style>
+  <w:style w:type="character" w:styleId="SourceText">
+    <w:name w:val="Source Text"/>
+    <w:qFormat/>
+    <w:rPr>
+      <w:rFonts w:ascii="Liberation Mono" w:hAnsi="Liberation Mono" w:eastAsia="Liberation Mono" w:cs="Liberation Mono"/>
+    </w:rPr>
+  </w:style>
   <w:style w:type="paragraph" w:styleId="Heading" w:customStyle="1">
     <w:name w:val="Heading"/>
     <w:basedOn w:val="Normal"/>
@@ -3859,8 +4019,8 @@
     <w:pPr/>
     <w:rPr/>
   </w:style>
-  <w:style w:type="paragraph" w:styleId="FrameContentsuser" w:customStyle="1">
-    <w:name w:val="Frame Contents (user)"/>
+  <w:style w:type="paragraph" w:styleId="FrameContents" w:customStyle="1">
+    <w:name w:val="Frame Contents"/>
     <w:basedOn w:val="Normal"/>
     <w:qFormat/>
     <w:pPr/>
@@ -3879,6 +4039,7 @@
       </w:pBdr>
     </w:pPr>
     <w:rPr>
+      <w:rFonts w:ascii="Liberation Mono" w:hAnsi="Liberation Mono"/>
       <w:i/>
       <w:lang w:val="en-US"/>
     </w:rPr>

--- a/Dokumentation/Protokoll.docx
+++ b/Dokumentation/Protokoll.docx
@@ -69,7 +69,7 @@
       </w:r>
       <w:r>
         <w:rPr/>
-        <w:t>9. März 2026</w:t>
+        <w:t>18. März 2026</w:t>
       </w:r>
       <w:r>
         <w:rPr/>
@@ -178,8 +178,6 @@
         <w:p>
           <w:pPr>
             <w:pStyle w:val="TOCHeading"/>
-            <w:spacing w:before="0" w:after="0"/>
-            <w:ind w:hanging="0" w:start="0"/>
             <w:rPr/>
           </w:pPr>
           <w:r>
@@ -206,7 +204,7 @@
             <w:rPr>
               <w:rStyle w:val="IndexLink"/>
             </w:rPr>
-            <w:instrText xml:space="preserve"> TOC \f \t "Überschrift 1;1;Überschrift 2;2;Überschrift 3;3;Überschrift 4;4;Überschrift 5;5;Überschrift 6;6;Überschrift 7;7;Überschrift 8;8;Überschrift 9;9" \h</w:instrText>
+            <w:instrText xml:space="preserve"> TOC \f \o "1-9" \t "Überschrift 1;1;Überschrift 2;2;Überschrift 3;3;Überschrift 4;4;Überschrift 5;5;Überschrift 6;6;Überschrift 7;7;Überschrift 8;8;Überschrift 9;9" \h</w:instrText>
           </w:r>
           <w:r>
             <w:rPr>
@@ -214,17 +212,36 @@
             </w:rPr>
             <w:fldChar w:fldCharType="separate"/>
           </w:r>
-          <w:r>
-            <w:rPr>
-              <w:rStyle w:val="IndexLink"/>
-            </w:rPr>
-            <w:t>Hardware</w:t>
-          </w:r>
-          <w:r>
+          <w:hyperlink w:anchor="__RefHeading___Toc506_346844924" w:tooltip="Hardware">
+            <w:r>
+              <w:rPr>
+                <w:rStyle w:val="IndexLink"/>
+              </w:rPr>
+              <w:t>Hardware</w:t>
+              <w:tab/>
+              <w:t>2</w:t>
+            </w:r>
+          </w:hyperlink>
+        </w:p>
+        <w:p>
+          <w:pPr>
+            <w:pStyle w:val="TOC1"/>
+            <w:tabs>
+              <w:tab w:val="clear" w:pos="708"/>
+              <w:tab w:val="right" w:pos="9071" w:leader="dot"/>
+            </w:tabs>
             <w:rPr/>
-            <w:tab/>
-            <w:t>2</w:t>
-          </w:r>
+          </w:pPr>
+          <w:hyperlink w:anchor="__RefHeading___Toc506_346844924" w:tooltip="Hardware">
+            <w:r>
+              <w:rPr>
+                <w:rStyle w:val="IndexLink"/>
+              </w:rPr>
+              <w:t>Hardware</w:t>
+              <w:tab/>
+              <w:t>2</w:t>
+            </w:r>
+          </w:hyperlink>
         </w:p>
         <w:p>
           <w:pPr>
@@ -235,12 +252,16 @@
             </w:tabs>
             <w:rPr/>
           </w:pPr>
-          <w:r>
-            <w:rPr/>
-            <w:t>Raspberry Pi Setup</w:t>
-            <w:tab/>
-            <w:t>2</w:t>
-          </w:r>
+          <w:hyperlink w:anchor="__RefHeading___Toc518_346844924" w:tooltip="Raspberry Pi Setup">
+            <w:r>
+              <w:rPr>
+                <w:rStyle w:val="IndexLink"/>
+              </w:rPr>
+              <w:t>Raspberry Pi Setup</w:t>
+              <w:tab/>
+              <w:t>2</w:t>
+            </w:r>
+          </w:hyperlink>
         </w:p>
         <w:p>
           <w:pPr>
@@ -251,12 +272,16 @@
             </w:tabs>
             <w:rPr/>
           </w:pPr>
-          <w:r>
-            <w:rPr/>
-            <w:t>Seriell mit dem Raspberry verbinden</w:t>
-            <w:tab/>
-            <w:t>2</w:t>
-          </w:r>
+          <w:hyperlink w:anchor="__RefHeading___Toc518_346844924" w:tooltip="Raspberry Pi Setup">
+            <w:r>
+              <w:rPr>
+                <w:rStyle w:val="IndexLink"/>
+              </w:rPr>
+              <w:t>Raspberry Pi Setup</w:t>
+              <w:tab/>
+              <w:t>2</w:t>
+            </w:r>
+          </w:hyperlink>
         </w:p>
         <w:p>
           <w:pPr>
@@ -267,12 +292,16 @@
             </w:tabs>
             <w:rPr/>
           </w:pPr>
-          <w:r>
-            <w:rPr/>
-            <w:t>WLAN-Konfiguration</w:t>
-            <w:tab/>
-            <w:t>3</w:t>
-          </w:r>
+          <w:hyperlink w:anchor="__RefHeading___Toc524_346844924" w:tooltip="Seriell mit dem Raspberry verbinden">
+            <w:r>
+              <w:rPr>
+                <w:rStyle w:val="IndexLink"/>
+              </w:rPr>
+              <w:t>Seriell mit dem Raspberry verbinden</w:t>
+              <w:tab/>
+              <w:t>2</w:t>
+            </w:r>
+          </w:hyperlink>
         </w:p>
         <w:p>
           <w:pPr>
@@ -283,12 +312,116 @@
             </w:tabs>
             <w:rPr/>
           </w:pPr>
-          <w:r>
+          <w:hyperlink w:anchor="__RefHeading___Toc524_346844924" w:tooltip="Seriell mit dem Raspberry verbinden">
+            <w:r>
+              <w:rPr>
+                <w:rStyle w:val="IndexLink"/>
+              </w:rPr>
+              <w:t>Seriell mit dem Raspberry verbinden</w:t>
+              <w:tab/>
+              <w:t>2</w:t>
+            </w:r>
+          </w:hyperlink>
+        </w:p>
+        <w:p>
+          <w:pPr>
+            <w:pStyle w:val="TOC2"/>
+            <w:tabs>
+              <w:tab w:val="clear" w:pos="708"/>
+              <w:tab w:val="right" w:pos="9071" w:leader="dot"/>
+            </w:tabs>
             <w:rPr/>
-            <w:t>Sensoren implementieren</w:t>
-            <w:tab/>
-            <w:t>4</w:t>
-          </w:r>
+          </w:pPr>
+          <w:hyperlink w:anchor="__RefHeading___Toc522_346844924" w:tooltip="WLAN-Konfiguration">
+            <w:r>
+              <w:rPr>
+                <w:rStyle w:val="IndexLink"/>
+              </w:rPr>
+              <w:t>WLAN-Konfiguration</w:t>
+              <w:tab/>
+              <w:t>3</w:t>
+            </w:r>
+          </w:hyperlink>
+        </w:p>
+        <w:p>
+          <w:pPr>
+            <w:pStyle w:val="TOC2"/>
+            <w:tabs>
+              <w:tab w:val="clear" w:pos="708"/>
+              <w:tab w:val="right" w:pos="9071" w:leader="dot"/>
+            </w:tabs>
+            <w:rPr/>
+          </w:pPr>
+          <w:hyperlink w:anchor="__RefHeading___Toc522_346844924" w:tooltip="WLAN-Konfiguration">
+            <w:r>
+              <w:rPr>
+                <w:rStyle w:val="IndexLink"/>
+              </w:rPr>
+              <w:t>WLAN-Konfiguration</w:t>
+              <w:tab/>
+              <w:t>3</w:t>
+            </w:r>
+          </w:hyperlink>
+        </w:p>
+        <w:p>
+          <w:pPr>
+            <w:pStyle w:val="TOC2"/>
+            <w:tabs>
+              <w:tab w:val="clear" w:pos="708"/>
+              <w:tab w:val="right" w:pos="9071" w:leader="dot"/>
+            </w:tabs>
+            <w:rPr/>
+          </w:pPr>
+          <w:hyperlink w:anchor="__RefHeading___Toc516_346844924" w:tooltip="Sensoren implementieren">
+            <w:r>
+              <w:rPr>
+                <w:rStyle w:val="IndexLink"/>
+              </w:rPr>
+              <w:t>Sensoren implementieren</w:t>
+              <w:tab/>
+              <w:t>4</w:t>
+            </w:r>
+          </w:hyperlink>
+        </w:p>
+        <w:p>
+          <w:pPr>
+            <w:pStyle w:val="TOC2"/>
+            <w:tabs>
+              <w:tab w:val="clear" w:pos="708"/>
+              <w:tab w:val="right" w:pos="9071" w:leader="dot"/>
+            </w:tabs>
+            <w:rPr/>
+          </w:pPr>
+          <w:hyperlink w:anchor="__RefHeading___Toc516_346844924" w:tooltip="Sensoren implementieren">
+            <w:r>
+              <w:rPr>
+                <w:rStyle w:val="IndexLink"/>
+              </w:rPr>
+              <w:t>Sensoren implementieren</w:t>
+              <w:tab/>
+              <w:t>4</w:t>
+            </w:r>
+          </w:hyperlink>
+        </w:p>
+        <w:p>
+          <w:pPr>
+            <w:pStyle w:val="TOC3"/>
+            <w:tabs>
+              <w:tab w:val="clear" w:pos="708"/>
+              <w:tab w:val="right" w:pos="9071" w:leader="dot"/>
+            </w:tabs>
+            <w:rPr/>
+          </w:pPr>
+          <w:hyperlink w:anchor="__RefHeading___Toc6087_3874765105" w:tooltip="DHT 22">
+            <w:r>
+              <w:rPr>
+                <w:rStyle w:val="IndexLink"/>
+              </w:rPr>
+              <w:t>DHT 22</w:t>
+              <w:tab/>
+              <w:t>4</w:t>
+            </w:r>
+          </w:hyperlink>
         </w:p>
         <w:p>
           <w:pPr>
@@ -299,12 +432,56 @@
             </w:tabs>
             <w:rPr/>
           </w:pPr>
-          <w:r>
+          <w:hyperlink w:anchor="__RefHeading___Toc6089_3874765105" w:tooltip="Software">
+            <w:r>
+              <w:rPr>
+                <w:rStyle w:val="IndexLink"/>
+              </w:rPr>
+              <w:t>Software</w:t>
+              <w:tab/>
+              <w:t>5</w:t>
+            </w:r>
+          </w:hyperlink>
+        </w:p>
+        <w:p>
+          <w:pPr>
+            <w:pStyle w:val="TOC2"/>
+            <w:tabs>
+              <w:tab w:val="clear" w:pos="708"/>
+              <w:tab w:val="right" w:pos="9071" w:leader="dot"/>
+            </w:tabs>
             <w:rPr/>
-            <w:t>Abbildungsverzeichnis</w:t>
-            <w:tab/>
-            <w:t>6</w:t>
-          </w:r>
+          </w:pPr>
+          <w:hyperlink w:anchor="__RefHeading___Toc6091_3874765105" w:tooltip="Ordnerstruktur am Raspberry">
+            <w:r>
+              <w:rPr>
+                <w:rStyle w:val="IndexLink"/>
+              </w:rPr>
+              <w:t>Ordnerstruktur am Raspberry</w:t>
+              <w:tab/>
+              <w:t>5</w:t>
+            </w:r>
+          </w:hyperlink>
+        </w:p>
+        <w:p>
+          <w:pPr>
+            <w:pStyle w:val="TOC2"/>
+            <w:tabs>
+              <w:tab w:val="clear" w:pos="708"/>
+              <w:tab w:val="right" w:pos="9071" w:leader="dot"/>
+            </w:tabs>
+            <w:rPr/>
+          </w:pPr>
+          <w:hyperlink w:anchor="__RefHeading___Toc6093_3874765105" w:tooltip="Web Server installieren">
+            <w:r>
+              <w:rPr>
+                <w:rStyle w:val="IndexLink"/>
+              </w:rPr>
+              <w:t>Web Server installieren</w:t>
+              <w:tab/>
+              <w:t>5</w:t>
+            </w:r>
+          </w:hyperlink>
         </w:p>
         <w:p>
           <w:pPr>
@@ -315,14 +492,80 @@
             </w:tabs>
             <w:rPr/>
           </w:pPr>
+          <w:hyperlink w:anchor="__RefHeading___Toc510_346844924" w:tooltip="Abbildungsverzeichnis">
+            <w:r>
+              <w:rPr>
+                <w:rStyle w:val="IndexLink"/>
+              </w:rPr>
+              <w:t>Abbildungsverzeichnis</w:t>
+              <w:tab/>
+              <w:t>6</w:t>
+            </w:r>
+          </w:hyperlink>
+        </w:p>
+        <w:p>
+          <w:pPr>
+            <w:pStyle w:val="TOC1"/>
+            <w:tabs>
+              <w:tab w:val="clear" w:pos="708"/>
+              <w:tab w:val="right" w:pos="9071" w:leader="dot"/>
+            </w:tabs>
+            <w:rPr/>
+          </w:pPr>
+          <w:hyperlink w:anchor="__RefHeading___Toc510_346844924" w:tooltip="Abbildungsverzeichnis">
+            <w:r>
+              <w:rPr>
+                <w:rStyle w:val="IndexLink"/>
+              </w:rPr>
+              <w:t>Abbildungsverzeichnis</w:t>
+              <w:tab/>
+              <w:t>6</w:t>
+            </w:r>
+          </w:hyperlink>
+        </w:p>
+        <w:p>
+          <w:pPr>
+            <w:pStyle w:val="TOC1"/>
+            <w:tabs>
+              <w:tab w:val="clear" w:pos="708"/>
+              <w:tab w:val="right" w:pos="9071" w:leader="dot"/>
+            </w:tabs>
+            <w:rPr/>
+          </w:pPr>
+          <w:hyperlink w:anchor="__RefHeading___Toc508_346844924" w:tooltip="Literaturverzeichnis">
+            <w:r>
+              <w:rPr>
+                <w:rStyle w:val="IndexLink"/>
+              </w:rPr>
+              <w:t>Literaturverzeichnis</w:t>
+              <w:tab/>
+              <w:t>6</w:t>
+            </w:r>
+          </w:hyperlink>
+        </w:p>
+        <w:p>
+          <w:pPr>
+            <w:pStyle w:val="TOC1"/>
+            <w:tabs>
+              <w:tab w:val="clear" w:pos="708"/>
+              <w:tab w:val="right" w:pos="9071" w:leader="dot"/>
+            </w:tabs>
+            <w:rPr/>
+          </w:pPr>
+          <w:hyperlink w:anchor="__RefHeading___Toc508_346844924" w:tooltip="Literaturverzeichnis">
+            <w:r>
+              <w:rPr>
+                <w:rStyle w:val="IndexLink"/>
+              </w:rPr>
+              <w:t>Literaturverzeichnis</w:t>
+              <w:tab/>
+              <w:t>6</w:t>
+            </w:r>
+          </w:hyperlink>
           <w:r>
-            <w:rPr/>
-            <w:t>Literaturverzeichnis</w:t>
-            <w:tab/>
-            <w:t>6</w:t>
-          </w:r>
-          <w:r>
-            <w:rPr/>
+            <w:rPr>
+              <w:rStyle w:val="IndexLink"/>
+            </w:rPr>
             <w:fldChar w:fldCharType="end"/>
           </w:r>
         </w:p>
@@ -1305,6 +1548,8 @@
         <w:ind w:hanging="0" w:start="0"/>
         <w:rPr/>
       </w:pPr>
+      <w:bookmarkStart w:id="13" w:name="__RefHeading___Toc6087_3874765105"/>
+      <w:bookmarkEnd w:id="13"/>
       <w:r>
         <w:rPr/>
         <w:t>DHT 22</w:t>
@@ -1763,6 +2008,8 @@
         <w:ind w:hanging="0" w:start="0"/>
         <w:rPr/>
       </w:pPr>
+      <w:bookmarkStart w:id="14" w:name="__RefHeading___Toc6089_3874765105"/>
+      <w:bookmarkEnd w:id="14"/>
       <w:r>
         <w:rPr/>
         <w:t>Software</w:t>
@@ -1778,6 +2025,34 @@
         <w:ind w:hanging="0" w:start="0"/>
         <w:rPr/>
       </w:pPr>
+      <w:bookmarkStart w:id="15" w:name="__RefHeading___Toc6091_3874765105"/>
+      <w:bookmarkEnd w:id="15"/>
+      <w:r>
+        <w:rPr/>
+        <w:t>Ordnerstruktur am Raspberry</w:t>
+      </w:r>
+    </w:p>
+    <w:p>
+      <w:pPr>
+        <w:pStyle w:val="BodyText"/>
+        <w:rPr/>
+      </w:pPr>
+      <w:r>
+        <w:rPr/>
+      </w:r>
+    </w:p>
+    <w:p>
+      <w:pPr>
+        <w:pStyle w:val="Heading2"/>
+        <w:numPr>
+          <w:ilvl w:val="1"/>
+          <w:numId w:val="1"/>
+        </w:numPr>
+        <w:ind w:hanging="0" w:start="0"/>
+        <w:rPr/>
+      </w:pPr>
+      <w:bookmarkStart w:id="16" w:name="__RefHeading___Toc6093_3874765105"/>
+      <w:bookmarkEnd w:id="16"/>
       <w:r>
         <w:rPr/>
         <w:t>Web Server installieren</w:t>
@@ -1853,6 +2128,28 @@
         </w:rPr>
         <w:t>“ erreichbar.</w:t>
       </w:r>
+    </w:p>
+    <w:p>
+      <w:pPr>
+        <w:pStyle w:val="BodyText"/>
+        <w:widowControl/>
+        <w:suppressAutoHyphens w:val="true"/>
+        <w:bidi w:val="0"/>
+        <w:spacing w:lineRule="auto" w:line="276"/>
+        <w:jc w:val="start"/>
+        <w:rPr>
+          <w:rStyle w:val="SourceText"/>
+          <w:rFonts w:eastAsia="Arial" w:cs="Arial"/>
+          <w:color w:val="auto"/>
+          <w:kern w:val="2"/>
+          <w:sz w:val="24"/>
+          <w:szCs w:val="24"/>
+          <w:lang w:val="de-DE" w:eastAsia="en-US" w:bidi="ar-SA"/>
+        </w:rPr>
+      </w:pPr>
+      <w:r>
+        <w:rPr/>
+      </w:r>
       <w:r>
         <w:br w:type="page"/>
       </w:r>
@@ -1867,16 +2164,16 @@
         <w:spacing w:before="0" w:after="80"/>
         <w:rPr/>
       </w:pPr>
-      <w:bookmarkStart w:id="13" w:name="__RefHeading___Toc510_346844924"/>
-      <w:bookmarkStart w:id="14" w:name="_Toc196762887"/>
-      <w:bookmarkStart w:id="15" w:name="_Toc220924526"/>
-      <w:bookmarkEnd w:id="13"/>
+      <w:bookmarkStart w:id="17" w:name="__RefHeading___Toc510_346844924"/>
+      <w:bookmarkStart w:id="18" w:name="_Toc220924526"/>
+      <w:bookmarkStart w:id="19" w:name="_Toc196762887"/>
+      <w:bookmarkEnd w:id="17"/>
       <w:r>
         <w:rPr/>
         <w:t>Abbildungsverzeichnis</w:t>
       </w:r>
-      <w:bookmarkEnd w:id="14"/>
-      <w:bookmarkEnd w:id="15"/>
+      <w:bookmarkEnd w:id="18"/>
+      <w:bookmarkEnd w:id="19"/>
     </w:p>
     <w:p>
       <w:pPr>
@@ -1891,22 +2188,53 @@
         <w:fldChar w:fldCharType="begin"/>
       </w:r>
       <w:r>
+        <w:rPr/>
+      </w:r>
+      <w:r>
+        <w:rPr/>
+      </w:r>
+      <w:r>
+        <w:fldChar w:fldCharType="begin"/>
+      </w:r>
+      <w:r>
         <w:rPr>
-          <w:vanish/>
+          <w:rStyle w:val="Hyperlink"/>
         </w:rPr>
       </w:r>
-      <w:r>
-        <w:rPr>
-          <w:vanish/>
-        </w:rPr>
-      </w:r>
       <w:hyperlink w:anchor="_Toc177567445" w:tgtFrame="_top">
+        <w:r>
+          <w:rPr>
+            <w:rStyle w:val="Hyperlink"/>
+          </w:rPr>
+        </w:r>
+        <w:r>
+          <w:rPr>
+            <w:rStyle w:val="Hyperlink"/>
+          </w:rPr>
+          <w:fldChar w:fldCharType="separate"/>
+        </w:r>
+        <w:r>
+          <w:rPr>
+            <w:rStyle w:val="Hyperlink"/>
+          </w:rPr>
+        </w:r>
+        <w:r>
+          <w:rPr>
+            <w:rStyle w:val="Hyperlink"/>
+          </w:rPr>
+        </w:r>
+        <w:r>
+          <w:rPr>
+            <w:rStyle w:val="Hyperlink"/>
+          </w:rPr>
+          <w:fldChar w:fldCharType="end"/>
+        </w:r>
         <w:r>
           <w:rPr>
             <w:rStyle w:val="Hyperlink"/>
             <w:vanish/>
           </w:rPr>
-          <w:fldChar w:fldCharType="begin"/>
+          <w:t xml:space="preserve"> PAGEREF _Toc177567445 \h Error: Reference source not found</w:t>
         </w:r>
       </w:hyperlink>
       <w:r>
@@ -1914,6 +2242,33 @@
           <w:rStyle w:val="Hyperlink"/>
           <w:vanish/>
         </w:rPr>
+        <w:fldChar w:fldCharType="separate"/>
+      </w:r>
+      <w:r>
+        <w:rPr>
+          <w:rStyle w:val="Hyperlink"/>
+          <w:vanish/>
+        </w:rPr>
+      </w:r>
+      <w:r>
+        <w:rPr>
+          <w:rStyle w:val="Hyperlink"/>
+          <w:vanish/>
+        </w:rPr>
+      </w:r>
+      <w:r>
+        <w:rPr>
+          <w:rStyle w:val="Hyperlink"/>
+          <w:vanish/>
+        </w:rPr>
+        <w:fldChar w:fldCharType="end"/>
+      </w:r>
+      <w:r>
+        <w:rPr>
+          <w:rStyle w:val="Hyperlink"/>
+          <w:vanish/>
+        </w:rPr>
+        <w:fldChar w:fldCharType="begin"/>
       </w:r>
       <w:r>
         <w:rPr>
@@ -1943,94 +2298,6 @@
         </w:rPr>
         <w:fldChar w:fldCharType="end"/>
       </w:r>
-      <w:r>
-        <w:rPr>
-          <w:rStyle w:val="Hyperlink"/>
-          <w:vanish/>
-        </w:rPr>
-        <w:fldChar w:fldCharType="separate"/>
-      </w:r>
-      <w:r>
-        <w:rPr>
-          <w:rStyle w:val="Hyperlink"/>
-          <w:vanish/>
-        </w:rPr>
-      </w:r>
-      <w:r>
-        <w:rPr>
-          <w:rStyle w:val="Hyperlink"/>
-          <w:vanish/>
-        </w:rPr>
-      </w:r>
-      <w:r>
-        <w:rPr>
-          <w:rStyle w:val="Hyperlink"/>
-          <w:vanish/>
-        </w:rPr>
-        <w:fldChar w:fldCharType="end"/>
-      </w:r>
-      <w:r>
-        <w:rPr>
-          <w:rStyle w:val="Hyperlink"/>
-          <w:vanish/>
-        </w:rPr>
-        <w:fldChar w:fldCharType="begin"/>
-      </w:r>
-      <w:r>
-        <w:rPr>
-          <w:rStyle w:val="Hyperlink"/>
-          <w:vanish/>
-        </w:rPr>
-        <w:instrText xml:space="preserve"> PAGEREF _Toc177567445 \h </w:instrText>
-      </w:r>
-      <w:r>
-        <w:rPr>
-          <w:rStyle w:val="Hyperlink"/>
-          <w:vanish/>
-        </w:rPr>
-        <w:fldChar w:fldCharType="separate"/>
-      </w:r>
-      <w:r>
-        <w:rPr>
-          <w:rStyle w:val="Hyperlink"/>
-          <w:vanish/>
-        </w:rPr>
-        <w:t>Error: Reference source not found</w:t>
-      </w:r>
-      <w:r>
-        <w:rPr>
-          <w:rStyle w:val="Hyperlink"/>
-          <w:vanish/>
-        </w:rPr>
-        <w:fldChar w:fldCharType="end"/>
-      </w:r>
-      <w:r>
-        <w:rPr>
-          <w:rStyle w:val="Hyperlink"/>
-          <w:vanish/>
-        </w:rPr>
-        <w:fldChar w:fldCharType="separate"/>
-      </w:r>
-      <w:r>
-        <w:rPr>
-          <w:rStyle w:val="Hyperlink"/>
-          <w:vanish/>
-        </w:rPr>
-      </w:r>
-      <w:r/>
-      <w:r>
-        <w:rPr>
-          <w:rStyle w:val="Hyperlink"/>
-          <w:vanish/>
-        </w:rPr>
-        <w:fldChar w:fldCharType="end"/>
-      </w:r>
-      <w:r>
-        <w:rPr>
-          <w:rStyle w:val="Hyperlink"/>
-          <w:vanish/>
-        </w:rPr>
-      </w:r>
     </w:p>
     <w:p>
       <w:pPr>
@@ -2050,16 +2317,16 @@
         </w:numPr>
         <w:rPr/>
       </w:pPr>
-      <w:bookmarkStart w:id="16" w:name="__RefHeading___Toc508_346844924"/>
-      <w:bookmarkStart w:id="17" w:name="_Toc196762888"/>
-      <w:bookmarkStart w:id="18" w:name="_Toc220924527"/>
-      <w:bookmarkEnd w:id="16"/>
+      <w:bookmarkStart w:id="20" w:name="__RefHeading___Toc508_346844924"/>
+      <w:bookmarkStart w:id="21" w:name="_Toc220924527"/>
+      <w:bookmarkStart w:id="22" w:name="_Toc196762888"/>
+      <w:bookmarkEnd w:id="20"/>
       <w:r>
         <w:rPr/>
         <w:t>Literaturverzeichnis</w:t>
       </w:r>
-      <w:bookmarkEnd w:id="17"/>
-      <w:bookmarkEnd w:id="18"/>
+      <w:bookmarkEnd w:id="21"/>
+      <w:bookmarkEnd w:id="22"/>
     </w:p>
     <w:p>
       <w:pPr>
@@ -2169,7 +2436,7 @@
     </w:r>
     <w:r>
       <w:rPr/>
-      <w:t>09.03.2026</w:t>
+      <w:t>18.03.2026</w:t>
     </w:r>
     <w:r>
       <w:rPr/>
@@ -4019,8 +4286,8 @@
     <w:pPr/>
     <w:rPr/>
   </w:style>
-  <w:style w:type="paragraph" w:styleId="FrameContents" w:customStyle="1">
-    <w:name w:val="Frame Contents"/>
+  <w:style w:type="paragraph" w:styleId="FrameContentsuser" w:customStyle="1">
+    <w:name w:val="Frame Contents (user)"/>
     <w:basedOn w:val="Normal"/>
     <w:qFormat/>
     <w:pPr/>

--- a/Dokumentation/Protokoll.docx
+++ b/Dokumentation/Protokoll.docx
@@ -69,7 +69,7 @@
       </w:r>
       <w:r>
         <w:rPr/>
-        <w:t>18. März 2026</w:t>
+        <w:t>23. März 2026</w:t>
       </w:r>
       <w:r>
         <w:rPr/>
@@ -588,7 +588,7 @@
         <w:pStyle w:val="berschrift1"/>
         <w:numPr>
           <w:ilvl w:val="0"/>
-          <w:numId w:val="1"/>
+          <w:numId w:val="2"/>
         </w:numPr>
         <w:spacing w:before="0" w:after="80"/>
         <w:rPr/>
@@ -655,7 +655,7 @@
         <w:pStyle w:val="berschrift2"/>
         <w:numPr>
           <w:ilvl w:val="1"/>
-          <w:numId w:val="1"/>
+          <w:numId w:val="2"/>
         </w:numPr>
         <w:rPr/>
       </w:pPr>
@@ -667,86 +667,6 @@
         <w:t>Raspberry Pi Setup</w:t>
       </w:r>
       <w:bookmarkEnd w:id="3"/>
-    </w:p>
-    <w:p>
-      <w:pPr>
-        <w:pStyle w:val="ListParagraph"/>
-        <w:numPr>
-          <w:ilvl w:val="0"/>
-          <w:numId w:val="2"/>
-        </w:numPr>
-        <w:rPr/>
-      </w:pPr>
-      <w:r>
-        <w:rPr/>
-        <w:t>Raspberry Pi Zero 2W</w:t>
-      </w:r>
-    </w:p>
-    <w:p>
-      <w:pPr>
-        <w:pStyle w:val="ListParagraph"/>
-        <w:numPr>
-          <w:ilvl w:val="0"/>
-          <w:numId w:val="2"/>
-        </w:numPr>
-        <w:rPr/>
-      </w:pPr>
-      <w:r>
-        <w:rPr/>
-        <w:t>Micro USB Cabel</w:t>
-      </w:r>
-    </w:p>
-    <w:p>
-      <w:pPr>
-        <w:pStyle w:val="ListParagraph"/>
-        <w:numPr>
-          <w:ilvl w:val="0"/>
-          <w:numId w:val="2"/>
-        </w:numPr>
-        <w:rPr/>
-      </w:pPr>
-      <w:r>
-        <w:rPr/>
-        <w:t>Micro-SD mit min. 32GB Speicher</w:t>
-      </w:r>
-    </w:p>
-    <w:p>
-      <w:pPr>
-        <w:pStyle w:val="ListParagraph"/>
-        <w:numPr>
-          <w:ilvl w:val="0"/>
-          <w:numId w:val="2"/>
-        </w:numPr>
-        <w:rPr/>
-      </w:pPr>
-      <w:r>
-        <w:rPr/>
-        <w:t xml:space="preserve">PC/Laptop mit Micro-SD Kompatibilität </w:t>
-      </w:r>
-    </w:p>
-    <w:p>
-      <w:pPr>
-        <w:pStyle w:val="ListParagraph"/>
-        <w:numPr>
-          <w:ilvl w:val="0"/>
-          <w:numId w:val="2"/>
-        </w:numPr>
-        <w:rPr/>
-      </w:pPr>
-      <w:r>
-        <w:rPr/>
-        <w:t>Raspberry Pi Imager</w:t>
-      </w:r>
-    </w:p>
-    <w:p>
-      <w:pPr>
-        <w:pStyle w:val="Normal"/>
-        <w:rPr/>
-      </w:pPr>
-      <w:r>
-        <w:rPr/>
-        <w:t>Ablauf:</w:t>
-      </w:r>
     </w:p>
     <w:p>
       <w:pPr>
@@ -759,7 +679,7 @@
       </w:pPr>
       <w:r>
         <w:rPr/>
-        <w:t>Mit Raspberry Pi Imager, Raspberry OS Lite, auf Micro-SD laden</w:t>
+        <w:t>Raspberry Pi Zero 2W</w:t>
       </w:r>
     </w:p>
     <w:p>
@@ -773,8 +693,7 @@
       </w:pPr>
       <w:r>
         <w:rPr/>
-        <w:tab/>
-        <w:t>SSH aktivieren</w:t>
+        <w:t>Micro USB Cabel</w:t>
       </w:r>
     </w:p>
     <w:p>
@@ -788,8 +707,7 @@
       </w:pPr>
       <w:r>
         <w:rPr/>
-        <w:tab/>
-        <w:t>WLAN aktivieren</w:t>
+        <w:t>Micro-SD mit min. 32GB Speicher</w:t>
       </w:r>
     </w:p>
     <w:p>
@@ -803,7 +721,7 @@
       </w:pPr>
       <w:r>
         <w:rPr/>
-        <w:t>Raspberry Pi Zero 2W an Strom hängen, Micro-SD reinstecken</w:t>
+        <w:t xml:space="preserve">PC/Laptop mit Micro-SD Kompatibilität </w:t>
       </w:r>
     </w:p>
     <w:p>
@@ -817,7 +735,17 @@
       </w:pPr>
       <w:r>
         <w:rPr/>
-        <w:t>Mit PC über Power Shell auf Raspberry verbinden</w:t>
+        <w:t>Raspberry Pi Imager</w:t>
+      </w:r>
+    </w:p>
+    <w:p>
+      <w:pPr>
+        <w:pStyle w:val="Normal"/>
+        <w:rPr/>
+      </w:pPr>
+      <w:r>
+        <w:rPr/>
+        <w:t>Ablauf:</w:t>
       </w:r>
     </w:p>
     <w:p>
@@ -825,7 +753,79 @@
         <w:pStyle w:val="ListParagraph"/>
         <w:numPr>
           <w:ilvl w:val="0"/>
-          <w:numId w:val="3"/>
+          <w:numId w:val="4"/>
+        </w:numPr>
+        <w:rPr/>
+      </w:pPr>
+      <w:r>
+        <w:rPr/>
+        <w:t>Mit Raspberry Pi Imager, Raspberry OS Lite, auf Micro-SD laden</w:t>
+      </w:r>
+    </w:p>
+    <w:p>
+      <w:pPr>
+        <w:pStyle w:val="ListParagraph"/>
+        <w:numPr>
+          <w:ilvl w:val="0"/>
+          <w:numId w:val="4"/>
+        </w:numPr>
+        <w:rPr/>
+      </w:pPr>
+      <w:r>
+        <w:rPr/>
+        <w:tab/>
+        <w:t>SSH aktivieren</w:t>
+      </w:r>
+    </w:p>
+    <w:p>
+      <w:pPr>
+        <w:pStyle w:val="ListParagraph"/>
+        <w:numPr>
+          <w:ilvl w:val="0"/>
+          <w:numId w:val="4"/>
+        </w:numPr>
+        <w:rPr/>
+      </w:pPr>
+      <w:r>
+        <w:rPr/>
+        <w:tab/>
+        <w:t>WLAN aktivieren</w:t>
+      </w:r>
+    </w:p>
+    <w:p>
+      <w:pPr>
+        <w:pStyle w:val="ListParagraph"/>
+        <w:numPr>
+          <w:ilvl w:val="0"/>
+          <w:numId w:val="4"/>
+        </w:numPr>
+        <w:rPr/>
+      </w:pPr>
+      <w:r>
+        <w:rPr/>
+        <w:t>Raspberry Pi Zero 2W an Strom hängen, Micro-SD reinstecken</w:t>
+      </w:r>
+    </w:p>
+    <w:p>
+      <w:pPr>
+        <w:pStyle w:val="ListParagraph"/>
+        <w:numPr>
+          <w:ilvl w:val="0"/>
+          <w:numId w:val="4"/>
+        </w:numPr>
+        <w:rPr/>
+      </w:pPr>
+      <w:r>
+        <w:rPr/>
+        <w:t>Mit PC über Power Shell auf Raspberry verbinden</w:t>
+      </w:r>
+    </w:p>
+    <w:p>
+      <w:pPr>
+        <w:pStyle w:val="ListParagraph"/>
+        <w:numPr>
+          <w:ilvl w:val="0"/>
+          <w:numId w:val="4"/>
         </w:numPr>
         <w:rPr/>
       </w:pPr>
@@ -1419,7 +1419,7 @@
         <w:pStyle w:val="berschrift2"/>
         <w:numPr>
           <w:ilvl w:val="0"/>
-          <w:numId w:val="1"/>
+          <w:numId w:val="2"/>
         </w:numPr>
         <w:spacing w:before="0" w:after="80"/>
         <w:rPr/>
@@ -1543,7 +1543,7 @@
         <w:pStyle w:val="Heading3"/>
         <w:numPr>
           <w:ilvl w:val="2"/>
-          <w:numId w:val="1"/>
+          <w:numId w:val="2"/>
         </w:numPr>
         <w:ind w:hanging="0" w:start="0"/>
         <w:rPr/>
@@ -2003,7 +2003,7 @@
         <w:pStyle w:val="Heading1"/>
         <w:numPr>
           <w:ilvl w:val="0"/>
-          <w:numId w:val="1"/>
+          <w:numId w:val="2"/>
         </w:numPr>
         <w:ind w:hanging="0" w:start="0"/>
         <w:rPr/>
@@ -2020,7 +2020,7 @@
         <w:pStyle w:val="Heading2"/>
         <w:numPr>
           <w:ilvl w:val="1"/>
-          <w:numId w:val="1"/>
+          <w:numId w:val="2"/>
         </w:numPr>
         <w:ind w:hanging="0" w:start="0"/>
         <w:rPr/>
@@ -2030,6 +2030,15 @@
       <w:r>
         <w:rPr/>
         <w:t>Ordnerstruktur am Raspberry</w:t>
+      </w:r>
+    </w:p>
+    <w:p>
+      <w:pPr>
+        <w:pStyle w:val="BodyText"/>
+        <w:rPr/>
+      </w:pPr>
+      <w:r>
+        <w:rPr/>
       </w:r>
     </w:p>
     <w:p>
@@ -2046,7 +2055,7 @@
         <w:pStyle w:val="Heading2"/>
         <w:numPr>
           <w:ilvl w:val="1"/>
-          <w:numId w:val="1"/>
+          <w:numId w:val="2"/>
         </w:numPr>
         <w:ind w:hanging="0" w:start="0"/>
         <w:rPr/>
@@ -2083,17 +2092,12 @@
     <w:p>
       <w:pPr>
         <w:pStyle w:val="BodyText"/>
-        <w:widowControl/>
-        <w:suppressAutoHyphens w:val="true"/>
-        <w:bidi w:val="0"/>
-        <w:spacing w:lineRule="auto" w:line="276"/>
-        <w:jc w:val="start"/>
         <w:rPr/>
       </w:pPr>
       <w:r>
         <w:rPr>
           <w:rStyle w:val="SourceText"/>
-          <w:rFonts w:eastAsia="Arial" w:cs="Arial"/>
+          <w:rFonts w:eastAsia="Arial" w:cs="Arial" w:ascii="Arial" w:hAnsi="Arial"/>
           <w:color w:val="auto"/>
           <w:kern w:val="2"/>
           <w:sz w:val="24"/>
@@ -2106,7 +2110,7 @@
         <w:r>
           <w:rPr>
             <w:rStyle w:val="Hyperlink"/>
-            <w:rFonts w:eastAsia="Arial" w:cs="Arial" w:ascii="Liberation Mono" w:hAnsi="Liberation Mono"/>
+            <w:rFonts w:eastAsia="Arial" w:cs="Arial" w:ascii="Arial" w:hAnsi="Arial"/>
             <w:color w:val="auto"/>
             <w:kern w:val="2"/>
             <w:sz w:val="24"/>
@@ -2119,7 +2123,7 @@
       <w:r>
         <w:rPr>
           <w:rStyle w:val="SourceText"/>
-          <w:rFonts w:eastAsia="Arial" w:cs="Arial"/>
+          <w:rFonts w:eastAsia="Arial" w:cs="Arial" w:ascii="Arial" w:hAnsi="Arial"/>
           <w:color w:val="auto"/>
           <w:kern w:val="2"/>
           <w:sz w:val="24"/>
@@ -2132,20 +2136,107 @@
     <w:p>
       <w:pPr>
         <w:pStyle w:val="BodyText"/>
-        <w:widowControl/>
-        <w:suppressAutoHyphens w:val="true"/>
-        <w:bidi w:val="0"/>
-        <w:spacing w:lineRule="auto" w:line="276"/>
-        <w:jc w:val="start"/>
+        <w:rPr/>
+      </w:pPr>
+      <w:r>
         <w:rPr>
           <w:rStyle w:val="SourceText"/>
-          <w:rFonts w:eastAsia="Arial" w:cs="Arial"/>
+          <w:rFonts w:eastAsia="Arial" w:cs="Arial" w:ascii="Arial" w:hAnsi="Arial"/>
           <w:color w:val="auto"/>
           <w:kern w:val="2"/>
           <w:sz w:val="24"/>
           <w:szCs w:val="24"/>
           <w:lang w:val="de-DE" w:eastAsia="en-US" w:bidi="ar-SA"/>
         </w:rPr>
+        <w:t>Danach muss in der „</w:t>
+      </w:r>
+      <w:r>
+        <w:rPr>
+          <w:rStyle w:val="SourceText"/>
+          <w:rFonts w:eastAsia="Arial" w:cs="Arial" w:ascii="Arial" w:hAnsi="Arial"/>
+          <w:color w:val="auto"/>
+          <w:kern w:val="2"/>
+          <w:sz w:val="24"/>
+          <w:szCs w:val="24"/>
+          <w:lang w:val="de-DE" w:eastAsia="en-US" w:bidi="ar-SA"/>
+        </w:rPr>
+        <w:t>000-default.conf</w:t>
+      </w:r>
+      <w:r>
+        <w:rPr>
+          <w:rStyle w:val="SourceText"/>
+          <w:rFonts w:eastAsia="Arial" w:cs="Arial" w:ascii="Arial" w:hAnsi="Arial"/>
+          <w:color w:val="auto"/>
+          <w:kern w:val="2"/>
+          <w:sz w:val="24"/>
+          <w:szCs w:val="24"/>
+          <w:lang w:val="de-DE" w:eastAsia="en-US" w:bidi="ar-SA"/>
+        </w:rPr>
+        <w:t>“ Datei, die in „/etc/apache2/sites-enabled/“ liegt, der Standardpfad von „/var/www/html“ auf „/home/admin/Wetterstation/frontend/dist“ geändert werden.</w:t>
+      </w:r>
+    </w:p>
+    <w:p>
+      <w:pPr>
+        <w:pStyle w:val="Heading2"/>
+        <w:numPr>
+          <w:ilvl w:val="1"/>
+          <w:numId w:val="2"/>
+        </w:numPr>
+        <w:ind w:hanging="0" w:start="0"/>
+        <w:rPr/>
+      </w:pPr>
+      <w:r>
+        <w:rPr>
+          <w:rStyle w:val="SourceText"/>
+          <w:rFonts w:ascii="Arial" w:hAnsi="Arial"/>
+        </w:rPr>
+        <w:t>Autostart mit Deamon</w:t>
+      </w:r>
+    </w:p>
+    <w:p>
+      <w:pPr>
+        <w:pStyle w:val="BodyText"/>
+        <w:rPr/>
+      </w:pPr>
+      <w:r>
+        <w:rPr>
+          <w:rStyle w:val="SourceText"/>
+          <w:rFonts w:ascii="Arial" w:hAnsi="Arial"/>
+        </w:rPr>
+        <w:t>Als etrstes muss eine Service Datei erstellt werden.</w:t>
+      </w:r>
+    </w:p>
+    <w:p>
+      <w:pPr>
+        <w:pStyle w:val="Code"/>
+        <w:rPr/>
+      </w:pPr>
+      <w:r>
+        <w:rPr>
+          <w:rStyle w:val="SourceText"/>
+        </w:rPr>
+        <w:t>sudo nano /etc/systemd/system/wetterstation.service</w:t>
+      </w:r>
+    </w:p>
+    <w:p>
+      <w:pPr>
+        <w:pStyle w:val="BodyText"/>
+        <w:rPr>
+          <w:rStyle w:val="SourceText"/>
+          <w:rFonts w:ascii="Arial" w:hAnsi="Arial"/>
+        </w:rPr>
+      </w:pPr>
+      <w:r>
+        <w:rPr/>
+      </w:r>
+    </w:p>
+    <w:p>
+      <w:pPr>
+        <w:pStyle w:val="BodyText"/>
+        <w:rPr>
+          <w:rStyle w:val="SourceText"/>
+          <w:rFonts w:ascii="Arial" w:hAnsi="Arial"/>
+        </w:rPr>
       </w:pPr>
       <w:r>
         <w:rPr/>
@@ -2159,14 +2250,14 @@
         <w:pStyle w:val="berschrift1"/>
         <w:numPr>
           <w:ilvl w:val="0"/>
-          <w:numId w:val="1"/>
+          <w:numId w:val="2"/>
         </w:numPr>
         <w:spacing w:before="0" w:after="80"/>
         <w:rPr/>
       </w:pPr>
       <w:bookmarkStart w:id="17" w:name="__RefHeading___Toc510_346844924"/>
-      <w:bookmarkStart w:id="18" w:name="_Toc220924526"/>
-      <w:bookmarkStart w:id="19" w:name="_Toc196762887"/>
+      <w:bookmarkStart w:id="18" w:name="_Toc196762887"/>
+      <w:bookmarkStart w:id="19" w:name="_Toc220924526"/>
       <w:bookmarkEnd w:id="17"/>
       <w:r>
         <w:rPr/>
@@ -2188,55 +2279,57 @@
         <w:fldChar w:fldCharType="begin"/>
       </w:r>
       <w:r>
-        <w:rPr/>
-      </w:r>
-      <w:r>
-        <w:rPr/>
-      </w:r>
-      <w:r>
-        <w:fldChar w:fldCharType="begin"/>
-      </w:r>
-      <w:r>
         <w:rPr>
           <w:rStyle w:val="Hyperlink"/>
+          <w:vanish/>
         </w:rPr>
       </w:r>
       <w:hyperlink w:anchor="_Toc177567445" w:tgtFrame="_top">
         <w:r>
           <w:rPr>
-            <w:rStyle w:val="Hyperlink"/>
+            <w:webHidden/>
           </w:rPr>
+          <w:fldChar w:fldCharType="begin"/>
         </w:r>
         <w:r>
           <w:rPr>
-            <w:rStyle w:val="Hyperlink"/>
+            <w:webHidden/>
+          </w:rPr>
+          <w:instrText xml:space="preserve">PAGEREF _Toc177567445 \h</w:instrText>
+        </w:r>
+        <w:r>
+          <w:rPr>
+            <w:webHidden/>
           </w:rPr>
           <w:fldChar w:fldCharType="separate"/>
         </w:r>
         <w:r>
           <w:rPr>
             <w:rStyle w:val="Hyperlink"/>
+            <w:vanish/>
           </w:rPr>
         </w:r>
         <w:r>
           <w:rPr>
-            <w:rStyle w:val="Hyperlink"/>
-          </w:rPr>
-        </w:r>
-        <w:r>
-          <w:rPr>
-            <w:rStyle w:val="Hyperlink"/>
+            <w:webHidden/>
           </w:rPr>
           <w:fldChar w:fldCharType="end"/>
         </w:r>
-        <w:r>
-          <w:rPr>
-            <w:rStyle w:val="Hyperlink"/>
-            <w:vanish/>
-          </w:rPr>
-          <w:t xml:space="preserve"> PAGEREF _Toc177567445 \h Error: Reference source not found</w:t>
-        </w:r>
       </w:hyperlink>
+      <w:r>
+        <w:rPr>
+          <w:rStyle w:val="Hyperlink"/>
+          <w:vanish/>
+        </w:rPr>
+        <w:fldChar w:fldCharType="begin"/>
+      </w:r>
+      <w:r>
+        <w:rPr>
+          <w:rStyle w:val="Hyperlink"/>
+          <w:vanish/>
+        </w:rPr>
+        <w:instrText xml:space="preserve"> PAGEREF _Toc177567445 \h </w:instrText>
+      </w:r>
       <w:r>
         <w:rPr>
           <w:rStyle w:val="Hyperlink"/>
@@ -2249,12 +2342,7 @@
           <w:rStyle w:val="Hyperlink"/>
           <w:vanish/>
         </w:rPr>
-      </w:r>
-      <w:r>
-        <w:rPr>
-          <w:rStyle w:val="Hyperlink"/>
-          <w:vanish/>
-        </w:rPr>
+        <w:t>Error: Reference source not found</w:t>
       </w:r>
       <w:r>
         <w:rPr>
@@ -2268,6 +2356,32 @@
           <w:rStyle w:val="Hyperlink"/>
           <w:vanish/>
         </w:rPr>
+        <w:fldChar w:fldCharType="separate"/>
+      </w:r>
+      <w:r>
+        <w:rPr>
+          <w:rStyle w:val="Hyperlink"/>
+          <w:vanish/>
+        </w:rPr>
+      </w:r>
+      <w:r>
+        <w:rPr>
+          <w:rStyle w:val="Hyperlink"/>
+          <w:vanish/>
+        </w:rPr>
+      </w:r>
+      <w:r>
+        <w:rPr>
+          <w:rStyle w:val="Hyperlink"/>
+          <w:vanish/>
+        </w:rPr>
+        <w:fldChar w:fldCharType="end"/>
+      </w:r>
+      <w:r>
+        <w:rPr>
+          <w:rStyle w:val="Hyperlink"/>
+          <w:vanish/>
+        </w:rPr>
         <w:fldChar w:fldCharType="begin"/>
       </w:r>
       <w:r>
@@ -2313,13 +2427,13 @@
         <w:pStyle w:val="berschrift1"/>
         <w:numPr>
           <w:ilvl w:val="0"/>
-          <w:numId w:val="1"/>
+          <w:numId w:val="2"/>
         </w:numPr>
         <w:rPr/>
       </w:pPr>
       <w:bookmarkStart w:id="20" w:name="__RefHeading___Toc508_346844924"/>
-      <w:bookmarkStart w:id="21" w:name="_Toc220924527"/>
-      <w:bookmarkStart w:id="22" w:name="_Toc196762888"/>
+      <w:bookmarkStart w:id="21" w:name="_Toc196762888"/>
+      <w:bookmarkStart w:id="22" w:name="_Toc220924527"/>
       <w:bookmarkEnd w:id="20"/>
       <w:r>
         <w:rPr/>
@@ -2436,7 +2550,7 @@
     </w:r>
     <w:r>
       <w:rPr/>
-      <w:t>18.03.2026</w:t>
+      <w:t>23.03.2026</w:t>
     </w:r>
     <w:r>
       <w:rPr/>
@@ -2545,6 +2659,125 @@
       <w:start w:val="1"/>
       <w:numFmt w:val="none"/>
       <w:suff w:val="nothing"/>
+      <w:lvlText w:val=""/>
+      <w:lvlJc w:val="start"/>
+      <w:pPr>
+        <w:tabs>
+          <w:tab w:val="num" w:pos="0"/>
+        </w:tabs>
+        <w:ind w:start="0" w:hanging="0"/>
+      </w:pPr>
+    </w:lvl>
+    <w:lvl w:ilvl="1">
+      <w:start w:val="1"/>
+      <w:numFmt w:val="none"/>
+      <w:suff w:val="nothing"/>
+      <w:lvlText w:val=""/>
+      <w:lvlJc w:val="start"/>
+      <w:pPr>
+        <w:tabs>
+          <w:tab w:val="num" w:pos="0"/>
+        </w:tabs>
+        <w:ind w:start="0" w:hanging="0"/>
+      </w:pPr>
+    </w:lvl>
+    <w:lvl w:ilvl="2">
+      <w:start w:val="1"/>
+      <w:numFmt w:val="none"/>
+      <w:suff w:val="nothing"/>
+      <w:lvlText w:val=""/>
+      <w:lvlJc w:val="start"/>
+      <w:pPr>
+        <w:tabs>
+          <w:tab w:val="num" w:pos="0"/>
+        </w:tabs>
+        <w:ind w:start="0" w:hanging="0"/>
+      </w:pPr>
+    </w:lvl>
+    <w:lvl w:ilvl="3">
+      <w:start w:val="1"/>
+      <w:numFmt w:val="none"/>
+      <w:suff w:val="nothing"/>
+      <w:lvlText w:val=""/>
+      <w:lvlJc w:val="start"/>
+      <w:pPr>
+        <w:tabs>
+          <w:tab w:val="num" w:pos="0"/>
+        </w:tabs>
+        <w:ind w:start="0" w:hanging="0"/>
+      </w:pPr>
+    </w:lvl>
+    <w:lvl w:ilvl="4">
+      <w:start w:val="1"/>
+      <w:numFmt w:val="none"/>
+      <w:suff w:val="nothing"/>
+      <w:lvlText w:val=""/>
+      <w:lvlJc w:val="start"/>
+      <w:pPr>
+        <w:tabs>
+          <w:tab w:val="num" w:pos="0"/>
+        </w:tabs>
+        <w:ind w:start="0" w:hanging="0"/>
+      </w:pPr>
+    </w:lvl>
+    <w:lvl w:ilvl="5">
+      <w:start w:val="1"/>
+      <w:numFmt w:val="none"/>
+      <w:suff w:val="nothing"/>
+      <w:lvlText w:val=""/>
+      <w:lvlJc w:val="start"/>
+      <w:pPr>
+        <w:tabs>
+          <w:tab w:val="num" w:pos="0"/>
+        </w:tabs>
+        <w:ind w:start="0" w:hanging="0"/>
+      </w:pPr>
+    </w:lvl>
+    <w:lvl w:ilvl="6">
+      <w:start w:val="1"/>
+      <w:numFmt w:val="none"/>
+      <w:suff w:val="nothing"/>
+      <w:lvlText w:val=""/>
+      <w:lvlJc w:val="start"/>
+      <w:pPr>
+        <w:tabs>
+          <w:tab w:val="num" w:pos="0"/>
+        </w:tabs>
+        <w:ind w:start="0" w:hanging="0"/>
+      </w:pPr>
+    </w:lvl>
+    <w:lvl w:ilvl="7">
+      <w:start w:val="1"/>
+      <w:numFmt w:val="none"/>
+      <w:suff w:val="nothing"/>
+      <w:lvlText w:val=""/>
+      <w:lvlJc w:val="start"/>
+      <w:pPr>
+        <w:tabs>
+          <w:tab w:val="num" w:pos="0"/>
+        </w:tabs>
+        <w:ind w:start="0" w:hanging="0"/>
+      </w:pPr>
+    </w:lvl>
+    <w:lvl w:ilvl="8">
+      <w:start w:val="1"/>
+      <w:numFmt w:val="none"/>
+      <w:suff w:val="nothing"/>
+      <w:lvlText w:val=""/>
+      <w:lvlJc w:val="start"/>
+      <w:pPr>
+        <w:tabs>
+          <w:tab w:val="num" w:pos="0"/>
+        </w:tabs>
+        <w:ind w:start="0" w:hanging="0"/>
+      </w:pPr>
+    </w:lvl>
+  </w:abstractNum>
+  <w:abstractNum w:abstractNumId="2">
+    <w:lvl w:ilvl="0">
+      <w:start w:val="1"/>
+      <w:numFmt w:val="none"/>
+      <w:suff w:val="nothing"/>
       <w:lvlText w:val="%1"/>
       <w:lvlJc w:val="start"/>
       <w:pPr>
@@ -2668,7 +2901,7 @@
       <w:rPr/>
     </w:lvl>
   </w:abstractNum>
-  <w:abstractNum w:abstractNumId="2">
+  <w:abstractNum w:abstractNumId="3">
     <w:lvl w:ilvl="0">
       <w:start w:val="1"/>
       <w:numFmt w:val="bullet"/>
@@ -2805,7 +3038,7 @@
       </w:rPr>
     </w:lvl>
   </w:abstractNum>
-  <w:abstractNum w:abstractNumId="3">
+  <w:abstractNum w:abstractNumId="4">
     <w:lvl w:ilvl="0">
       <w:start w:val="1"/>
       <w:numFmt w:val="bullet"/>
@@ -2940,125 +3173,6 @@
       <w:rPr>
         <w:rFonts w:ascii="Wingdings" w:hAnsi="Wingdings" w:cs="Wingdings" w:hint="default"/>
       </w:rPr>
-    </w:lvl>
-  </w:abstractNum>
-  <w:abstractNum w:abstractNumId="4">
-    <w:lvl w:ilvl="0">
-      <w:start w:val="1"/>
-      <w:numFmt w:val="none"/>
-      <w:suff w:val="nothing"/>
-      <w:lvlText w:val=""/>
-      <w:lvlJc w:val="start"/>
-      <w:pPr>
-        <w:tabs>
-          <w:tab w:val="num" w:pos="0"/>
-        </w:tabs>
-        <w:ind w:start="0" w:hanging="0"/>
-      </w:pPr>
-    </w:lvl>
-    <w:lvl w:ilvl="1">
-      <w:start w:val="1"/>
-      <w:numFmt w:val="none"/>
-      <w:suff w:val="nothing"/>
-      <w:lvlText w:val=""/>
-      <w:lvlJc w:val="start"/>
-      <w:pPr>
-        <w:tabs>
-          <w:tab w:val="num" w:pos="0"/>
-        </w:tabs>
-        <w:ind w:start="0" w:hanging="0"/>
-      </w:pPr>
-    </w:lvl>
-    <w:lvl w:ilvl="2">
-      <w:start w:val="1"/>
-      <w:numFmt w:val="none"/>
-      <w:suff w:val="nothing"/>
-      <w:lvlText w:val=""/>
-      <w:lvlJc w:val="start"/>
-      <w:pPr>
-        <w:tabs>
-          <w:tab w:val="num" w:pos="0"/>
-        </w:tabs>
-        <w:ind w:start="0" w:hanging="0"/>
-      </w:pPr>
-    </w:lvl>
-    <w:lvl w:ilvl="3">
-      <w:start w:val="1"/>
-      <w:numFmt w:val="none"/>
-      <w:suff w:val="nothing"/>
-      <w:lvlText w:val=""/>
-      <w:lvlJc w:val="start"/>
-      <w:pPr>
-        <w:tabs>
-          <w:tab w:val="num" w:pos="0"/>
-        </w:tabs>
-        <w:ind w:start="0" w:hanging="0"/>
-      </w:pPr>
-    </w:lvl>
-    <w:lvl w:ilvl="4">
-      <w:start w:val="1"/>
-      <w:numFmt w:val="none"/>
-      <w:suff w:val="nothing"/>
-      <w:lvlText w:val=""/>
-      <w:lvlJc w:val="start"/>
-      <w:pPr>
-        <w:tabs>
-          <w:tab w:val="num" w:pos="0"/>
-        </w:tabs>
-        <w:ind w:start="0" w:hanging="0"/>
-      </w:pPr>
-    </w:lvl>
-    <w:lvl w:ilvl="5">
-      <w:start w:val="1"/>
-      <w:numFmt w:val="none"/>
-      <w:suff w:val="nothing"/>
-      <w:lvlText w:val=""/>
-      <w:lvlJc w:val="start"/>
-      <w:pPr>
-        <w:tabs>
-          <w:tab w:val="num" w:pos="0"/>
-        </w:tabs>
-        <w:ind w:start="0" w:hanging="0"/>
-      </w:pPr>
-    </w:lvl>
-    <w:lvl w:ilvl="6">
-      <w:start w:val="1"/>
-      <w:numFmt w:val="none"/>
-      <w:suff w:val="nothing"/>
-      <w:lvlText w:val=""/>
-      <w:lvlJc w:val="start"/>
-      <w:pPr>
-        <w:tabs>
-          <w:tab w:val="num" w:pos="0"/>
-        </w:tabs>
-        <w:ind w:start="0" w:hanging="0"/>
-      </w:pPr>
-    </w:lvl>
-    <w:lvl w:ilvl="7">
-      <w:start w:val="1"/>
-      <w:numFmt w:val="none"/>
-      <w:suff w:val="nothing"/>
-      <w:lvlText w:val=""/>
-      <w:lvlJc w:val="start"/>
-      <w:pPr>
-        <w:tabs>
-          <w:tab w:val="num" w:pos="0"/>
-        </w:tabs>
-        <w:ind w:start="0" w:hanging="0"/>
-      </w:pPr>
-    </w:lvl>
-    <w:lvl w:ilvl="8">
-      <w:start w:val="1"/>
-      <w:numFmt w:val="none"/>
-      <w:suff w:val="nothing"/>
-      <w:lvlText w:val=""/>
-      <w:lvlJc w:val="start"/>
-      <w:pPr>
-        <w:tabs>
-          <w:tab w:val="num" w:pos="0"/>
-        </w:tabs>
-        <w:ind w:start="0" w:hanging="0"/>
-      </w:pPr>
     </w:lvl>
   </w:abstractNum>
   <w:num w:numId="1">
@@ -3501,7 +3615,7 @@
       <w:keepLines/>
       <w:numPr>
         <w:ilvl w:val="0"/>
-        <w:numId w:val="1"/>
+        <w:numId w:val="2"/>
       </w:numPr>
       <w:spacing w:before="360" w:after="80"/>
       <w:outlineLvl w:val="0"/>
@@ -3524,7 +3638,7 @@
       <w:keepLines/>
       <w:numPr>
         <w:ilvl w:val="1"/>
-        <w:numId w:val="1"/>
+        <w:numId w:val="2"/>
       </w:numPr>
       <w:spacing w:before="160" w:after="80"/>
       <w:outlineLvl w:val="1"/>
@@ -3549,7 +3663,7 @@
       <w:keepLines/>
       <w:numPr>
         <w:ilvl w:val="2"/>
-        <w:numId w:val="1"/>
+        <w:numId w:val="2"/>
       </w:numPr>
       <w:spacing w:before="160" w:after="80"/>
       <w:outlineLvl w:val="2"/>
@@ -3574,7 +3688,7 @@
       <w:keepLines/>
       <w:numPr>
         <w:ilvl w:val="3"/>
-        <w:numId w:val="1"/>
+        <w:numId w:val="2"/>
       </w:numPr>
       <w:spacing w:before="80" w:after="40"/>
       <w:outlineLvl w:val="3"/>
@@ -3599,7 +3713,7 @@
       <w:keepLines/>
       <w:numPr>
         <w:ilvl w:val="4"/>
-        <w:numId w:val="1"/>
+        <w:numId w:val="2"/>
       </w:numPr>
       <w:spacing w:before="80" w:after="40"/>
       <w:outlineLvl w:val="4"/>
@@ -3622,7 +3736,7 @@
       <w:keepLines/>
       <w:numPr>
         <w:ilvl w:val="5"/>
-        <w:numId w:val="1"/>
+        <w:numId w:val="2"/>
       </w:numPr>
       <w:spacing w:before="40" w:after="0"/>
       <w:outlineLvl w:val="5"/>
@@ -3644,7 +3758,7 @@
       <w:keepLines/>
       <w:numPr>
         <w:ilvl w:val="6"/>
-        <w:numId w:val="1"/>
+        <w:numId w:val="2"/>
       </w:numPr>
       <w:spacing w:before="40" w:after="0"/>
       <w:outlineLvl w:val="6"/>
@@ -3664,7 +3778,7 @@
       <w:keepLines/>
       <w:numPr>
         <w:ilvl w:val="7"/>
-        <w:numId w:val="1"/>
+        <w:numId w:val="2"/>
       </w:numPr>
       <w:spacing w:before="0" w:after="0"/>
       <w:outlineLvl w:val="7"/>
@@ -3686,7 +3800,7 @@
       <w:keepLines/>
       <w:numPr>
         <w:ilvl w:val="8"/>
-        <w:numId w:val="1"/>
+        <w:numId w:val="2"/>
       </w:numPr>
       <w:spacing w:before="0" w:after="0"/>
       <w:outlineLvl w:val="8"/>
@@ -4286,8 +4400,8 @@
     <w:pPr/>
     <w:rPr/>
   </w:style>
-  <w:style w:type="paragraph" w:styleId="FrameContentsuser" w:customStyle="1">
-    <w:name w:val="Frame Contents (user)"/>
+  <w:style w:type="paragraph" w:styleId="FrameContents" w:customStyle="1">
+    <w:name w:val="Frame Contents"/>
     <w:basedOn w:val="Normal"/>
     <w:qFormat/>
     <w:pPr/>

--- a/Dokumentation/Protokoll.docx
+++ b/Dokumentation/Protokoll.docx
@@ -69,7 +69,7 @@
       </w:r>
       <w:r>
         <w:rPr/>
-        <w:t>23. März 2026</w:t>
+        <w:t>8. April 2026</w:t>
       </w:r>
       <w:r>
         <w:rPr/>
@@ -485,6 +485,26 @@
         </w:p>
         <w:p>
           <w:pPr>
+            <w:pStyle w:val="TOC2"/>
+            <w:tabs>
+              <w:tab w:val="clear" w:pos="708"/>
+              <w:tab w:val="right" w:pos="9071" w:leader="dot"/>
+            </w:tabs>
+            <w:rPr/>
+          </w:pPr>
+          <w:hyperlink w:anchor="__RefHeading___Toc381_3598679866" w:tooltip="Autostart mit Deamon">
+            <w:r>
+              <w:rPr>
+                <w:rStyle w:val="IndexLink"/>
+              </w:rPr>
+              <w:t>Autostart mit Deamon</w:t>
+              <w:tab/>
+              <w:t>5</w:t>
+            </w:r>
+          </w:hyperlink>
+        </w:p>
+        <w:p>
+          <w:pPr>
             <w:pStyle w:val="TOC1"/>
             <w:tabs>
               <w:tab w:val="clear" w:pos="708"/>
@@ -588,7 +608,7 @@
         <w:pStyle w:val="berschrift1"/>
         <w:numPr>
           <w:ilvl w:val="0"/>
-          <w:numId w:val="2"/>
+          <w:numId w:val="1"/>
         </w:numPr>
         <w:spacing w:before="0" w:after="80"/>
         <w:rPr/>
@@ -655,7 +675,7 @@
         <w:pStyle w:val="berschrift2"/>
         <w:numPr>
           <w:ilvl w:val="1"/>
-          <w:numId w:val="2"/>
+          <w:numId w:val="1"/>
         </w:numPr>
         <w:rPr/>
       </w:pPr>
@@ -667,6 +687,86 @@
         <w:t>Raspberry Pi Setup</w:t>
       </w:r>
       <w:bookmarkEnd w:id="3"/>
+    </w:p>
+    <w:p>
+      <w:pPr>
+        <w:pStyle w:val="ListParagraph"/>
+        <w:numPr>
+          <w:ilvl w:val="0"/>
+          <w:numId w:val="2"/>
+        </w:numPr>
+        <w:rPr/>
+      </w:pPr>
+      <w:r>
+        <w:rPr/>
+        <w:t>Raspberry Pi Zero 2W</w:t>
+      </w:r>
+    </w:p>
+    <w:p>
+      <w:pPr>
+        <w:pStyle w:val="ListParagraph"/>
+        <w:numPr>
+          <w:ilvl w:val="0"/>
+          <w:numId w:val="2"/>
+        </w:numPr>
+        <w:rPr/>
+      </w:pPr>
+      <w:r>
+        <w:rPr/>
+        <w:t>Micro USB Cabel</w:t>
+      </w:r>
+    </w:p>
+    <w:p>
+      <w:pPr>
+        <w:pStyle w:val="ListParagraph"/>
+        <w:numPr>
+          <w:ilvl w:val="0"/>
+          <w:numId w:val="2"/>
+        </w:numPr>
+        <w:rPr/>
+      </w:pPr>
+      <w:r>
+        <w:rPr/>
+        <w:t>Micro-SD mit min. 32GB Speicher</w:t>
+      </w:r>
+    </w:p>
+    <w:p>
+      <w:pPr>
+        <w:pStyle w:val="ListParagraph"/>
+        <w:numPr>
+          <w:ilvl w:val="0"/>
+          <w:numId w:val="2"/>
+        </w:numPr>
+        <w:rPr/>
+      </w:pPr>
+      <w:r>
+        <w:rPr/>
+        <w:t xml:space="preserve">PC/Laptop mit Micro-SD Kompatibilität </w:t>
+      </w:r>
+    </w:p>
+    <w:p>
+      <w:pPr>
+        <w:pStyle w:val="ListParagraph"/>
+        <w:numPr>
+          <w:ilvl w:val="0"/>
+          <w:numId w:val="2"/>
+        </w:numPr>
+        <w:rPr/>
+      </w:pPr>
+      <w:r>
+        <w:rPr/>
+        <w:t>Raspberry Pi Imager</w:t>
+      </w:r>
+    </w:p>
+    <w:p>
+      <w:pPr>
+        <w:pStyle w:val="Normal"/>
+        <w:rPr/>
+      </w:pPr>
+      <w:r>
+        <w:rPr/>
+        <w:t>Ablauf:</w:t>
+      </w:r>
     </w:p>
     <w:p>
       <w:pPr>
@@ -679,7 +779,7 @@
       </w:pPr>
       <w:r>
         <w:rPr/>
-        <w:t>Raspberry Pi Zero 2W</w:t>
+        <w:t>Mit Raspberry Pi Imager, Raspberry OS Lite, auf Micro-SD laden</w:t>
       </w:r>
     </w:p>
     <w:p>
@@ -693,7 +793,8 @@
       </w:pPr>
       <w:r>
         <w:rPr/>
-        <w:t>Micro USB Cabel</w:t>
+        <w:tab/>
+        <w:t>SSH aktivieren</w:t>
       </w:r>
     </w:p>
     <w:p>
@@ -707,7 +808,8 @@
       </w:pPr>
       <w:r>
         <w:rPr/>
-        <w:t>Micro-SD mit min. 32GB Speicher</w:t>
+        <w:tab/>
+        <w:t>WLAN aktivieren</w:t>
       </w:r>
     </w:p>
     <w:p>
@@ -721,7 +823,7 @@
       </w:pPr>
       <w:r>
         <w:rPr/>
-        <w:t xml:space="preserve">PC/Laptop mit Micro-SD Kompatibilität </w:t>
+        <w:t>Raspberry Pi Zero 2W an Strom hängen, Micro-SD reinstecken</w:t>
       </w:r>
     </w:p>
     <w:p>
@@ -735,17 +837,7 @@
       </w:pPr>
       <w:r>
         <w:rPr/>
-        <w:t>Raspberry Pi Imager</w:t>
-      </w:r>
-    </w:p>
-    <w:p>
-      <w:pPr>
-        <w:pStyle w:val="Normal"/>
-        <w:rPr/>
-      </w:pPr>
-      <w:r>
-        <w:rPr/>
-        <w:t>Ablauf:</w:t>
+        <w:t>Mit PC über Power Shell auf Raspberry verbinden</w:t>
       </w:r>
     </w:p>
     <w:p>
@@ -753,79 +845,7 @@
         <w:pStyle w:val="ListParagraph"/>
         <w:numPr>
           <w:ilvl w:val="0"/>
-          <w:numId w:val="4"/>
-        </w:numPr>
-        <w:rPr/>
-      </w:pPr>
-      <w:r>
-        <w:rPr/>
-        <w:t>Mit Raspberry Pi Imager, Raspberry OS Lite, auf Micro-SD laden</w:t>
-      </w:r>
-    </w:p>
-    <w:p>
-      <w:pPr>
-        <w:pStyle w:val="ListParagraph"/>
-        <w:numPr>
-          <w:ilvl w:val="0"/>
-          <w:numId w:val="4"/>
-        </w:numPr>
-        <w:rPr/>
-      </w:pPr>
-      <w:r>
-        <w:rPr/>
-        <w:tab/>
-        <w:t>SSH aktivieren</w:t>
-      </w:r>
-    </w:p>
-    <w:p>
-      <w:pPr>
-        <w:pStyle w:val="ListParagraph"/>
-        <w:numPr>
-          <w:ilvl w:val="0"/>
-          <w:numId w:val="4"/>
-        </w:numPr>
-        <w:rPr/>
-      </w:pPr>
-      <w:r>
-        <w:rPr/>
-        <w:tab/>
-        <w:t>WLAN aktivieren</w:t>
-      </w:r>
-    </w:p>
-    <w:p>
-      <w:pPr>
-        <w:pStyle w:val="ListParagraph"/>
-        <w:numPr>
-          <w:ilvl w:val="0"/>
-          <w:numId w:val="4"/>
-        </w:numPr>
-        <w:rPr/>
-      </w:pPr>
-      <w:r>
-        <w:rPr/>
-        <w:t>Raspberry Pi Zero 2W an Strom hängen, Micro-SD reinstecken</w:t>
-      </w:r>
-    </w:p>
-    <w:p>
-      <w:pPr>
-        <w:pStyle w:val="ListParagraph"/>
-        <w:numPr>
-          <w:ilvl w:val="0"/>
-          <w:numId w:val="4"/>
-        </w:numPr>
-        <w:rPr/>
-      </w:pPr>
-      <w:r>
-        <w:rPr/>
-        <w:t>Mit PC über Power Shell auf Raspberry verbinden</w:t>
-      </w:r>
-    </w:p>
-    <w:p>
-      <w:pPr>
-        <w:pStyle w:val="ListParagraph"/>
-        <w:numPr>
-          <w:ilvl w:val="0"/>
-          <w:numId w:val="4"/>
+          <w:numId w:val="3"/>
         </w:numPr>
         <w:rPr/>
       </w:pPr>
@@ -1419,7 +1439,7 @@
         <w:pStyle w:val="berschrift2"/>
         <w:numPr>
           <w:ilvl w:val="0"/>
-          <w:numId w:val="2"/>
+          <w:numId w:val="1"/>
         </w:numPr>
         <w:spacing w:before="0" w:after="80"/>
         <w:rPr/>
@@ -1543,7 +1563,7 @@
         <w:pStyle w:val="Heading3"/>
         <w:numPr>
           <w:ilvl w:val="2"/>
-          <w:numId w:val="2"/>
+          <w:numId w:val="1"/>
         </w:numPr>
         <w:ind w:hanging="0" w:start="0"/>
         <w:rPr/>
@@ -2003,7 +2023,7 @@
         <w:pStyle w:val="Heading1"/>
         <w:numPr>
           <w:ilvl w:val="0"/>
-          <w:numId w:val="2"/>
+          <w:numId w:val="1"/>
         </w:numPr>
         <w:ind w:hanging="0" w:start="0"/>
         <w:rPr/>
@@ -2020,7 +2040,7 @@
         <w:pStyle w:val="Heading2"/>
         <w:numPr>
           <w:ilvl w:val="1"/>
-          <w:numId w:val="2"/>
+          <w:numId w:val="1"/>
         </w:numPr>
         <w:ind w:hanging="0" w:start="0"/>
         <w:rPr/>
@@ -2055,7 +2075,7 @@
         <w:pStyle w:val="Heading2"/>
         <w:numPr>
           <w:ilvl w:val="1"/>
-          <w:numId w:val="2"/>
+          <w:numId w:val="1"/>
         </w:numPr>
         <w:ind w:hanging="0" w:start="0"/>
         <w:rPr/>
@@ -2097,7 +2117,7 @@
       <w:r>
         <w:rPr>
           <w:rStyle w:val="SourceText"/>
-          <w:rFonts w:eastAsia="Arial" w:cs="Arial" w:ascii="Arial" w:hAnsi="Arial"/>
+          <w:rFonts w:eastAsia="Arial" w:cs="Arial"/>
           <w:color w:val="auto"/>
           <w:kern w:val="2"/>
           <w:sz w:val="24"/>
@@ -2110,7 +2130,7 @@
         <w:r>
           <w:rPr>
             <w:rStyle w:val="Hyperlink"/>
-            <w:rFonts w:eastAsia="Arial" w:cs="Arial" w:ascii="Arial" w:hAnsi="Arial"/>
+            <w:rFonts w:eastAsia="Arial" w:cs="Arial"/>
             <w:color w:val="auto"/>
             <w:kern w:val="2"/>
             <w:sz w:val="24"/>
@@ -2123,7 +2143,7 @@
       <w:r>
         <w:rPr>
           <w:rStyle w:val="SourceText"/>
-          <w:rFonts w:eastAsia="Arial" w:cs="Arial" w:ascii="Arial" w:hAnsi="Arial"/>
+          <w:rFonts w:eastAsia="Arial" w:cs="Arial"/>
           <w:color w:val="auto"/>
           <w:kern w:val="2"/>
           <w:sz w:val="24"/>
@@ -2141,38 +2161,14 @@
       <w:r>
         <w:rPr>
           <w:rStyle w:val="SourceText"/>
-          <w:rFonts w:eastAsia="Arial" w:cs="Arial" w:ascii="Arial" w:hAnsi="Arial"/>
+          <w:rFonts w:eastAsia="Arial" w:cs="Arial"/>
           <w:color w:val="auto"/>
           <w:kern w:val="2"/>
           <w:sz w:val="24"/>
           <w:szCs w:val="24"/>
           <w:lang w:val="de-DE" w:eastAsia="en-US" w:bidi="ar-SA"/>
         </w:rPr>
-        <w:t>Danach muss in der „</w:t>
-      </w:r>
-      <w:r>
-        <w:rPr>
-          <w:rStyle w:val="SourceText"/>
-          <w:rFonts w:eastAsia="Arial" w:cs="Arial" w:ascii="Arial" w:hAnsi="Arial"/>
-          <w:color w:val="auto"/>
-          <w:kern w:val="2"/>
-          <w:sz w:val="24"/>
-          <w:szCs w:val="24"/>
-          <w:lang w:val="de-DE" w:eastAsia="en-US" w:bidi="ar-SA"/>
-        </w:rPr>
-        <w:t>000-default.conf</w:t>
-      </w:r>
-      <w:r>
-        <w:rPr>
-          <w:rStyle w:val="SourceText"/>
-          <w:rFonts w:eastAsia="Arial" w:cs="Arial" w:ascii="Arial" w:hAnsi="Arial"/>
-          <w:color w:val="auto"/>
-          <w:kern w:val="2"/>
-          <w:sz w:val="24"/>
-          <w:szCs w:val="24"/>
-          <w:lang w:val="de-DE" w:eastAsia="en-US" w:bidi="ar-SA"/>
-        </w:rPr>
-        <w:t>“ Datei, die in „/etc/apache2/sites-enabled/“ liegt, der Standardpfad von „/var/www/html“ auf „/home/admin/Wetterstation/frontend/dist“ geändert werden.</w:t>
+        <w:t>Danach muss in der „000-default.conf“ Datei, die in „/etc/apache2/sites-enabled/“ liegt, der Standardpfad von „/var/www/html“ auf „/home/admin/Wetterstation/frontend/dist“ geändert werden.</w:t>
       </w:r>
     </w:p>
     <w:p>
@@ -2180,11 +2176,13 @@
         <w:pStyle w:val="Heading2"/>
         <w:numPr>
           <w:ilvl w:val="1"/>
-          <w:numId w:val="2"/>
+          <w:numId w:val="1"/>
         </w:numPr>
         <w:ind w:hanging="0" w:start="0"/>
         <w:rPr/>
       </w:pPr>
+      <w:bookmarkStart w:id="17" w:name="__RefHeading___Toc381_3598679866"/>
+      <w:bookmarkEnd w:id="17"/>
       <w:r>
         <w:rPr>
           <w:rStyle w:val="SourceText"/>
@@ -2201,7 +2199,6 @@
       <w:r>
         <w:rPr>
           <w:rStyle w:val="SourceText"/>
-          <w:rFonts w:ascii="Arial" w:hAnsi="Arial"/>
         </w:rPr>
         <w:t>Als etrstes muss eine Service Datei erstellt werden.</w:t>
       </w:r>
@@ -2250,21 +2247,21 @@
         <w:pStyle w:val="berschrift1"/>
         <w:numPr>
           <w:ilvl w:val="0"/>
-          <w:numId w:val="2"/>
+          <w:numId w:val="1"/>
         </w:numPr>
         <w:spacing w:before="0" w:after="80"/>
         <w:rPr/>
       </w:pPr>
-      <w:bookmarkStart w:id="17" w:name="__RefHeading___Toc510_346844924"/>
-      <w:bookmarkStart w:id="18" w:name="_Toc196762887"/>
+      <w:bookmarkStart w:id="18" w:name="__RefHeading___Toc510_346844924"/>
       <w:bookmarkStart w:id="19" w:name="_Toc220924526"/>
-      <w:bookmarkEnd w:id="17"/>
+      <w:bookmarkStart w:id="20" w:name="_Toc196762887"/>
+      <w:bookmarkEnd w:id="18"/>
       <w:r>
         <w:rPr/>
         <w:t>Abbildungsverzeichnis</w:t>
       </w:r>
-      <w:bookmarkEnd w:id="18"/>
       <w:bookmarkEnd w:id="19"/>
+      <w:bookmarkEnd w:id="20"/>
     </w:p>
     <w:p>
       <w:pPr>
@@ -2280,11 +2277,22 @@
       </w:r>
       <w:r>
         <w:rPr>
-          <w:rStyle w:val="Hyperlink"/>
           <w:vanish/>
         </w:rPr>
       </w:r>
+      <w:r>
+        <w:rPr>
+          <w:vanish/>
+        </w:rPr>
+      </w:r>
       <w:hyperlink w:anchor="_Toc177567445" w:tgtFrame="_top">
+        <w:r>
+          <w:rPr>
+            <w:rStyle w:val="Hyperlink"/>
+            <w:vanish/>
+          </w:rPr>
+          <w:fldChar w:fldCharType="begin"/>
+        </w:r>
         <w:r>
           <w:rPr>
             <w:webHidden/>
@@ -2308,6 +2316,7 @@
             <w:rStyle w:val="Hyperlink"/>
             <w:vanish/>
           </w:rPr>
+          <w:fldChar w:fldCharType="begin"/>
         </w:r>
         <w:r>
           <w:rPr>
@@ -2315,7 +2324,89 @@
           </w:rPr>
           <w:fldChar w:fldCharType="end"/>
         </w:r>
+        <w:r>
+          <w:rPr>
+            <w:rStyle w:val="Hyperlink"/>
+            <w:vanish/>
+          </w:rPr>
+          <w:instrText xml:space="preserve"> PAGEREF _Toc177567445 \h </w:instrText>
+        </w:r>
+        <w:r>
+          <w:rPr>
+            <w:rStyle w:val="Hyperlink"/>
+            <w:vanish/>
+          </w:rPr>
+          <w:fldChar w:fldCharType="separate"/>
+        </w:r>
+        <w:r>
+          <w:rPr>
+            <w:rStyle w:val="Hyperlink"/>
+            <w:vanish/>
+          </w:rPr>
+          <w:t>Error: Reference source not found</w:t>
+        </w:r>
+        <w:r>
+          <w:rPr>
+            <w:rStyle w:val="Hyperlink"/>
+            <w:vanish/>
+          </w:rPr>
+          <w:fldChar w:fldCharType="end"/>
+        </w:r>
+        <w:r>
+          <w:rPr>
+            <w:rStyle w:val="Hyperlink"/>
+            <w:vanish/>
+          </w:rPr>
+          <w:instrText xml:space="preserve"> PAGEREF _Toc177567445 \h </w:instrText>
+        </w:r>
+        <w:r>
+          <w:rPr>
+            <w:rStyle w:val="Hyperlink"/>
+            <w:vanish/>
+          </w:rPr>
+          <w:fldChar w:fldCharType="separate"/>
+        </w:r>
+        <w:r>
+          <w:rPr>
+            <w:rStyle w:val="Hyperlink"/>
+            <w:vanish/>
+          </w:rPr>
+          <w:t>Error: Reference source not found</w:t>
+        </w:r>
+        <w:r>
+          <w:rPr>
+            <w:rStyle w:val="Hyperlink"/>
+            <w:vanish/>
+          </w:rPr>
+          <w:fldChar w:fldCharType="end"/>
+        </w:r>
       </w:hyperlink>
+      <w:r>
+        <w:rPr>
+          <w:rStyle w:val="Hyperlink"/>
+          <w:vanish/>
+        </w:rPr>
+        <w:fldChar w:fldCharType="separate"/>
+      </w:r>
+      <w:r>
+        <w:rPr>
+          <w:rStyle w:val="Hyperlink"/>
+          <w:vanish/>
+        </w:rPr>
+      </w:r>
+      <w:r>
+        <w:rPr>
+          <w:rStyle w:val="Hyperlink"/>
+          <w:vanish/>
+        </w:rPr>
+      </w:r>
+      <w:r>
+        <w:rPr>
+          <w:rStyle w:val="Hyperlink"/>
+          <w:vanish/>
+        </w:rPr>
+        <w:fldChar w:fldCharType="end"/>
+      </w:r>
       <w:r>
         <w:rPr>
           <w:rStyle w:val="Hyperlink"/>
@@ -2351,67 +2442,6 @@
         </w:rPr>
         <w:fldChar w:fldCharType="end"/>
       </w:r>
-      <w:r>
-        <w:rPr>
-          <w:rStyle w:val="Hyperlink"/>
-          <w:vanish/>
-        </w:rPr>
-        <w:fldChar w:fldCharType="separate"/>
-      </w:r>
-      <w:r>
-        <w:rPr>
-          <w:rStyle w:val="Hyperlink"/>
-          <w:vanish/>
-        </w:rPr>
-      </w:r>
-      <w:r>
-        <w:rPr>
-          <w:rStyle w:val="Hyperlink"/>
-          <w:vanish/>
-        </w:rPr>
-      </w:r>
-      <w:r>
-        <w:rPr>
-          <w:rStyle w:val="Hyperlink"/>
-          <w:vanish/>
-        </w:rPr>
-        <w:fldChar w:fldCharType="end"/>
-      </w:r>
-      <w:r>
-        <w:rPr>
-          <w:rStyle w:val="Hyperlink"/>
-          <w:vanish/>
-        </w:rPr>
-        <w:fldChar w:fldCharType="begin"/>
-      </w:r>
-      <w:r>
-        <w:rPr>
-          <w:rStyle w:val="Hyperlink"/>
-          <w:vanish/>
-        </w:rPr>
-        <w:instrText xml:space="preserve"> PAGEREF _Toc177567445 \h </w:instrText>
-      </w:r>
-      <w:r>
-        <w:rPr>
-          <w:rStyle w:val="Hyperlink"/>
-          <w:vanish/>
-        </w:rPr>
-        <w:fldChar w:fldCharType="separate"/>
-      </w:r>
-      <w:r>
-        <w:rPr>
-          <w:rStyle w:val="Hyperlink"/>
-          <w:vanish/>
-        </w:rPr>
-        <w:t>Error: Reference source not found</w:t>
-      </w:r>
-      <w:r>
-        <w:rPr>
-          <w:rStyle w:val="Hyperlink"/>
-          <w:vanish/>
-        </w:rPr>
-        <w:fldChar w:fldCharType="end"/>
-      </w:r>
     </w:p>
     <w:p>
       <w:pPr>
@@ -2427,20 +2457,20 @@
         <w:pStyle w:val="berschrift1"/>
         <w:numPr>
           <w:ilvl w:val="0"/>
-          <w:numId w:val="2"/>
+          <w:numId w:val="1"/>
         </w:numPr>
         <w:rPr/>
       </w:pPr>
-      <w:bookmarkStart w:id="20" w:name="__RefHeading___Toc508_346844924"/>
-      <w:bookmarkStart w:id="21" w:name="_Toc196762888"/>
+      <w:bookmarkStart w:id="21" w:name="__RefHeading___Toc508_346844924"/>
       <w:bookmarkStart w:id="22" w:name="_Toc220924527"/>
-      <w:bookmarkEnd w:id="20"/>
+      <w:bookmarkStart w:id="23" w:name="_Toc196762888"/>
+      <w:bookmarkEnd w:id="21"/>
       <w:r>
         <w:rPr/>
         <w:t>Literaturverzeichnis</w:t>
       </w:r>
-      <w:bookmarkEnd w:id="21"/>
       <w:bookmarkEnd w:id="22"/>
+      <w:bookmarkEnd w:id="23"/>
     </w:p>
     <w:p>
       <w:pPr>
@@ -2550,7 +2580,7 @@
     </w:r>
     <w:r>
       <w:rPr/>
-      <w:t>23.03.2026</w:t>
+      <w:t>08.04.2026</w:t>
     </w:r>
     <w:r>
       <w:rPr/>
@@ -2659,125 +2689,6 @@
       <w:start w:val="1"/>
       <w:numFmt w:val="none"/>
       <w:suff w:val="nothing"/>
-      <w:lvlText w:val=""/>
-      <w:lvlJc w:val="start"/>
-      <w:pPr>
-        <w:tabs>
-          <w:tab w:val="num" w:pos="0"/>
-        </w:tabs>
-        <w:ind w:start="0" w:hanging="0"/>
-      </w:pPr>
-    </w:lvl>
-    <w:lvl w:ilvl="1">
-      <w:start w:val="1"/>
-      <w:numFmt w:val="none"/>
-      <w:suff w:val="nothing"/>
-      <w:lvlText w:val=""/>
-      <w:lvlJc w:val="start"/>
-      <w:pPr>
-        <w:tabs>
-          <w:tab w:val="num" w:pos="0"/>
-        </w:tabs>
-        <w:ind w:start="0" w:hanging="0"/>
-      </w:pPr>
-    </w:lvl>
-    <w:lvl w:ilvl="2">
-      <w:start w:val="1"/>
-      <w:numFmt w:val="none"/>
-      <w:suff w:val="nothing"/>
-      <w:lvlText w:val=""/>
-      <w:lvlJc w:val="start"/>
-      <w:pPr>
-        <w:tabs>
-          <w:tab w:val="num" w:pos="0"/>
-        </w:tabs>
-        <w:ind w:start="0" w:hanging="0"/>
-      </w:pPr>
-    </w:lvl>
-    <w:lvl w:ilvl="3">
-      <w:start w:val="1"/>
-      <w:numFmt w:val="none"/>
-      <w:suff w:val="nothing"/>
-      <w:lvlText w:val=""/>
-      <w:lvlJc w:val="start"/>
-      <w:pPr>
-        <w:tabs>
-          <w:tab w:val="num" w:pos="0"/>
-        </w:tabs>
-        <w:ind w:start="0" w:hanging="0"/>
-      </w:pPr>
-    </w:lvl>
-    <w:lvl w:ilvl="4">
-      <w:start w:val="1"/>
-      <w:numFmt w:val="none"/>
-      <w:suff w:val="nothing"/>
-      <w:lvlText w:val=""/>
-      <w:lvlJc w:val="start"/>
-      <w:pPr>
-        <w:tabs>
-          <w:tab w:val="num" w:pos="0"/>
-        </w:tabs>
-        <w:ind w:start="0" w:hanging="0"/>
-      </w:pPr>
-    </w:lvl>
-    <w:lvl w:ilvl="5">
-      <w:start w:val="1"/>
-      <w:numFmt w:val="none"/>
-      <w:suff w:val="nothing"/>
-      <w:lvlText w:val=""/>
-      <w:lvlJc w:val="start"/>
-      <w:pPr>
-        <w:tabs>
-          <w:tab w:val="num" w:pos="0"/>
-        </w:tabs>
-        <w:ind w:start="0" w:hanging="0"/>
-      </w:pPr>
-    </w:lvl>
-    <w:lvl w:ilvl="6">
-      <w:start w:val="1"/>
-      <w:numFmt w:val="none"/>
-      <w:suff w:val="nothing"/>
-      <w:lvlText w:val=""/>
-      <w:lvlJc w:val="start"/>
-      <w:pPr>
-        <w:tabs>
-          <w:tab w:val="num" w:pos="0"/>
-        </w:tabs>
-        <w:ind w:start="0" w:hanging="0"/>
-      </w:pPr>
-    </w:lvl>
-    <w:lvl w:ilvl="7">
-      <w:start w:val="1"/>
-      <w:numFmt w:val="none"/>
-      <w:suff w:val="nothing"/>
-      <w:lvlText w:val=""/>
-      <w:lvlJc w:val="start"/>
-      <w:pPr>
-        <w:tabs>
-          <w:tab w:val="num" w:pos="0"/>
-        </w:tabs>
-        <w:ind w:start="0" w:hanging="0"/>
-      </w:pPr>
-    </w:lvl>
-    <w:lvl w:ilvl="8">
-      <w:start w:val="1"/>
-      <w:numFmt w:val="none"/>
-      <w:suff w:val="nothing"/>
-      <w:lvlText w:val=""/>
-      <w:lvlJc w:val="start"/>
-      <w:pPr>
-        <w:tabs>
-          <w:tab w:val="num" w:pos="0"/>
-        </w:tabs>
-        <w:ind w:start="0" w:hanging="0"/>
-      </w:pPr>
-    </w:lvl>
-  </w:abstractNum>
-  <w:abstractNum w:abstractNumId="2">
-    <w:lvl w:ilvl="0">
-      <w:start w:val="1"/>
-      <w:numFmt w:val="none"/>
-      <w:suff w:val="nothing"/>
       <w:lvlText w:val="%1"/>
       <w:lvlJc w:val="start"/>
       <w:pPr>
@@ -2901,7 +2812,7 @@
       <w:rPr/>
     </w:lvl>
   </w:abstractNum>
-  <w:abstractNum w:abstractNumId="3">
+  <w:abstractNum w:abstractNumId="2">
     <w:lvl w:ilvl="0">
       <w:start w:val="1"/>
       <w:numFmt w:val="bullet"/>
@@ -3038,7 +2949,7 @@
       </w:rPr>
     </w:lvl>
   </w:abstractNum>
-  <w:abstractNum w:abstractNumId="4">
+  <w:abstractNum w:abstractNumId="3">
     <w:lvl w:ilvl="0">
       <w:start w:val="1"/>
       <w:numFmt w:val="bullet"/>
@@ -3173,6 +3084,125 @@
       <w:rPr>
         <w:rFonts w:ascii="Wingdings" w:hAnsi="Wingdings" w:cs="Wingdings" w:hint="default"/>
       </w:rPr>
+    </w:lvl>
+  </w:abstractNum>
+  <w:abstractNum w:abstractNumId="4">
+    <w:lvl w:ilvl="0">
+      <w:start w:val="1"/>
+      <w:numFmt w:val="none"/>
+      <w:suff w:val="nothing"/>
+      <w:lvlText w:val=""/>
+      <w:lvlJc w:val="start"/>
+      <w:pPr>
+        <w:tabs>
+          <w:tab w:val="num" w:pos="0"/>
+        </w:tabs>
+        <w:ind w:start="0" w:hanging="0"/>
+      </w:pPr>
+    </w:lvl>
+    <w:lvl w:ilvl="1">
+      <w:start w:val="1"/>
+      <w:numFmt w:val="none"/>
+      <w:suff w:val="nothing"/>
+      <w:lvlText w:val=""/>
+      <w:lvlJc w:val="start"/>
+      <w:pPr>
+        <w:tabs>
+          <w:tab w:val="num" w:pos="0"/>
+        </w:tabs>
+        <w:ind w:start="0" w:hanging="0"/>
+      </w:pPr>
+    </w:lvl>
+    <w:lvl w:ilvl="2">
+      <w:start w:val="1"/>
+      <w:numFmt w:val="none"/>
+      <w:suff w:val="nothing"/>
+      <w:lvlText w:val=""/>
+      <w:lvlJc w:val="start"/>
+      <w:pPr>
+        <w:tabs>
+          <w:tab w:val="num" w:pos="0"/>
+        </w:tabs>
+        <w:ind w:start="0" w:hanging="0"/>
+      </w:pPr>
+    </w:lvl>
+    <w:lvl w:ilvl="3">
+      <w:start w:val="1"/>
+      <w:numFmt w:val="none"/>
+      <w:suff w:val="nothing"/>
+      <w:lvlText w:val=""/>
+      <w:lvlJc w:val="start"/>
+      <w:pPr>
+        <w:tabs>
+          <w:tab w:val="num" w:pos="0"/>
+        </w:tabs>
+        <w:ind w:start="0" w:hanging="0"/>
+      </w:pPr>
+    </w:lvl>
+    <w:lvl w:ilvl="4">
+      <w:start w:val="1"/>
+      <w:numFmt w:val="none"/>
+      <w:suff w:val="nothing"/>
+      <w:lvlText w:val=""/>
+      <w:lvlJc w:val="start"/>
+      <w:pPr>
+        <w:tabs>
+          <w:tab w:val="num" w:pos="0"/>
+        </w:tabs>
+        <w:ind w:start="0" w:hanging="0"/>
+      </w:pPr>
+    </w:lvl>
+    <w:lvl w:ilvl="5">
+      <w:start w:val="1"/>
+      <w:numFmt w:val="none"/>
+      <w:suff w:val="nothing"/>
+      <w:lvlText w:val=""/>
+      <w:lvlJc w:val="start"/>
+      <w:pPr>
+        <w:tabs>
+          <w:tab w:val="num" w:pos="0"/>
+        </w:tabs>
+        <w:ind w:start="0" w:hanging="0"/>
+      </w:pPr>
+    </w:lvl>
+    <w:lvl w:ilvl="6">
+      <w:start w:val="1"/>
+      <w:numFmt w:val="none"/>
+      <w:suff w:val="nothing"/>
+      <w:lvlText w:val=""/>
+      <w:lvlJc w:val="start"/>
+      <w:pPr>
+        <w:tabs>
+          <w:tab w:val="num" w:pos="0"/>
+        </w:tabs>
+        <w:ind w:start="0" w:hanging="0"/>
+      </w:pPr>
+    </w:lvl>
+    <w:lvl w:ilvl="7">
+      <w:start w:val="1"/>
+      <w:numFmt w:val="none"/>
+      <w:suff w:val="nothing"/>
+      <w:lvlText w:val=""/>
+      <w:lvlJc w:val="start"/>
+      <w:pPr>
+        <w:tabs>
+          <w:tab w:val="num" w:pos="0"/>
+        </w:tabs>
+        <w:ind w:start="0" w:hanging="0"/>
+      </w:pPr>
+    </w:lvl>
+    <w:lvl w:ilvl="8">
+      <w:start w:val="1"/>
+      <w:numFmt w:val="none"/>
+      <w:suff w:val="nothing"/>
+      <w:lvlText w:val=""/>
+      <w:lvlJc w:val="start"/>
+      <w:pPr>
+        <w:tabs>
+          <w:tab w:val="num" w:pos="0"/>
+        </w:tabs>
+        <w:ind w:start="0" w:hanging="0"/>
+      </w:pPr>
     </w:lvl>
   </w:abstractNum>
   <w:num w:numId="1">
@@ -3615,7 +3645,7 @@
       <w:keepLines/>
       <w:numPr>
         <w:ilvl w:val="0"/>
-        <w:numId w:val="2"/>
+        <w:numId w:val="1"/>
       </w:numPr>
       <w:spacing w:before="360" w:after="80"/>
       <w:outlineLvl w:val="0"/>
@@ -3638,7 +3668,7 @@
       <w:keepLines/>
       <w:numPr>
         <w:ilvl w:val="1"/>
-        <w:numId w:val="2"/>
+        <w:numId w:val="1"/>
       </w:numPr>
       <w:spacing w:before="160" w:after="80"/>
       <w:outlineLvl w:val="1"/>
@@ -3663,7 +3693,7 @@
       <w:keepLines/>
       <w:numPr>
         <w:ilvl w:val="2"/>
-        <w:numId w:val="2"/>
+        <w:numId w:val="1"/>
       </w:numPr>
       <w:spacing w:before="160" w:after="80"/>
       <w:outlineLvl w:val="2"/>
@@ -3688,7 +3718,7 @@
       <w:keepLines/>
       <w:numPr>
         <w:ilvl w:val="3"/>
-        <w:numId w:val="2"/>
+        <w:numId w:val="1"/>
       </w:numPr>
       <w:spacing w:before="80" w:after="40"/>
       <w:outlineLvl w:val="3"/>
@@ -3713,7 +3743,7 @@
       <w:keepLines/>
       <w:numPr>
         <w:ilvl w:val="4"/>
-        <w:numId w:val="2"/>
+        <w:numId w:val="1"/>
       </w:numPr>
       <w:spacing w:before="80" w:after="40"/>
       <w:outlineLvl w:val="4"/>
@@ -3736,7 +3766,7 @@
       <w:keepLines/>
       <w:numPr>
         <w:ilvl w:val="5"/>
-        <w:numId w:val="2"/>
+        <w:numId w:val="1"/>
       </w:numPr>
       <w:spacing w:before="40" w:after="0"/>
       <w:outlineLvl w:val="5"/>
@@ -3758,7 +3788,7 @@
       <w:keepLines/>
       <w:numPr>
         <w:ilvl w:val="6"/>
-        <w:numId w:val="2"/>
+        <w:numId w:val="1"/>
       </w:numPr>
       <w:spacing w:before="40" w:after="0"/>
       <w:outlineLvl w:val="6"/>
@@ -3778,7 +3808,7 @@
       <w:keepLines/>
       <w:numPr>
         <w:ilvl w:val="7"/>
-        <w:numId w:val="2"/>
+        <w:numId w:val="1"/>
       </w:numPr>
       <w:spacing w:before="0" w:after="0"/>
       <w:outlineLvl w:val="7"/>
@@ -3800,7 +3830,7 @@
       <w:keepLines/>
       <w:numPr>
         <w:ilvl w:val="8"/>
-        <w:numId w:val="2"/>
+        <w:numId w:val="1"/>
       </w:numPr>
       <w:spacing w:before="0" w:after="0"/>
       <w:outlineLvl w:val="8"/>
@@ -4400,8 +4430,8 @@
     <w:pPr/>
     <w:rPr/>
   </w:style>
-  <w:style w:type="paragraph" w:styleId="FrameContents" w:customStyle="1">
-    <w:name w:val="Frame Contents"/>
+  <w:style w:type="paragraph" w:styleId="FrameContentsuser" w:customStyle="1">
+    <w:name w:val="Frame Contents (user)"/>
     <w:basedOn w:val="Normal"/>
     <w:qFormat/>
     <w:pPr/>

--- a/Dokumentation/Protokoll.docx
+++ b/Dokumentation/Protokoll.docx
@@ -69,7 +69,7 @@
       </w:r>
       <w:r>
         <w:rPr/>
-        <w:t>8. April 2026</w:t>
+        <w:t>20. April 2026</w:t>
       </w:r>
       <w:r>
         <w:rPr/>
@@ -608,7 +608,7 @@
         <w:pStyle w:val="berschrift1"/>
         <w:numPr>
           <w:ilvl w:val="0"/>
-          <w:numId w:val="1"/>
+          <w:numId w:val="2"/>
         </w:numPr>
         <w:spacing w:before="0" w:after="80"/>
         <w:rPr/>
@@ -675,7 +675,7 @@
         <w:pStyle w:val="berschrift2"/>
         <w:numPr>
           <w:ilvl w:val="1"/>
-          <w:numId w:val="1"/>
+          <w:numId w:val="2"/>
         </w:numPr>
         <w:rPr/>
       </w:pPr>
@@ -687,86 +687,6 @@
         <w:t>Raspberry Pi Setup</w:t>
       </w:r>
       <w:bookmarkEnd w:id="3"/>
-    </w:p>
-    <w:p>
-      <w:pPr>
-        <w:pStyle w:val="ListParagraph"/>
-        <w:numPr>
-          <w:ilvl w:val="0"/>
-          <w:numId w:val="2"/>
-        </w:numPr>
-        <w:rPr/>
-      </w:pPr>
-      <w:r>
-        <w:rPr/>
-        <w:t>Raspberry Pi Zero 2W</w:t>
-      </w:r>
-    </w:p>
-    <w:p>
-      <w:pPr>
-        <w:pStyle w:val="ListParagraph"/>
-        <w:numPr>
-          <w:ilvl w:val="0"/>
-          <w:numId w:val="2"/>
-        </w:numPr>
-        <w:rPr/>
-      </w:pPr>
-      <w:r>
-        <w:rPr/>
-        <w:t>Micro USB Cabel</w:t>
-      </w:r>
-    </w:p>
-    <w:p>
-      <w:pPr>
-        <w:pStyle w:val="ListParagraph"/>
-        <w:numPr>
-          <w:ilvl w:val="0"/>
-          <w:numId w:val="2"/>
-        </w:numPr>
-        <w:rPr/>
-      </w:pPr>
-      <w:r>
-        <w:rPr/>
-        <w:t>Micro-SD mit min. 32GB Speicher</w:t>
-      </w:r>
-    </w:p>
-    <w:p>
-      <w:pPr>
-        <w:pStyle w:val="ListParagraph"/>
-        <w:numPr>
-          <w:ilvl w:val="0"/>
-          <w:numId w:val="2"/>
-        </w:numPr>
-        <w:rPr/>
-      </w:pPr>
-      <w:r>
-        <w:rPr/>
-        <w:t xml:space="preserve">PC/Laptop mit Micro-SD Kompatibilität </w:t>
-      </w:r>
-    </w:p>
-    <w:p>
-      <w:pPr>
-        <w:pStyle w:val="ListParagraph"/>
-        <w:numPr>
-          <w:ilvl w:val="0"/>
-          <w:numId w:val="2"/>
-        </w:numPr>
-        <w:rPr/>
-      </w:pPr>
-      <w:r>
-        <w:rPr/>
-        <w:t>Raspberry Pi Imager</w:t>
-      </w:r>
-    </w:p>
-    <w:p>
-      <w:pPr>
-        <w:pStyle w:val="Normal"/>
-        <w:rPr/>
-      </w:pPr>
-      <w:r>
-        <w:rPr/>
-        <w:t>Ablauf:</w:t>
-      </w:r>
     </w:p>
     <w:p>
       <w:pPr>
@@ -779,7 +699,7 @@
       </w:pPr>
       <w:r>
         <w:rPr/>
-        <w:t>Mit Raspberry Pi Imager, Raspberry OS Lite, auf Micro-SD laden</w:t>
+        <w:t>Raspberry Pi Zero 2W</w:t>
       </w:r>
     </w:p>
     <w:p>
@@ -793,8 +713,7 @@
       </w:pPr>
       <w:r>
         <w:rPr/>
-        <w:tab/>
-        <w:t>SSH aktivieren</w:t>
+        <w:t>Micro USB Cabel</w:t>
       </w:r>
     </w:p>
     <w:p>
@@ -808,8 +727,7 @@
       </w:pPr>
       <w:r>
         <w:rPr/>
-        <w:tab/>
-        <w:t>WLAN aktivieren</w:t>
+        <w:t>Micro-SD mit min. 32GB Speicher</w:t>
       </w:r>
     </w:p>
     <w:p>
@@ -823,7 +741,7 @@
       </w:pPr>
       <w:r>
         <w:rPr/>
-        <w:t>Raspberry Pi Zero 2W an Strom hängen, Micro-SD reinstecken</w:t>
+        <w:t xml:space="preserve">PC/Laptop mit Micro-SD Kompatibilität </w:t>
       </w:r>
     </w:p>
     <w:p>
@@ -837,7 +755,17 @@
       </w:pPr>
       <w:r>
         <w:rPr/>
-        <w:t>Mit PC über Power Shell auf Raspberry verbinden</w:t>
+        <w:t>Raspberry Pi Imager</w:t>
+      </w:r>
+    </w:p>
+    <w:p>
+      <w:pPr>
+        <w:pStyle w:val="Normal"/>
+        <w:rPr/>
+      </w:pPr>
+      <w:r>
+        <w:rPr/>
+        <w:t>Ablauf:</w:t>
       </w:r>
     </w:p>
     <w:p>
@@ -845,7 +773,79 @@
         <w:pStyle w:val="ListParagraph"/>
         <w:numPr>
           <w:ilvl w:val="0"/>
-          <w:numId w:val="3"/>
+          <w:numId w:val="4"/>
+        </w:numPr>
+        <w:rPr/>
+      </w:pPr>
+      <w:r>
+        <w:rPr/>
+        <w:t>Mit Raspberry Pi Imager, Raspberry OS Lite, auf Micro-SD laden</w:t>
+      </w:r>
+    </w:p>
+    <w:p>
+      <w:pPr>
+        <w:pStyle w:val="ListParagraph"/>
+        <w:numPr>
+          <w:ilvl w:val="0"/>
+          <w:numId w:val="4"/>
+        </w:numPr>
+        <w:rPr/>
+      </w:pPr>
+      <w:r>
+        <w:rPr/>
+        <w:tab/>
+        <w:t>SSH aktivieren</w:t>
+      </w:r>
+    </w:p>
+    <w:p>
+      <w:pPr>
+        <w:pStyle w:val="ListParagraph"/>
+        <w:numPr>
+          <w:ilvl w:val="0"/>
+          <w:numId w:val="4"/>
+        </w:numPr>
+        <w:rPr/>
+      </w:pPr>
+      <w:r>
+        <w:rPr/>
+        <w:tab/>
+        <w:t>WLAN aktivieren</w:t>
+      </w:r>
+    </w:p>
+    <w:p>
+      <w:pPr>
+        <w:pStyle w:val="ListParagraph"/>
+        <w:numPr>
+          <w:ilvl w:val="0"/>
+          <w:numId w:val="4"/>
+        </w:numPr>
+        <w:rPr/>
+      </w:pPr>
+      <w:r>
+        <w:rPr/>
+        <w:t>Raspberry Pi Zero 2W an Strom hängen, Micro-SD reinstecken</w:t>
+      </w:r>
+    </w:p>
+    <w:p>
+      <w:pPr>
+        <w:pStyle w:val="ListParagraph"/>
+        <w:numPr>
+          <w:ilvl w:val="0"/>
+          <w:numId w:val="4"/>
+        </w:numPr>
+        <w:rPr/>
+      </w:pPr>
+      <w:r>
+        <w:rPr/>
+        <w:t>Mit PC über Power Shell auf Raspberry verbinden</w:t>
+      </w:r>
+    </w:p>
+    <w:p>
+      <w:pPr>
+        <w:pStyle w:val="ListParagraph"/>
+        <w:numPr>
+          <w:ilvl w:val="0"/>
+          <w:numId w:val="4"/>
         </w:numPr>
         <w:rPr/>
       </w:pPr>
@@ -1439,7 +1439,7 @@
         <w:pStyle w:val="berschrift2"/>
         <w:numPr>
           <w:ilvl w:val="0"/>
-          <w:numId w:val="1"/>
+          <w:numId w:val="2"/>
         </w:numPr>
         <w:spacing w:before="0" w:after="80"/>
         <w:rPr/>
@@ -1563,7 +1563,7 @@
         <w:pStyle w:val="Heading3"/>
         <w:numPr>
           <w:ilvl w:val="2"/>
-          <w:numId w:val="1"/>
+          <w:numId w:val="2"/>
         </w:numPr>
         <w:ind w:hanging="0" w:start="0"/>
         <w:rPr/>
@@ -2023,7 +2023,7 @@
         <w:pStyle w:val="Heading1"/>
         <w:numPr>
           <w:ilvl w:val="0"/>
-          <w:numId w:val="1"/>
+          <w:numId w:val="2"/>
         </w:numPr>
         <w:ind w:hanging="0" w:start="0"/>
         <w:rPr/>
@@ -2040,7 +2040,7 @@
         <w:pStyle w:val="Heading2"/>
         <w:numPr>
           <w:ilvl w:val="1"/>
-          <w:numId w:val="1"/>
+          <w:numId w:val="2"/>
         </w:numPr>
         <w:ind w:hanging="0" w:start="0"/>
         <w:rPr/>
@@ -2075,7 +2075,7 @@
         <w:pStyle w:val="Heading2"/>
         <w:numPr>
           <w:ilvl w:val="1"/>
-          <w:numId w:val="1"/>
+          <w:numId w:val="2"/>
         </w:numPr>
         <w:ind w:hanging="0" w:start="0"/>
         <w:rPr/>
@@ -2161,12 +2161,7 @@
       <w:r>
         <w:rPr>
           <w:rStyle w:val="SourceText"/>
-          <w:rFonts w:eastAsia="Arial" w:cs="Arial"/>
-          <w:color w:val="auto"/>
-          <w:kern w:val="2"/>
-          <w:sz w:val="24"/>
-          <w:szCs w:val="24"/>
-          <w:lang w:val="de-DE" w:eastAsia="en-US" w:bidi="ar-SA"/>
+          <w:rFonts w:ascii="Arial" w:hAnsi="Arial"/>
         </w:rPr>
         <w:t>Danach muss in der „000-default.conf“ Datei, die in „/etc/apache2/sites-enabled/“ liegt, der Standardpfad von „/var/www/html“ auf „/home/admin/Wetterstation/frontend/dist“ geändert werden.</w:t>
       </w:r>
@@ -2176,7 +2171,7 @@
         <w:pStyle w:val="Heading2"/>
         <w:numPr>
           <w:ilvl w:val="1"/>
-          <w:numId w:val="1"/>
+          <w:numId w:val="2"/>
         </w:numPr>
         <w:ind w:hanging="0" w:start="0"/>
         <w:rPr/>
@@ -2199,6 +2194,7 @@
       <w:r>
         <w:rPr>
           <w:rStyle w:val="SourceText"/>
+          <w:rFonts w:ascii="Arial" w:hAnsi="Arial"/>
         </w:rPr>
         <w:t>Als etrstes muss eine Service Datei erstellt werden.</w:t>
       </w:r>
@@ -2224,19 +2220,819 @@
         </w:rPr>
       </w:pPr>
       <w:r>
-        <w:rPr/>
-      </w:r>
-    </w:p>
-    <w:p>
-      <w:pPr>
-        <w:pStyle w:val="BodyText"/>
+        <w:rPr>
+          <w:rStyle w:val="SourceText"/>
+        </w:rPr>
+        <w:t>Folgende Zeilen werden in diese Datei geschrieben:</w:t>
+      </w:r>
+    </w:p>
+    <w:p>
+      <w:pPr>
+        <w:pStyle w:val="Code"/>
+        <w:rPr/>
+      </w:pPr>
+      <w:r>
+        <w:rPr>
+          <w:rStyle w:val="SourceText"/>
+        </w:rPr>
+        <w:t>[Unit]</w:t>
+        <w:br/>
+        <w:t>Description=Wetterstation</w:t>
+        <w:br/>
+        <w:t>After=network.target</w:t>
+        <w:br/>
+        <w:br/>
+        <w:t>[Service]</w:t>
+        <w:br/>
+        <w:t>Type=oneshot</w:t>
+        <w:br/>
+        <w:t>ExecStart=/usr/bin/python3 /home/admin/Wetterstation/backend/main.py</w:t>
+        <w:br/>
+        <w:t>WorkingDirectory=/home/admin/Wetterstation/backend</w:t>
+        <w:br/>
+        <w:t>User=admin</w:t>
+        <w:br/>
+        <w:t>RemainAfterExit=yes</w:t>
+        <w:br/>
+        <w:br/>
+        <w:t>[Install]</w:t>
+        <w:br/>
+        <w:t>WantedBy=multi-user.target</w:t>
+      </w:r>
+      <w:r>
+        <w:br w:type="page"/>
+      </w:r>
+    </w:p>
+    <w:p>
+      <w:pPr>
+        <w:pStyle w:val="Heading2"/>
+        <w:numPr>
+          <w:ilvl w:val="0"/>
+          <w:numId w:val="2"/>
+        </w:numPr>
+        <w:ind w:hanging="0" w:start="0"/>
+        <w:rPr>
+          <w:rFonts w:ascii="Arial" w:hAnsi="Arial" w:eastAsia="Arial" w:cs="Arial"/>
+          <w:color w:val="auto"/>
+          <w:sz w:val="24"/>
+          <w:szCs w:val="24"/>
+        </w:rPr>
+      </w:pPr>
+      <w:r>
         <w:rPr>
           <w:rStyle w:val="SourceText"/>
           <w:rFonts w:ascii="Arial" w:hAnsi="Arial"/>
+          <w:color w:val="auto"/>
+          <w:sz w:val="24"/>
+          <w:szCs w:val="24"/>
         </w:rPr>
-      </w:pPr>
-      <w:r>
-        <w:rPr/>
+        <w:t>[Unit]</w:t>
+      </w:r>
+      <w:r>
+        <w:rPr>
+          <w:rFonts w:eastAsia="Arial" w:cs="Arial" w:ascii="Arial" w:hAnsi="Arial"/>
+          <w:color w:val="auto"/>
+          <w:sz w:val="24"/>
+          <w:szCs w:val="24"/>
+        </w:rPr>
+        <w:t xml:space="preserve"> – Metadaten &amp; Abhängigkeiten</w:t>
+      </w:r>
+    </w:p>
+    <w:tbl>
+      <w:tblPr>
+        <w:tblW w:w="9072" w:type="dxa"/>
+        <w:jc w:val="start"/>
+        <w:tblInd w:w="0" w:type="dxa"/>
+        <w:tblLayout w:type="fixed"/>
+        <w:tblCellMar>
+          <w:top w:w="28" w:type="dxa"/>
+          <w:start w:w="28" w:type="dxa"/>
+          <w:bottom w:w="28" w:type="dxa"/>
+          <w:end w:w="28" w:type="dxa"/>
+        </w:tblCellMar>
+      </w:tblPr>
+      <w:tblGrid>
+        <w:gridCol w:w="3446"/>
+        <w:gridCol w:w="5626"/>
+      </w:tblGrid>
+      <w:tr>
+        <w:trPr>
+          <w:tblHeader w:val="true"/>
+        </w:trPr>
+        <w:tc>
+          <w:tcPr>
+            <w:tcW w:w="3446" w:type="dxa"/>
+            <w:tcBorders/>
+            <w:vAlign w:val="center"/>
+          </w:tcPr>
+          <w:p>
+            <w:pPr>
+              <w:pStyle w:val="TableHeading"/>
+              <w:suppressLineNumbers/>
+              <w:spacing w:before="0" w:after="160"/>
+              <w:jc w:val="center"/>
+              <w:rPr/>
+            </w:pPr>
+            <w:r>
+              <w:rPr/>
+              <w:t>Zeile</w:t>
+            </w:r>
+          </w:p>
+        </w:tc>
+        <w:tc>
+          <w:tcPr>
+            <w:tcW w:w="5626" w:type="dxa"/>
+            <w:tcBorders/>
+            <w:vAlign w:val="center"/>
+          </w:tcPr>
+          <w:p>
+            <w:pPr>
+              <w:pStyle w:val="TableHeading"/>
+              <w:suppressLineNumbers/>
+              <w:spacing w:before="0" w:after="160"/>
+              <w:jc w:val="center"/>
+              <w:rPr/>
+            </w:pPr>
+            <w:r>
+              <w:rPr/>
+              <w:t>Erklärung</w:t>
+            </w:r>
+          </w:p>
+        </w:tc>
+      </w:tr>
+      <w:tr>
+        <w:trPr/>
+        <w:tc>
+          <w:tcPr>
+            <w:tcW w:w="3446" w:type="dxa"/>
+            <w:tcBorders/>
+            <w:vAlign w:val="center"/>
+          </w:tcPr>
+          <w:p>
+            <w:pPr>
+              <w:pStyle w:val="TableContents"/>
+              <w:widowControl w:val="false"/>
+              <w:suppressLineNumbers/>
+              <w:spacing w:before="0" w:after="160"/>
+              <w:rPr/>
+            </w:pPr>
+            <w:r>
+              <w:rPr>
+                <w:rStyle w:val="SourceText"/>
+              </w:rPr>
+              <w:t>Description=Wetterstation</w:t>
+            </w:r>
+          </w:p>
+        </w:tc>
+        <w:tc>
+          <w:tcPr>
+            <w:tcW w:w="5626" w:type="dxa"/>
+            <w:tcBorders/>
+            <w:vAlign w:val="center"/>
+          </w:tcPr>
+          <w:p>
+            <w:pPr>
+              <w:pStyle w:val="TableContents"/>
+              <w:widowControl w:val="false"/>
+              <w:suppressLineNumbers/>
+              <w:spacing w:before="0" w:after="160"/>
+              <w:rPr/>
+            </w:pPr>
+            <w:r>
+              <w:rPr/>
+              <w:t xml:space="preserve">Name des Dienstes, erscheint bei </w:t>
+            </w:r>
+            <w:r>
+              <w:rPr>
+                <w:rStyle w:val="SourceText"/>
+              </w:rPr>
+              <w:t>systemctl status</w:t>
+            </w:r>
+          </w:p>
+        </w:tc>
+      </w:tr>
+      <w:tr>
+        <w:trPr/>
+        <w:tc>
+          <w:tcPr>
+            <w:tcW w:w="3446" w:type="dxa"/>
+            <w:tcBorders/>
+            <w:vAlign w:val="center"/>
+          </w:tcPr>
+          <w:p>
+            <w:pPr>
+              <w:pStyle w:val="TableContents"/>
+              <w:widowControl w:val="false"/>
+              <w:suppressLineNumbers/>
+              <w:spacing w:before="0" w:after="160"/>
+              <w:rPr/>
+            </w:pPr>
+            <w:r>
+              <w:rPr>
+                <w:rStyle w:val="SourceText"/>
+              </w:rPr>
+              <w:t>After=network.target</w:t>
+            </w:r>
+          </w:p>
+        </w:tc>
+        <w:tc>
+          <w:tcPr>
+            <w:tcW w:w="5626" w:type="dxa"/>
+            <w:tcBorders/>
+            <w:vAlign w:val="center"/>
+          </w:tcPr>
+          <w:p>
+            <w:pPr>
+              <w:pStyle w:val="TableContents"/>
+              <w:widowControl w:val="false"/>
+              <w:suppressLineNumbers/>
+              <w:spacing w:before="0" w:after="160"/>
+              <w:rPr/>
+            </w:pPr>
+            <w:r>
+              <w:rPr/>
+              <w:t>Der Dienst startet erst, nachdem das Netzwerk verfügbar ist</w:t>
+            </w:r>
+          </w:p>
+        </w:tc>
+      </w:tr>
+    </w:tbl>
+    <w:p>
+      <w:pPr>
+        <w:pStyle w:val="Heading2"/>
+        <w:numPr>
+          <w:ilvl w:val="1"/>
+          <w:numId w:val="2"/>
+        </w:numPr>
+        <w:spacing w:before="0" w:after="140"/>
+        <w:ind w:hanging="0" w:start="0"/>
+        <w:rPr>
+          <w:rStyle w:val="SourceText"/>
+          <w:color w:val="auto"/>
+        </w:rPr>
+      </w:pPr>
+      <w:r>
+        <w:rPr>
+          <w:sz w:val="24"/>
+          <w:szCs w:val="24"/>
+        </w:rPr>
+      </w:r>
+    </w:p>
+    <w:p>
+      <w:pPr>
+        <w:pStyle w:val="Heading2"/>
+        <w:numPr>
+          <w:ilvl w:val="1"/>
+          <w:numId w:val="2"/>
+        </w:numPr>
+        <w:spacing w:before="0" w:after="140"/>
+        <w:ind w:hanging="0" w:start="0"/>
+        <w:rPr>
+          <w:sz w:val="24"/>
+          <w:szCs w:val="24"/>
+        </w:rPr>
+      </w:pPr>
+      <w:r>
+        <w:rPr>
+          <w:rStyle w:val="SourceText"/>
+          <w:color w:val="auto"/>
+          <w:sz w:val="24"/>
+          <w:szCs w:val="24"/>
+        </w:rPr>
+        <w:t>[Service]</w:t>
+      </w:r>
+      <w:r>
+        <w:rPr>
+          <w:rFonts w:eastAsia="Arial" w:cs="Arial" w:ascii="Arial" w:hAnsi="Arial"/>
+          <w:color w:val="auto"/>
+          <w:sz w:val="24"/>
+          <w:szCs w:val="24"/>
+        </w:rPr>
+        <w:t xml:space="preserve"> – Ausführungsverhalten</w:t>
+      </w:r>
+    </w:p>
+    <w:tbl>
+      <w:tblPr>
+        <w:tblW w:w="9072" w:type="dxa"/>
+        <w:jc w:val="start"/>
+        <w:tblInd w:w="0" w:type="dxa"/>
+        <w:tblLayout w:type="fixed"/>
+        <w:tblCellMar>
+          <w:top w:w="28" w:type="dxa"/>
+          <w:start w:w="28" w:type="dxa"/>
+          <w:bottom w:w="28" w:type="dxa"/>
+          <w:end w:w="28" w:type="dxa"/>
+        </w:tblCellMar>
+      </w:tblPr>
+      <w:tblGrid>
+        <w:gridCol w:w="3604"/>
+        <w:gridCol w:w="5468"/>
+      </w:tblGrid>
+      <w:tr>
+        <w:trPr>
+          <w:tblHeader w:val="true"/>
+        </w:trPr>
+        <w:tc>
+          <w:tcPr>
+            <w:tcW w:w="3604" w:type="dxa"/>
+            <w:tcBorders/>
+            <w:vAlign w:val="center"/>
+          </w:tcPr>
+          <w:p>
+            <w:pPr>
+              <w:pStyle w:val="TableHeading"/>
+              <w:suppressLineNumbers/>
+              <w:spacing w:before="0" w:after="160"/>
+              <w:jc w:val="center"/>
+              <w:rPr/>
+            </w:pPr>
+            <w:r>
+              <w:rPr/>
+              <w:t>Zeile</w:t>
+            </w:r>
+          </w:p>
+        </w:tc>
+        <w:tc>
+          <w:tcPr>
+            <w:tcW w:w="5468" w:type="dxa"/>
+            <w:tcBorders/>
+            <w:vAlign w:val="center"/>
+          </w:tcPr>
+          <w:p>
+            <w:pPr>
+              <w:pStyle w:val="TableHeading"/>
+              <w:suppressLineNumbers/>
+              <w:spacing w:before="0" w:after="160"/>
+              <w:jc w:val="center"/>
+              <w:rPr/>
+            </w:pPr>
+            <w:r>
+              <w:rPr/>
+              <w:t>Erklärung</w:t>
+            </w:r>
+          </w:p>
+        </w:tc>
+      </w:tr>
+      <w:tr>
+        <w:trPr/>
+        <w:tc>
+          <w:tcPr>
+            <w:tcW w:w="3604" w:type="dxa"/>
+            <w:tcBorders/>
+            <w:vAlign w:val="center"/>
+          </w:tcPr>
+          <w:p>
+            <w:pPr>
+              <w:pStyle w:val="TableContents"/>
+              <w:widowControl w:val="false"/>
+              <w:suppressLineNumbers/>
+              <w:spacing w:before="0" w:after="160"/>
+              <w:rPr/>
+            </w:pPr>
+            <w:r>
+              <w:rPr>
+                <w:rStyle w:val="SourceText"/>
+              </w:rPr>
+              <w:t>Type=oneshot</w:t>
+            </w:r>
+          </w:p>
+        </w:tc>
+        <w:tc>
+          <w:tcPr>
+            <w:tcW w:w="5468" w:type="dxa"/>
+            <w:tcBorders/>
+            <w:vAlign w:val="center"/>
+          </w:tcPr>
+          <w:p>
+            <w:pPr>
+              <w:pStyle w:val="TableContents"/>
+              <w:widowControl w:val="false"/>
+              <w:suppressLineNumbers/>
+              <w:spacing w:before="0" w:after="160"/>
+              <w:rPr/>
+            </w:pPr>
+            <w:r>
+              <w:rPr>
+                <w:b w:val="false"/>
+                <w:bCs w:val="false"/>
+              </w:rPr>
+              <w:t xml:space="preserve">Systemd erwartet, dass der Prozess </w:t>
+            </w:r>
+            <w:r>
+              <w:rPr>
+                <w:rStyle w:val="Strong"/>
+                <w:b w:val="false"/>
+                <w:bCs w:val="false"/>
+              </w:rPr>
+              <w:t>einmal durchläuft und sich beendet</w:t>
+            </w:r>
+            <w:r>
+              <w:rPr>
+                <w:b w:val="false"/>
+                <w:bCs w:val="false"/>
+              </w:rPr>
+              <w:t xml:space="preserve"> – kein Dauerbetrieb nötig</w:t>
+            </w:r>
+          </w:p>
+        </w:tc>
+      </w:tr>
+      <w:tr>
+        <w:trPr/>
+        <w:tc>
+          <w:tcPr>
+            <w:tcW w:w="3604" w:type="dxa"/>
+            <w:tcBorders/>
+            <w:vAlign w:val="center"/>
+          </w:tcPr>
+          <w:p>
+            <w:pPr>
+              <w:pStyle w:val="TableContents"/>
+              <w:widowControl w:val="false"/>
+              <w:suppressLineNumbers/>
+              <w:spacing w:before="0" w:after="160"/>
+              <w:rPr/>
+            </w:pPr>
+            <w:r>
+              <w:rPr>
+                <w:rStyle w:val="SourceText"/>
+              </w:rPr>
+              <w:t>ExecStart=/usr/bin/python3 .../main.py</w:t>
+            </w:r>
+          </w:p>
+        </w:tc>
+        <w:tc>
+          <w:tcPr>
+            <w:tcW w:w="5468" w:type="dxa"/>
+            <w:tcBorders/>
+            <w:vAlign w:val="center"/>
+          </w:tcPr>
+          <w:p>
+            <w:pPr>
+              <w:pStyle w:val="TableContents"/>
+              <w:widowControl w:val="false"/>
+              <w:suppressLineNumbers/>
+              <w:spacing w:before="0" w:after="160"/>
+              <w:rPr/>
+            </w:pPr>
+            <w:r>
+              <w:rPr/>
+              <w:t xml:space="preserve">Der Befehl der beim Start ausgeführt wird – Python3 startet </w:t>
+            </w:r>
+            <w:r>
+              <w:rPr>
+                <w:rStyle w:val="SourceText"/>
+              </w:rPr>
+              <w:t>main.py</w:t>
+            </w:r>
+          </w:p>
+        </w:tc>
+      </w:tr>
+      <w:tr>
+        <w:trPr/>
+        <w:tc>
+          <w:tcPr>
+            <w:tcW w:w="3604" w:type="dxa"/>
+            <w:tcBorders/>
+            <w:vAlign w:val="center"/>
+          </w:tcPr>
+          <w:p>
+            <w:pPr>
+              <w:pStyle w:val="TableContents"/>
+              <w:widowControl w:val="false"/>
+              <w:suppressLineNumbers/>
+              <w:spacing w:before="0" w:after="160"/>
+              <w:rPr/>
+            </w:pPr>
+            <w:r>
+              <w:rPr>
+                <w:rStyle w:val="SourceText"/>
+              </w:rPr>
+              <w:t>WorkingDirectory=.../backend</w:t>
+            </w:r>
+          </w:p>
+        </w:tc>
+        <w:tc>
+          <w:tcPr>
+            <w:tcW w:w="5468" w:type="dxa"/>
+            <w:tcBorders/>
+            <w:vAlign w:val="center"/>
+          </w:tcPr>
+          <w:p>
+            <w:pPr>
+              <w:pStyle w:val="TableContents"/>
+              <w:widowControl w:val="false"/>
+              <w:suppressLineNumbers/>
+              <w:spacing w:before="0" w:after="160"/>
+              <w:rPr/>
+            </w:pPr>
+            <w:r>
+              <w:rPr/>
+              <w:t>Setzt das Arbeitsverzeichnis, damit relative Pfade (z.B. zur Datenbank) korrekt aufgelöst werden</w:t>
+            </w:r>
+          </w:p>
+        </w:tc>
+      </w:tr>
+      <w:tr>
+        <w:trPr/>
+        <w:tc>
+          <w:tcPr>
+            <w:tcW w:w="3604" w:type="dxa"/>
+            <w:tcBorders/>
+            <w:vAlign w:val="center"/>
+          </w:tcPr>
+          <w:p>
+            <w:pPr>
+              <w:pStyle w:val="TableContents"/>
+              <w:widowControl w:val="false"/>
+              <w:suppressLineNumbers/>
+              <w:spacing w:before="0" w:after="160"/>
+              <w:rPr/>
+            </w:pPr>
+            <w:r>
+              <w:rPr>
+                <w:rStyle w:val="SourceText"/>
+              </w:rPr>
+              <w:t>User=admin</w:t>
+            </w:r>
+          </w:p>
+        </w:tc>
+        <w:tc>
+          <w:tcPr>
+            <w:tcW w:w="5468" w:type="dxa"/>
+            <w:tcBorders/>
+            <w:vAlign w:val="center"/>
+          </w:tcPr>
+          <w:p>
+            <w:pPr>
+              <w:pStyle w:val="TableContents"/>
+              <w:widowControl w:val="false"/>
+              <w:suppressLineNumbers/>
+              <w:spacing w:before="0" w:after="160"/>
+              <w:rPr/>
+            </w:pPr>
+            <w:r>
+              <w:rPr/>
+              <w:t xml:space="preserve">Der Dienst läuft unter dem Benutzer </w:t>
+            </w:r>
+            <w:r>
+              <w:rPr>
+                <w:rStyle w:val="SourceText"/>
+              </w:rPr>
+              <w:t>admin</w:t>
+            </w:r>
+            <w:r>
+              <w:rPr/>
+              <w:t>, nicht als Root – erhöht die Sicherheit</w:t>
+            </w:r>
+          </w:p>
+        </w:tc>
+      </w:tr>
+      <w:tr>
+        <w:trPr/>
+        <w:tc>
+          <w:tcPr>
+            <w:tcW w:w="3604" w:type="dxa"/>
+            <w:tcBorders/>
+            <w:vAlign w:val="center"/>
+          </w:tcPr>
+          <w:p>
+            <w:pPr>
+              <w:pStyle w:val="TableContents"/>
+              <w:widowControl w:val="false"/>
+              <w:suppressLineNumbers/>
+              <w:spacing w:before="0" w:after="160"/>
+              <w:rPr/>
+            </w:pPr>
+            <w:r>
+              <w:rPr>
+                <w:rStyle w:val="SourceText"/>
+              </w:rPr>
+              <w:t>RemainAfterExit=yes</w:t>
+            </w:r>
+          </w:p>
+        </w:tc>
+        <w:tc>
+          <w:tcPr>
+            <w:tcW w:w="5468" w:type="dxa"/>
+            <w:tcBorders/>
+            <w:vAlign w:val="center"/>
+          </w:tcPr>
+          <w:p>
+            <w:pPr>
+              <w:pStyle w:val="TableContents"/>
+              <w:widowControl w:val="false"/>
+              <w:suppressLineNumbers/>
+              <w:spacing w:before="0" w:after="160"/>
+              <w:rPr/>
+            </w:pPr>
+            <w:r>
+              <w:rPr/>
+              <w:t xml:space="preserve">Der Dienst gilt auch nach dem Ende als </w:t>
+            </w:r>
+            <w:r>
+              <w:rPr>
+                <w:rStyle w:val="SourceText"/>
+              </w:rPr>
+              <w:t>active (exited)</w:t>
+            </w:r>
+            <w:r>
+              <w:rPr/>
+              <w:t xml:space="preserve"> – zeigt an, dass die Initialisierung erfolgreich war</w:t>
+            </w:r>
+          </w:p>
+        </w:tc>
+      </w:tr>
+    </w:tbl>
+    <w:p>
+      <w:pPr>
+        <w:pStyle w:val="Heading2"/>
+        <w:numPr>
+          <w:ilvl w:val="1"/>
+          <w:numId w:val="2"/>
+        </w:numPr>
+        <w:spacing w:before="0" w:after="140"/>
+        <w:ind w:hanging="0" w:start="0"/>
+        <w:rPr>
+          <w:rStyle w:val="SourceText"/>
+          <w:color w:val="auto"/>
+        </w:rPr>
+      </w:pPr>
+      <w:r>
+        <w:rPr>
+          <w:sz w:val="24"/>
+          <w:szCs w:val="24"/>
+        </w:rPr>
+      </w:r>
+    </w:p>
+    <w:p>
+      <w:pPr>
+        <w:pStyle w:val="Heading2"/>
+        <w:numPr>
+          <w:ilvl w:val="1"/>
+          <w:numId w:val="2"/>
+        </w:numPr>
+        <w:spacing w:before="0" w:after="140"/>
+        <w:ind w:hanging="0" w:start="0"/>
+        <w:rPr>
+          <w:sz w:val="24"/>
+          <w:szCs w:val="24"/>
+        </w:rPr>
+      </w:pPr>
+      <w:r>
+        <w:rPr>
+          <w:rStyle w:val="SourceText"/>
+          <w:color w:val="auto"/>
+          <w:sz w:val="24"/>
+          <w:szCs w:val="24"/>
+        </w:rPr>
+        <w:t>[Install]</w:t>
+      </w:r>
+      <w:r>
+        <w:rPr>
+          <w:rFonts w:eastAsia="Arial" w:cs="Arial" w:ascii="Arial" w:hAnsi="Arial"/>
+          <w:color w:val="auto"/>
+          <w:sz w:val="24"/>
+          <w:szCs w:val="24"/>
+        </w:rPr>
+        <w:t xml:space="preserve"> – Systemintegration</w:t>
+      </w:r>
+    </w:p>
+    <w:tbl>
+      <w:tblPr>
+        <w:tblW w:w="9072" w:type="dxa"/>
+        <w:jc w:val="start"/>
+        <w:tblInd w:w="0" w:type="dxa"/>
+        <w:tblLayout w:type="fixed"/>
+        <w:tblCellMar>
+          <w:top w:w="28" w:type="dxa"/>
+          <w:start w:w="28" w:type="dxa"/>
+          <w:bottom w:w="28" w:type="dxa"/>
+          <w:end w:w="28" w:type="dxa"/>
+        </w:tblCellMar>
+      </w:tblPr>
+      <w:tblGrid>
+        <w:gridCol w:w="3315"/>
+        <w:gridCol w:w="5757"/>
+      </w:tblGrid>
+      <w:tr>
+        <w:trPr>
+          <w:tblHeader w:val="true"/>
+        </w:trPr>
+        <w:tc>
+          <w:tcPr>
+            <w:tcW w:w="3315" w:type="dxa"/>
+            <w:tcBorders/>
+            <w:vAlign w:val="center"/>
+          </w:tcPr>
+          <w:p>
+            <w:pPr>
+              <w:pStyle w:val="TableHeading"/>
+              <w:suppressLineNumbers/>
+              <w:spacing w:before="0" w:after="160"/>
+              <w:jc w:val="center"/>
+              <w:rPr/>
+            </w:pPr>
+            <w:r>
+              <w:rPr/>
+              <w:t>Zeile</w:t>
+            </w:r>
+          </w:p>
+        </w:tc>
+        <w:tc>
+          <w:tcPr>
+            <w:tcW w:w="5757" w:type="dxa"/>
+            <w:tcBorders/>
+            <w:vAlign w:val="center"/>
+          </w:tcPr>
+          <w:p>
+            <w:pPr>
+              <w:pStyle w:val="TableHeading"/>
+              <w:suppressLineNumbers/>
+              <w:spacing w:before="0" w:after="160"/>
+              <w:jc w:val="center"/>
+              <w:rPr/>
+            </w:pPr>
+            <w:r>
+              <w:rPr/>
+              <w:t>Erklärung</w:t>
+            </w:r>
+          </w:p>
+        </w:tc>
+      </w:tr>
+      <w:tr>
+        <w:trPr/>
+        <w:tc>
+          <w:tcPr>
+            <w:tcW w:w="3315" w:type="dxa"/>
+            <w:tcBorders/>
+            <w:vAlign w:val="center"/>
+          </w:tcPr>
+          <w:p>
+            <w:pPr>
+              <w:pStyle w:val="TableContents"/>
+              <w:widowControl w:val="false"/>
+              <w:suppressLineNumbers/>
+              <w:spacing w:before="0" w:after="160"/>
+              <w:rPr/>
+            </w:pPr>
+            <w:r>
+              <w:rPr>
+                <w:rStyle w:val="SourceText"/>
+              </w:rPr>
+              <w:t>WantedBy=multi-user.target</w:t>
+            </w:r>
+          </w:p>
+        </w:tc>
+        <w:tc>
+          <w:tcPr>
+            <w:tcW w:w="5757" w:type="dxa"/>
+            <w:tcBorders/>
+            <w:vAlign w:val="center"/>
+          </w:tcPr>
+          <w:p>
+            <w:pPr>
+              <w:pStyle w:val="TableContents"/>
+              <w:widowControl w:val="false"/>
+              <w:suppressLineNumbers/>
+              <w:spacing w:before="0" w:after="160"/>
+              <w:rPr/>
+            </w:pPr>
+            <w:r>
+              <w:rPr/>
+              <w:t>Der Dienst wird beim normalen Systemstart des Raspberry Pi automatisch aktiviert</w:t>
+            </w:r>
+          </w:p>
+        </w:tc>
+      </w:tr>
+    </w:tbl>
+    <w:p>
+      <w:pPr>
+        <w:pStyle w:val="BodyText"/>
+        <w:rPr/>
+      </w:pPr>
+      <w:r>
+        <w:rPr/>
+      </w:r>
+    </w:p>
+    <w:p>
+      <w:pPr>
+        <w:pStyle w:val="Code"/>
+        <w:rPr/>
+      </w:pPr>
+      <w:r>
+        <w:rPr/>
+        <w:t>sudo systemctl daemon-reload</w:t>
+        <w:br/>
+        <w:t xml:space="preserve">sudo </w:t>
+      </w:r>
+      <w:r>
+        <w:rPr/>
+        <w:t>systemctl start wetterstation.service</w:t>
+        <w:br/>
+      </w:r>
+      <w:r>
+        <w:rPr/>
+        <w:t>sudo systemctl enable wetterstation.service</w:t>
       </w:r>
       <w:r>
         <w:br w:type="page"/>
@@ -2247,14 +3043,14 @@
         <w:pStyle w:val="berschrift1"/>
         <w:numPr>
           <w:ilvl w:val="0"/>
-          <w:numId w:val="1"/>
+          <w:numId w:val="2"/>
         </w:numPr>
         <w:spacing w:before="0" w:after="80"/>
         <w:rPr/>
       </w:pPr>
       <w:bookmarkStart w:id="18" w:name="__RefHeading___Toc510_346844924"/>
-      <w:bookmarkStart w:id="19" w:name="_Toc220924526"/>
-      <w:bookmarkStart w:id="20" w:name="_Toc196762887"/>
+      <w:bookmarkStart w:id="19" w:name="_Toc196762887"/>
+      <w:bookmarkStart w:id="20" w:name="_Toc220924526"/>
       <w:bookmarkEnd w:id="18"/>
       <w:r>
         <w:rPr/>
@@ -2282,6 +3078,15 @@
       </w:r>
       <w:r>
         <w:rPr>
+          <w:vanish/>
+        </w:rPr>
+      </w:r>
+      <w:r>
+        <w:fldChar w:fldCharType="begin"/>
+      </w:r>
+      <w:r>
+        <w:rPr>
+          <w:rStyle w:val="Hyperlink"/>
           <w:vanish/>
         </w:rPr>
       </w:r>
@@ -2291,23 +3096,11 @@
             <w:rStyle w:val="Hyperlink"/>
             <w:vanish/>
           </w:rPr>
-          <w:fldChar w:fldCharType="begin"/>
         </w:r>
         <w:r>
           <w:rPr>
-            <w:webHidden/>
-          </w:rPr>
-          <w:fldChar w:fldCharType="begin"/>
-        </w:r>
-        <w:r>
-          <w:rPr>
-            <w:webHidden/>
-          </w:rPr>
-          <w:instrText xml:space="preserve">PAGEREF _Toc177567445 \h</w:instrText>
-        </w:r>
-        <w:r>
-          <w:rPr>
-            <w:webHidden/>
+            <w:rStyle w:val="Hyperlink"/>
+            <w:vanish/>
           </w:rPr>
           <w:fldChar w:fldCharType="separate"/>
         </w:r>
@@ -2316,13 +3109,26 @@
             <w:rStyle w:val="Hyperlink"/>
             <w:vanish/>
           </w:rPr>
-          <w:fldChar w:fldCharType="begin"/>
         </w:r>
         <w:r>
           <w:rPr>
-            <w:webHidden/>
+            <w:rStyle w:val="Hyperlink"/>
+            <w:vanish/>
+          </w:rPr>
+        </w:r>
+        <w:r>
+          <w:rPr>
+            <w:rStyle w:val="Hyperlink"/>
+            <w:vanish/>
           </w:rPr>
           <w:fldChar w:fldCharType="end"/>
+        </w:r>
+        <w:r>
+          <w:rPr>
+            <w:rStyle w:val="Hyperlink"/>
+            <w:vanish/>
+          </w:rPr>
+          <w:fldChar w:fldCharType="begin"/>
         </w:r>
         <w:r>
           <w:rPr>
@@ -2357,6 +3163,13 @@
             <w:rStyle w:val="Hyperlink"/>
             <w:vanish/>
           </w:rPr>
+          <w:fldChar w:fldCharType="begin"/>
+        </w:r>
+        <w:r>
+          <w:rPr>
+            <w:rStyle w:val="Hyperlink"/>
+            <w:vanish/>
+          </w:rPr>
           <w:instrText xml:space="preserve"> PAGEREF _Toc177567445 \h </w:instrText>
         </w:r>
         <w:r>
@@ -2457,13 +3270,13 @@
         <w:pStyle w:val="berschrift1"/>
         <w:numPr>
           <w:ilvl w:val="0"/>
-          <w:numId w:val="1"/>
+          <w:numId w:val="2"/>
         </w:numPr>
         <w:rPr/>
       </w:pPr>
       <w:bookmarkStart w:id="21" w:name="__RefHeading___Toc508_346844924"/>
-      <w:bookmarkStart w:id="22" w:name="_Toc220924527"/>
-      <w:bookmarkStart w:id="23" w:name="_Toc196762888"/>
+      <w:bookmarkStart w:id="22" w:name="_Toc196762888"/>
+      <w:bookmarkStart w:id="23" w:name="_Toc220924527"/>
       <w:bookmarkEnd w:id="21"/>
       <w:r>
         <w:rPr/>
@@ -2580,7 +3393,7 @@
     </w:r>
     <w:r>
       <w:rPr/>
-      <w:t>08.04.2026</w:t>
+      <w:t>20.04.2026</w:t>
     </w:r>
     <w:r>
       <w:rPr/>
@@ -2652,7 +3465,7 @@
     </w:r>
     <w:r>
       <w:rPr/>
-      <w:t>6</w:t>
+      <w:t>5</w:t>
     </w:r>
     <w:r>
       <w:rPr/>
@@ -2689,6 +3502,125 @@
       <w:start w:val="1"/>
       <w:numFmt w:val="none"/>
       <w:suff w:val="nothing"/>
+      <w:lvlText w:val=""/>
+      <w:lvlJc w:val="start"/>
+      <w:pPr>
+        <w:tabs>
+          <w:tab w:val="num" w:pos="0"/>
+        </w:tabs>
+        <w:ind w:start="0" w:hanging="0"/>
+      </w:pPr>
+    </w:lvl>
+    <w:lvl w:ilvl="1">
+      <w:start w:val="1"/>
+      <w:numFmt w:val="none"/>
+      <w:suff w:val="nothing"/>
+      <w:lvlText w:val=""/>
+      <w:lvlJc w:val="start"/>
+      <w:pPr>
+        <w:tabs>
+          <w:tab w:val="num" w:pos="0"/>
+        </w:tabs>
+        <w:ind w:start="0" w:hanging="0"/>
+      </w:pPr>
+    </w:lvl>
+    <w:lvl w:ilvl="2">
+      <w:start w:val="1"/>
+      <w:numFmt w:val="none"/>
+      <w:suff w:val="nothing"/>
+      <w:lvlText w:val=""/>
+      <w:lvlJc w:val="start"/>
+      <w:pPr>
+        <w:tabs>
+          <w:tab w:val="num" w:pos="0"/>
+        </w:tabs>
+        <w:ind w:start="0" w:hanging="0"/>
+      </w:pPr>
+    </w:lvl>
+    <w:lvl w:ilvl="3">
+      <w:start w:val="1"/>
+      <w:numFmt w:val="none"/>
+      <w:suff w:val="nothing"/>
+      <w:lvlText w:val=""/>
+      <w:lvlJc w:val="start"/>
+      <w:pPr>
+        <w:tabs>
+          <w:tab w:val="num" w:pos="0"/>
+        </w:tabs>
+        <w:ind w:start="0" w:hanging="0"/>
+      </w:pPr>
+    </w:lvl>
+    <w:lvl w:ilvl="4">
+      <w:start w:val="1"/>
+      <w:numFmt w:val="none"/>
+      <w:suff w:val="nothing"/>
+      <w:lvlText w:val=""/>
+      <w:lvlJc w:val="start"/>
+      <w:pPr>
+        <w:tabs>
+          <w:tab w:val="num" w:pos="0"/>
+        </w:tabs>
+        <w:ind w:start="0" w:hanging="0"/>
+      </w:pPr>
+    </w:lvl>
+    <w:lvl w:ilvl="5">
+      <w:start w:val="1"/>
+      <w:numFmt w:val="none"/>
+      <w:suff w:val="nothing"/>
+      <w:lvlText w:val=""/>
+      <w:lvlJc w:val="start"/>
+      <w:pPr>
+        <w:tabs>
+          <w:tab w:val="num" w:pos="0"/>
+        </w:tabs>
+        <w:ind w:start="0" w:hanging="0"/>
+      </w:pPr>
+    </w:lvl>
+    <w:lvl w:ilvl="6">
+      <w:start w:val="1"/>
+      <w:numFmt w:val="none"/>
+      <w:suff w:val="nothing"/>
+      <w:lvlText w:val=""/>
+      <w:lvlJc w:val="start"/>
+      <w:pPr>
+        <w:tabs>
+          <w:tab w:val="num" w:pos="0"/>
+        </w:tabs>
+        <w:ind w:start="0" w:hanging="0"/>
+      </w:pPr>
+    </w:lvl>
+    <w:lvl w:ilvl="7">
+      <w:start w:val="1"/>
+      <w:numFmt w:val="none"/>
+      <w:suff w:val="nothing"/>
+      <w:lvlText w:val=""/>
+      <w:lvlJc w:val="start"/>
+      <w:pPr>
+        <w:tabs>
+          <w:tab w:val="num" w:pos="0"/>
+        </w:tabs>
+        <w:ind w:start="0" w:hanging="0"/>
+      </w:pPr>
+    </w:lvl>
+    <w:lvl w:ilvl="8">
+      <w:start w:val="1"/>
+      <w:numFmt w:val="none"/>
+      <w:suff w:val="nothing"/>
+      <w:lvlText w:val=""/>
+      <w:lvlJc w:val="start"/>
+      <w:pPr>
+        <w:tabs>
+          <w:tab w:val="num" w:pos="0"/>
+        </w:tabs>
+        <w:ind w:start="0" w:hanging="0"/>
+      </w:pPr>
+    </w:lvl>
+  </w:abstractNum>
+  <w:abstractNum w:abstractNumId="2">
+    <w:lvl w:ilvl="0">
+      <w:start w:val="1"/>
+      <w:numFmt w:val="none"/>
+      <w:suff w:val="nothing"/>
       <w:lvlText w:val="%1"/>
       <w:lvlJc w:val="start"/>
       <w:pPr>
@@ -2812,7 +3744,7 @@
       <w:rPr/>
     </w:lvl>
   </w:abstractNum>
-  <w:abstractNum w:abstractNumId="2">
+  <w:abstractNum w:abstractNumId="3">
     <w:lvl w:ilvl="0">
       <w:start w:val="1"/>
       <w:numFmt w:val="bullet"/>
@@ -2949,7 +3881,7 @@
       </w:rPr>
     </w:lvl>
   </w:abstractNum>
-  <w:abstractNum w:abstractNumId="3">
+  <w:abstractNum w:abstractNumId="4">
     <w:lvl w:ilvl="0">
       <w:start w:val="1"/>
       <w:numFmt w:val="bullet"/>
@@ -3084,125 +4016,6 @@
       <w:rPr>
         <w:rFonts w:ascii="Wingdings" w:hAnsi="Wingdings" w:cs="Wingdings" w:hint="default"/>
       </w:rPr>
-    </w:lvl>
-  </w:abstractNum>
-  <w:abstractNum w:abstractNumId="4">
-    <w:lvl w:ilvl="0">
-      <w:start w:val="1"/>
-      <w:numFmt w:val="none"/>
-      <w:suff w:val="nothing"/>
-      <w:lvlText w:val=""/>
-      <w:lvlJc w:val="start"/>
-      <w:pPr>
-        <w:tabs>
-          <w:tab w:val="num" w:pos="0"/>
-        </w:tabs>
-        <w:ind w:start="0" w:hanging="0"/>
-      </w:pPr>
-    </w:lvl>
-    <w:lvl w:ilvl="1">
-      <w:start w:val="1"/>
-      <w:numFmt w:val="none"/>
-      <w:suff w:val="nothing"/>
-      <w:lvlText w:val=""/>
-      <w:lvlJc w:val="start"/>
-      <w:pPr>
-        <w:tabs>
-          <w:tab w:val="num" w:pos="0"/>
-        </w:tabs>
-        <w:ind w:start="0" w:hanging="0"/>
-      </w:pPr>
-    </w:lvl>
-    <w:lvl w:ilvl="2">
-      <w:start w:val="1"/>
-      <w:numFmt w:val="none"/>
-      <w:suff w:val="nothing"/>
-      <w:lvlText w:val=""/>
-      <w:lvlJc w:val="start"/>
-      <w:pPr>
-        <w:tabs>
-          <w:tab w:val="num" w:pos="0"/>
-        </w:tabs>
-        <w:ind w:start="0" w:hanging="0"/>
-      </w:pPr>
-    </w:lvl>
-    <w:lvl w:ilvl="3">
-      <w:start w:val="1"/>
-      <w:numFmt w:val="none"/>
-      <w:suff w:val="nothing"/>
-      <w:lvlText w:val=""/>
-      <w:lvlJc w:val="start"/>
-      <w:pPr>
-        <w:tabs>
-          <w:tab w:val="num" w:pos="0"/>
-        </w:tabs>
-        <w:ind w:start="0" w:hanging="0"/>
-      </w:pPr>
-    </w:lvl>
-    <w:lvl w:ilvl="4">
-      <w:start w:val="1"/>
-      <w:numFmt w:val="none"/>
-      <w:suff w:val="nothing"/>
-      <w:lvlText w:val=""/>
-      <w:lvlJc w:val="start"/>
-      <w:pPr>
-        <w:tabs>
-          <w:tab w:val="num" w:pos="0"/>
-        </w:tabs>
-        <w:ind w:start="0" w:hanging="0"/>
-      </w:pPr>
-    </w:lvl>
-    <w:lvl w:ilvl="5">
-      <w:start w:val="1"/>
-      <w:numFmt w:val="none"/>
-      <w:suff w:val="nothing"/>
-      <w:lvlText w:val=""/>
-      <w:lvlJc w:val="start"/>
-      <w:pPr>
-        <w:tabs>
-          <w:tab w:val="num" w:pos="0"/>
-        </w:tabs>
-        <w:ind w:start="0" w:hanging="0"/>
-      </w:pPr>
-    </w:lvl>
-    <w:lvl w:ilvl="6">
-      <w:start w:val="1"/>
-      <w:numFmt w:val="none"/>
-      <w:suff w:val="nothing"/>
-      <w:lvlText w:val=""/>
-      <w:lvlJc w:val="start"/>
-      <w:pPr>
-        <w:tabs>
-          <w:tab w:val="num" w:pos="0"/>
-        </w:tabs>
-        <w:ind w:start="0" w:hanging="0"/>
-      </w:pPr>
-    </w:lvl>
-    <w:lvl w:ilvl="7">
-      <w:start w:val="1"/>
-      <w:numFmt w:val="none"/>
-      <w:suff w:val="nothing"/>
-      <w:lvlText w:val=""/>
-      <w:lvlJc w:val="start"/>
-      <w:pPr>
-        <w:tabs>
-          <w:tab w:val="num" w:pos="0"/>
-        </w:tabs>
-        <w:ind w:start="0" w:hanging="0"/>
-      </w:pPr>
-    </w:lvl>
-    <w:lvl w:ilvl="8">
-      <w:start w:val="1"/>
-      <w:numFmt w:val="none"/>
-      <w:suff w:val="nothing"/>
-      <w:lvlText w:val=""/>
-      <w:lvlJc w:val="start"/>
-      <w:pPr>
-        <w:tabs>
-          <w:tab w:val="num" w:pos="0"/>
-        </w:tabs>
-        <w:ind w:start="0" w:hanging="0"/>
-      </w:pPr>
     </w:lvl>
   </w:abstractNum>
   <w:num w:numId="1">
@@ -3645,7 +4458,7 @@
       <w:keepLines/>
       <w:numPr>
         <w:ilvl w:val="0"/>
-        <w:numId w:val="1"/>
+        <w:numId w:val="2"/>
       </w:numPr>
       <w:spacing w:before="360" w:after="80"/>
       <w:outlineLvl w:val="0"/>
@@ -3668,7 +4481,7 @@
       <w:keepLines/>
       <w:numPr>
         <w:ilvl w:val="1"/>
-        <w:numId w:val="1"/>
+        <w:numId w:val="2"/>
       </w:numPr>
       <w:spacing w:before="160" w:after="80"/>
       <w:outlineLvl w:val="1"/>
@@ -3693,7 +4506,7 @@
       <w:keepLines/>
       <w:numPr>
         <w:ilvl w:val="2"/>
-        <w:numId w:val="1"/>
+        <w:numId w:val="2"/>
       </w:numPr>
       <w:spacing w:before="160" w:after="80"/>
       <w:outlineLvl w:val="2"/>
@@ -3718,7 +4531,7 @@
       <w:keepLines/>
       <w:numPr>
         <w:ilvl w:val="3"/>
-        <w:numId w:val="1"/>
+        <w:numId w:val="2"/>
       </w:numPr>
       <w:spacing w:before="80" w:after="40"/>
       <w:outlineLvl w:val="3"/>
@@ -3743,7 +4556,7 @@
       <w:keepLines/>
       <w:numPr>
         <w:ilvl w:val="4"/>
-        <w:numId w:val="1"/>
+        <w:numId w:val="2"/>
       </w:numPr>
       <w:spacing w:before="80" w:after="40"/>
       <w:outlineLvl w:val="4"/>
@@ -3766,7 +4579,7 @@
       <w:keepLines/>
       <w:numPr>
         <w:ilvl w:val="5"/>
-        <w:numId w:val="1"/>
+        <w:numId w:val="2"/>
       </w:numPr>
       <w:spacing w:before="40" w:after="0"/>
       <w:outlineLvl w:val="5"/>
@@ -3788,7 +4601,7 @@
       <w:keepLines/>
       <w:numPr>
         <w:ilvl w:val="6"/>
-        <w:numId w:val="1"/>
+        <w:numId w:val="2"/>
       </w:numPr>
       <w:spacing w:before="40" w:after="0"/>
       <w:outlineLvl w:val="6"/>
@@ -3808,7 +4621,7 @@
       <w:keepLines/>
       <w:numPr>
         <w:ilvl w:val="7"/>
-        <w:numId w:val="1"/>
+        <w:numId w:val="2"/>
       </w:numPr>
       <w:spacing w:before="0" w:after="0"/>
       <w:outlineLvl w:val="7"/>
@@ -3830,7 +4643,7 @@
       <w:keepLines/>
       <w:numPr>
         <w:ilvl w:val="8"/>
-        <w:numId w:val="1"/>
+        <w:numId w:val="2"/>
       </w:numPr>
       <w:spacing w:before="0" w:after="0"/>
       <w:outlineLvl w:val="8"/>
@@ -4175,6 +4988,14 @@
     <w:qFormat/>
     <w:rPr>
       <w:rFonts w:ascii="Liberation Mono" w:hAnsi="Liberation Mono" w:eastAsia="Liberation Mono" w:cs="Liberation Mono"/>
+    </w:rPr>
+  </w:style>
+  <w:style w:type="character" w:styleId="Strong">
+    <w:name w:val="Strong"/>
+    <w:qFormat/>
+    <w:rPr>
+      <w:b/>
+      <w:bCs/>
     </w:rPr>
   </w:style>
   <w:style w:type="paragraph" w:styleId="Heading" w:customStyle="1">
@@ -4430,8 +5251,8 @@
     <w:pPr/>
     <w:rPr/>
   </w:style>
-  <w:style w:type="paragraph" w:styleId="FrameContentsuser" w:customStyle="1">
-    <w:name w:val="Frame Contents (user)"/>
+  <w:style w:type="paragraph" w:styleId="FrameContents" w:customStyle="1">
+    <w:name w:val="Frame Contents"/>
     <w:basedOn w:val="Normal"/>
     <w:qFormat/>
     <w:pPr/>
@@ -4645,6 +5466,23 @@
     <w:rPr>
       <w:b/>
       <w:bCs/>
+    </w:rPr>
+  </w:style>
+  <w:style w:type="paragraph" w:styleId="HorizontalLine">
+    <w:name w:val="Horizontal Line"/>
+    <w:basedOn w:val="Normal"/>
+    <w:next w:val="BodyText"/>
+    <w:qFormat/>
+    <w:pPr>
+      <w:suppressLineNumbers/>
+      <w:pBdr>
+        <w:bottom w:val="double" w:sz="2" w:space="0" w:color="808080"/>
+      </w:pBdr>
+      <w:spacing w:before="0" w:after="283"/>
+    </w:pPr>
+    <w:rPr>
+      <w:sz w:val="12"/>
+      <w:szCs w:val="12"/>
     </w:rPr>
   </w:style>
   <w:style w:type="numbering" w:styleId="NoList" w:default="1">

--- a/Dokumentation/Protokoll.docx
+++ b/Dokumentation/Protokoll.docx
@@ -69,7 +69,7 @@
       </w:r>
       <w:r>
         <w:rPr/>
-        <w:t>20. April 2026</w:t>
+        <w:t>27. April 2026</w:t>
       </w:r>
       <w:r>
         <w:rPr/>
@@ -178,6 +178,8 @@
         <w:p>
           <w:pPr>
             <w:pStyle w:val="TOCHeading"/>
+            <w:spacing w:before="0" w:after="0"/>
+            <w:ind w:hanging="0" w:start="0"/>
             <w:rPr/>
           </w:pPr>
           <w:r>
@@ -212,16 +214,17 @@
             </w:rPr>
             <w:fldChar w:fldCharType="separate"/>
           </w:r>
-          <w:hyperlink w:anchor="__RefHeading___Toc506_346844924" w:tooltip="Hardware">
-            <w:r>
-              <w:rPr>
-                <w:rStyle w:val="IndexLink"/>
-              </w:rPr>
-              <w:t>Hardware</w:t>
-              <w:tab/>
-              <w:t>2</w:t>
-            </w:r>
-          </w:hyperlink>
+          <w:r>
+            <w:rPr>
+              <w:rStyle w:val="IndexLink"/>
+            </w:rPr>
+            <w:t>Hardware</w:t>
+          </w:r>
+          <w:r>
+            <w:rPr/>
+            <w:tab/>
+            <w:t>2</w:t>
+          </w:r>
         </w:p>
         <w:p>
           <w:pPr>
@@ -232,16 +235,12 @@
             </w:tabs>
             <w:rPr/>
           </w:pPr>
-          <w:hyperlink w:anchor="__RefHeading___Toc506_346844924" w:tooltip="Hardware">
-            <w:r>
-              <w:rPr>
-                <w:rStyle w:val="IndexLink"/>
-              </w:rPr>
-              <w:t>Hardware</w:t>
-              <w:tab/>
-              <w:t>2</w:t>
-            </w:r>
-          </w:hyperlink>
+          <w:r>
+            <w:rPr/>
+            <w:t>Hardware</w:t>
+            <w:tab/>
+            <w:t>2</w:t>
+          </w:r>
         </w:p>
         <w:p>
           <w:pPr>
@@ -252,16 +251,12 @@
             </w:tabs>
             <w:rPr/>
           </w:pPr>
-          <w:hyperlink w:anchor="__RefHeading___Toc518_346844924" w:tooltip="Raspberry Pi Setup">
-            <w:r>
-              <w:rPr>
-                <w:rStyle w:val="IndexLink"/>
-              </w:rPr>
-              <w:t>Raspberry Pi Setup</w:t>
-              <w:tab/>
-              <w:t>2</w:t>
-            </w:r>
-          </w:hyperlink>
+          <w:r>
+            <w:rPr/>
+            <w:t>Raspberry Pi Setup</w:t>
+            <w:tab/>
+            <w:t>2</w:t>
+          </w:r>
         </w:p>
         <w:p>
           <w:pPr>
@@ -272,16 +267,12 @@
             </w:tabs>
             <w:rPr/>
           </w:pPr>
-          <w:hyperlink w:anchor="__RefHeading___Toc518_346844924" w:tooltip="Raspberry Pi Setup">
-            <w:r>
-              <w:rPr>
-                <w:rStyle w:val="IndexLink"/>
-              </w:rPr>
-              <w:t>Raspberry Pi Setup</w:t>
-              <w:tab/>
-              <w:t>2</w:t>
-            </w:r>
-          </w:hyperlink>
+          <w:r>
+            <w:rPr/>
+            <w:t>Raspberry Pi Setup</w:t>
+            <w:tab/>
+            <w:t>2</w:t>
+          </w:r>
         </w:p>
         <w:p>
           <w:pPr>
@@ -292,16 +283,12 @@
             </w:tabs>
             <w:rPr/>
           </w:pPr>
-          <w:hyperlink w:anchor="__RefHeading___Toc524_346844924" w:tooltip="Seriell mit dem Raspberry verbinden">
-            <w:r>
-              <w:rPr>
-                <w:rStyle w:val="IndexLink"/>
-              </w:rPr>
-              <w:t>Seriell mit dem Raspberry verbinden</w:t>
-              <w:tab/>
-              <w:t>2</w:t>
-            </w:r>
-          </w:hyperlink>
+          <w:r>
+            <w:rPr/>
+            <w:t>Seriell mit dem Raspberry verbinden</w:t>
+            <w:tab/>
+            <w:t>2</w:t>
+          </w:r>
         </w:p>
         <w:p>
           <w:pPr>
@@ -312,16 +299,12 @@
             </w:tabs>
             <w:rPr/>
           </w:pPr>
-          <w:hyperlink w:anchor="__RefHeading___Toc524_346844924" w:tooltip="Seriell mit dem Raspberry verbinden">
-            <w:r>
-              <w:rPr>
-                <w:rStyle w:val="IndexLink"/>
-              </w:rPr>
-              <w:t>Seriell mit dem Raspberry verbinden</w:t>
-              <w:tab/>
-              <w:t>2</w:t>
-            </w:r>
-          </w:hyperlink>
+          <w:r>
+            <w:rPr/>
+            <w:t>Seriell mit dem Raspberry verbinden</w:t>
+            <w:tab/>
+            <w:t>2</w:t>
+          </w:r>
         </w:p>
         <w:p>
           <w:pPr>
@@ -332,16 +315,12 @@
             </w:tabs>
             <w:rPr/>
           </w:pPr>
-          <w:hyperlink w:anchor="__RefHeading___Toc522_346844924" w:tooltip="WLAN-Konfiguration">
-            <w:r>
-              <w:rPr>
-                <w:rStyle w:val="IndexLink"/>
-              </w:rPr>
-              <w:t>WLAN-Konfiguration</w:t>
-              <w:tab/>
-              <w:t>3</w:t>
-            </w:r>
-          </w:hyperlink>
+          <w:r>
+            <w:rPr/>
+            <w:t>WLAN-Konfiguration</w:t>
+            <w:tab/>
+            <w:t>3</w:t>
+          </w:r>
         </w:p>
         <w:p>
           <w:pPr>
@@ -352,16 +331,12 @@
             </w:tabs>
             <w:rPr/>
           </w:pPr>
-          <w:hyperlink w:anchor="__RefHeading___Toc522_346844924" w:tooltip="WLAN-Konfiguration">
-            <w:r>
-              <w:rPr>
-                <w:rStyle w:val="IndexLink"/>
-              </w:rPr>
-              <w:t>WLAN-Konfiguration</w:t>
-              <w:tab/>
-              <w:t>3</w:t>
-            </w:r>
-          </w:hyperlink>
+          <w:r>
+            <w:rPr/>
+            <w:t>WLAN-Konfiguration</w:t>
+            <w:tab/>
+            <w:t>3</w:t>
+          </w:r>
         </w:p>
         <w:p>
           <w:pPr>
@@ -372,16 +347,12 @@
             </w:tabs>
             <w:rPr/>
           </w:pPr>
-          <w:hyperlink w:anchor="__RefHeading___Toc516_346844924" w:tooltip="Sensoren implementieren">
-            <w:r>
-              <w:rPr>
-                <w:rStyle w:val="IndexLink"/>
-              </w:rPr>
-              <w:t>Sensoren implementieren</w:t>
-              <w:tab/>
-              <w:t>4</w:t>
-            </w:r>
-          </w:hyperlink>
+          <w:r>
+            <w:rPr/>
+            <w:t>Sensoren implementieren</w:t>
+            <w:tab/>
+            <w:t>4</w:t>
+          </w:r>
         </w:p>
         <w:p>
           <w:pPr>
@@ -392,16 +363,12 @@
             </w:tabs>
             <w:rPr/>
           </w:pPr>
-          <w:hyperlink w:anchor="__RefHeading___Toc516_346844924" w:tooltip="Sensoren implementieren">
-            <w:r>
-              <w:rPr>
-                <w:rStyle w:val="IndexLink"/>
-              </w:rPr>
-              <w:t>Sensoren implementieren</w:t>
-              <w:tab/>
-              <w:t>4</w:t>
-            </w:r>
-          </w:hyperlink>
+          <w:r>
+            <w:rPr/>
+            <w:t>Sensoren implementieren</w:t>
+            <w:tab/>
+            <w:t>4</w:t>
+          </w:r>
         </w:p>
         <w:p>
           <w:pPr>
@@ -412,16 +379,12 @@
             </w:tabs>
             <w:rPr/>
           </w:pPr>
-          <w:hyperlink w:anchor="__RefHeading___Toc6087_3874765105" w:tooltip="DHT 22">
-            <w:r>
-              <w:rPr>
-                <w:rStyle w:val="IndexLink"/>
-              </w:rPr>
-              <w:t>DHT 22</w:t>
-              <w:tab/>
-              <w:t>4</w:t>
-            </w:r>
-          </w:hyperlink>
+          <w:r>
+            <w:rPr/>
+            <w:t>DHT 22</w:t>
+            <w:tab/>
+            <w:t>4</w:t>
+          </w:r>
         </w:p>
         <w:p>
           <w:pPr>
@@ -432,16 +395,12 @@
             </w:tabs>
             <w:rPr/>
           </w:pPr>
-          <w:hyperlink w:anchor="__RefHeading___Toc6089_3874765105" w:tooltip="Software">
-            <w:r>
-              <w:rPr>
-                <w:rStyle w:val="IndexLink"/>
-              </w:rPr>
-              <w:t>Software</w:t>
-              <w:tab/>
-              <w:t>5</w:t>
-            </w:r>
-          </w:hyperlink>
+          <w:r>
+            <w:rPr/>
+            <w:t>Software</w:t>
+            <w:tab/>
+            <w:t>5</w:t>
+          </w:r>
         </w:p>
         <w:p>
           <w:pPr>
@@ -452,16 +411,12 @@
             </w:tabs>
             <w:rPr/>
           </w:pPr>
-          <w:hyperlink w:anchor="__RefHeading___Toc6091_3874765105" w:tooltip="Ordnerstruktur am Raspberry">
-            <w:r>
-              <w:rPr>
-                <w:rStyle w:val="IndexLink"/>
-              </w:rPr>
-              <w:t>Ordnerstruktur am Raspberry</w:t>
-              <w:tab/>
-              <w:t>5</w:t>
-            </w:r>
-          </w:hyperlink>
+          <w:r>
+            <w:rPr/>
+            <w:t>Ordnerstruktur am Raspberry</w:t>
+            <w:tab/>
+            <w:t>5</w:t>
+          </w:r>
         </w:p>
         <w:p>
           <w:pPr>
@@ -472,16 +427,12 @@
             </w:tabs>
             <w:rPr/>
           </w:pPr>
-          <w:hyperlink w:anchor="__RefHeading___Toc6093_3874765105" w:tooltip="Web Server installieren">
-            <w:r>
-              <w:rPr>
-                <w:rStyle w:val="IndexLink"/>
-              </w:rPr>
-              <w:t>Web Server installieren</w:t>
-              <w:tab/>
-              <w:t>5</w:t>
-            </w:r>
-          </w:hyperlink>
+          <w:r>
+            <w:rPr/>
+            <w:t>Web Server installieren</w:t>
+            <w:tab/>
+            <w:t>5</w:t>
+          </w:r>
         </w:p>
         <w:p>
           <w:pPr>
@@ -492,16 +443,12 @@
             </w:tabs>
             <w:rPr/>
           </w:pPr>
-          <w:hyperlink w:anchor="__RefHeading___Toc381_3598679866" w:tooltip="Autostart mit Deamon">
-            <w:r>
-              <w:rPr>
-                <w:rStyle w:val="IndexLink"/>
-              </w:rPr>
-              <w:t>Autostart mit Deamon</w:t>
-              <w:tab/>
-              <w:t>5</w:t>
-            </w:r>
-          </w:hyperlink>
+          <w:r>
+            <w:rPr/>
+            <w:t>Autostart mit Deamon</w:t>
+            <w:tab/>
+            <w:t>5</w:t>
+          </w:r>
         </w:p>
         <w:p>
           <w:pPr>
@@ -512,16 +459,12 @@
             </w:tabs>
             <w:rPr/>
           </w:pPr>
-          <w:hyperlink w:anchor="__RefHeading___Toc510_346844924" w:tooltip="Abbildungsverzeichnis">
-            <w:r>
-              <w:rPr>
-                <w:rStyle w:val="IndexLink"/>
-              </w:rPr>
-              <w:t>Abbildungsverzeichnis</w:t>
-              <w:tab/>
-              <w:t>6</w:t>
-            </w:r>
-          </w:hyperlink>
+          <w:r>
+            <w:rPr/>
+            <w:t>Abbildungsverzeichnis</w:t>
+            <w:tab/>
+            <w:t>6</w:t>
+          </w:r>
         </w:p>
         <w:p>
           <w:pPr>
@@ -532,16 +475,12 @@
             </w:tabs>
             <w:rPr/>
           </w:pPr>
-          <w:hyperlink w:anchor="__RefHeading___Toc510_346844924" w:tooltip="Abbildungsverzeichnis">
-            <w:r>
-              <w:rPr>
-                <w:rStyle w:val="IndexLink"/>
-              </w:rPr>
-              <w:t>Abbildungsverzeichnis</w:t>
-              <w:tab/>
-              <w:t>6</w:t>
-            </w:r>
-          </w:hyperlink>
+          <w:r>
+            <w:rPr/>
+            <w:t>Abbildungsverzeichnis</w:t>
+            <w:tab/>
+            <w:t>6</w:t>
+          </w:r>
         </w:p>
         <w:p>
           <w:pPr>
@@ -552,16 +491,12 @@
             </w:tabs>
             <w:rPr/>
           </w:pPr>
-          <w:hyperlink w:anchor="__RefHeading___Toc508_346844924" w:tooltip="Literaturverzeichnis">
-            <w:r>
-              <w:rPr>
-                <w:rStyle w:val="IndexLink"/>
-              </w:rPr>
-              <w:t>Literaturverzeichnis</w:t>
-              <w:tab/>
-              <w:t>6</w:t>
-            </w:r>
-          </w:hyperlink>
+          <w:r>
+            <w:rPr/>
+            <w:t>Literaturverzeichnis</w:t>
+            <w:tab/>
+            <w:t>6</w:t>
+          </w:r>
         </w:p>
         <w:p>
           <w:pPr>
@@ -572,20 +507,14 @@
             </w:tabs>
             <w:rPr/>
           </w:pPr>
-          <w:hyperlink w:anchor="__RefHeading___Toc508_346844924" w:tooltip="Literaturverzeichnis">
-            <w:r>
-              <w:rPr>
-                <w:rStyle w:val="IndexLink"/>
-              </w:rPr>
-              <w:t>Literaturverzeichnis</w:t>
-              <w:tab/>
-              <w:t>6</w:t>
-            </w:r>
-          </w:hyperlink>
           <w:r>
-            <w:rPr>
-              <w:rStyle w:val="IndexLink"/>
-            </w:rPr>
+            <w:rPr/>
+            <w:t>Literaturverzeichnis</w:t>
+            <w:tab/>
+            <w:t>6</w:t>
+          </w:r>
+          <w:r>
+            <w:rPr/>
             <w:fldChar w:fldCharType="end"/>
           </w:r>
         </w:p>
@@ -608,7 +537,7 @@
         <w:pStyle w:val="berschrift1"/>
         <w:numPr>
           <w:ilvl w:val="0"/>
-          <w:numId w:val="2"/>
+          <w:numId w:val="1"/>
         </w:numPr>
         <w:spacing w:before="0" w:after="80"/>
         <w:rPr/>
@@ -675,7 +604,7 @@
         <w:pStyle w:val="berschrift2"/>
         <w:numPr>
           <w:ilvl w:val="1"/>
-          <w:numId w:val="2"/>
+          <w:numId w:val="1"/>
         </w:numPr>
         <w:rPr/>
       </w:pPr>
@@ -687,6 +616,86 @@
         <w:t>Raspberry Pi Setup</w:t>
       </w:r>
       <w:bookmarkEnd w:id="3"/>
+    </w:p>
+    <w:p>
+      <w:pPr>
+        <w:pStyle w:val="ListParagraph"/>
+        <w:numPr>
+          <w:ilvl w:val="0"/>
+          <w:numId w:val="2"/>
+        </w:numPr>
+        <w:rPr/>
+      </w:pPr>
+      <w:r>
+        <w:rPr/>
+        <w:t>Raspberry Pi Zero 2W</w:t>
+      </w:r>
+    </w:p>
+    <w:p>
+      <w:pPr>
+        <w:pStyle w:val="ListParagraph"/>
+        <w:numPr>
+          <w:ilvl w:val="0"/>
+          <w:numId w:val="2"/>
+        </w:numPr>
+        <w:rPr/>
+      </w:pPr>
+      <w:r>
+        <w:rPr/>
+        <w:t>Micro USB Cabel</w:t>
+      </w:r>
+    </w:p>
+    <w:p>
+      <w:pPr>
+        <w:pStyle w:val="ListParagraph"/>
+        <w:numPr>
+          <w:ilvl w:val="0"/>
+          <w:numId w:val="2"/>
+        </w:numPr>
+        <w:rPr/>
+      </w:pPr>
+      <w:r>
+        <w:rPr/>
+        <w:t>Micro-SD mit min. 32GB Speicher</w:t>
+      </w:r>
+    </w:p>
+    <w:p>
+      <w:pPr>
+        <w:pStyle w:val="ListParagraph"/>
+        <w:numPr>
+          <w:ilvl w:val="0"/>
+          <w:numId w:val="2"/>
+        </w:numPr>
+        <w:rPr/>
+      </w:pPr>
+      <w:r>
+        <w:rPr/>
+        <w:t xml:space="preserve">PC/Laptop mit Micro-SD Kompatibilität </w:t>
+      </w:r>
+    </w:p>
+    <w:p>
+      <w:pPr>
+        <w:pStyle w:val="ListParagraph"/>
+        <w:numPr>
+          <w:ilvl w:val="0"/>
+          <w:numId w:val="2"/>
+        </w:numPr>
+        <w:rPr/>
+      </w:pPr>
+      <w:r>
+        <w:rPr/>
+        <w:t>Raspberry Pi Imager</w:t>
+      </w:r>
+    </w:p>
+    <w:p>
+      <w:pPr>
+        <w:pStyle w:val="Normal"/>
+        <w:rPr/>
+      </w:pPr>
+      <w:r>
+        <w:rPr/>
+        <w:t>Ablauf:</w:t>
+      </w:r>
     </w:p>
     <w:p>
       <w:pPr>
@@ -699,7 +708,7 @@
       </w:pPr>
       <w:r>
         <w:rPr/>
-        <w:t>Raspberry Pi Zero 2W</w:t>
+        <w:t>Mit Raspberry Pi Imager, Raspberry OS Lite, auf Micro-SD laden</w:t>
       </w:r>
     </w:p>
     <w:p>
@@ -713,7 +722,8 @@
       </w:pPr>
       <w:r>
         <w:rPr/>
-        <w:t>Micro USB Cabel</w:t>
+        <w:tab/>
+        <w:t>SSH aktivieren</w:t>
       </w:r>
     </w:p>
     <w:p>
@@ -727,7 +737,8 @@
       </w:pPr>
       <w:r>
         <w:rPr/>
-        <w:t>Micro-SD mit min. 32GB Speicher</w:t>
+        <w:tab/>
+        <w:t>WLAN aktivieren</w:t>
       </w:r>
     </w:p>
     <w:p>
@@ -741,7 +752,7 @@
       </w:pPr>
       <w:r>
         <w:rPr/>
-        <w:t xml:space="preserve">PC/Laptop mit Micro-SD Kompatibilität </w:t>
+        <w:t>Raspberry Pi Zero 2W an Strom hängen, Micro-SD reinstecken</w:t>
       </w:r>
     </w:p>
     <w:p>
@@ -755,17 +766,7 @@
       </w:pPr>
       <w:r>
         <w:rPr/>
-        <w:t>Raspberry Pi Imager</w:t>
-      </w:r>
-    </w:p>
-    <w:p>
-      <w:pPr>
-        <w:pStyle w:val="Normal"/>
-        <w:rPr/>
-      </w:pPr>
-      <w:r>
-        <w:rPr/>
-        <w:t>Ablauf:</w:t>
+        <w:t>Mit PC über Power Shell auf Raspberry verbinden</w:t>
       </w:r>
     </w:p>
     <w:p>
@@ -773,79 +774,7 @@
         <w:pStyle w:val="ListParagraph"/>
         <w:numPr>
           <w:ilvl w:val="0"/>
-          <w:numId w:val="4"/>
-        </w:numPr>
-        <w:rPr/>
-      </w:pPr>
-      <w:r>
-        <w:rPr/>
-        <w:t>Mit Raspberry Pi Imager, Raspberry OS Lite, auf Micro-SD laden</w:t>
-      </w:r>
-    </w:p>
-    <w:p>
-      <w:pPr>
-        <w:pStyle w:val="ListParagraph"/>
-        <w:numPr>
-          <w:ilvl w:val="0"/>
-          <w:numId w:val="4"/>
-        </w:numPr>
-        <w:rPr/>
-      </w:pPr>
-      <w:r>
-        <w:rPr/>
-        <w:tab/>
-        <w:t>SSH aktivieren</w:t>
-      </w:r>
-    </w:p>
-    <w:p>
-      <w:pPr>
-        <w:pStyle w:val="ListParagraph"/>
-        <w:numPr>
-          <w:ilvl w:val="0"/>
-          <w:numId w:val="4"/>
-        </w:numPr>
-        <w:rPr/>
-      </w:pPr>
-      <w:r>
-        <w:rPr/>
-        <w:tab/>
-        <w:t>WLAN aktivieren</w:t>
-      </w:r>
-    </w:p>
-    <w:p>
-      <w:pPr>
-        <w:pStyle w:val="ListParagraph"/>
-        <w:numPr>
-          <w:ilvl w:val="0"/>
-          <w:numId w:val="4"/>
-        </w:numPr>
-        <w:rPr/>
-      </w:pPr>
-      <w:r>
-        <w:rPr/>
-        <w:t>Raspberry Pi Zero 2W an Strom hängen, Micro-SD reinstecken</w:t>
-      </w:r>
-    </w:p>
-    <w:p>
-      <w:pPr>
-        <w:pStyle w:val="ListParagraph"/>
-        <w:numPr>
-          <w:ilvl w:val="0"/>
-          <w:numId w:val="4"/>
-        </w:numPr>
-        <w:rPr/>
-      </w:pPr>
-      <w:r>
-        <w:rPr/>
-        <w:t>Mit PC über Power Shell auf Raspberry verbinden</w:t>
-      </w:r>
-    </w:p>
-    <w:p>
-      <w:pPr>
-        <w:pStyle w:val="ListParagraph"/>
-        <w:numPr>
-          <w:ilvl w:val="0"/>
-          <w:numId w:val="4"/>
+          <w:numId w:val="3"/>
         </w:numPr>
         <w:rPr/>
       </w:pPr>
@@ -1439,7 +1368,7 @@
         <w:pStyle w:val="berschrift2"/>
         <w:numPr>
           <w:ilvl w:val="0"/>
-          <w:numId w:val="2"/>
+          <w:numId w:val="1"/>
         </w:numPr>
         <w:spacing w:before="0" w:after="80"/>
         <w:rPr/>
@@ -1563,7 +1492,7 @@
         <w:pStyle w:val="Heading3"/>
         <w:numPr>
           <w:ilvl w:val="2"/>
-          <w:numId w:val="2"/>
+          <w:numId w:val="1"/>
         </w:numPr>
         <w:ind w:hanging="0" w:start="0"/>
         <w:rPr/>
@@ -2023,7 +1952,7 @@
         <w:pStyle w:val="Heading1"/>
         <w:numPr>
           <w:ilvl w:val="0"/>
-          <w:numId w:val="2"/>
+          <w:numId w:val="1"/>
         </w:numPr>
         <w:ind w:hanging="0" w:start="0"/>
         <w:rPr/>
@@ -2040,7 +1969,7 @@
         <w:pStyle w:val="Heading2"/>
         <w:numPr>
           <w:ilvl w:val="1"/>
-          <w:numId w:val="2"/>
+          <w:numId w:val="1"/>
         </w:numPr>
         <w:ind w:hanging="0" w:start="0"/>
         <w:rPr/>
@@ -2075,7 +2004,7 @@
         <w:pStyle w:val="Heading2"/>
         <w:numPr>
           <w:ilvl w:val="1"/>
-          <w:numId w:val="2"/>
+          <w:numId w:val="1"/>
         </w:numPr>
         <w:ind w:hanging="0" w:start="0"/>
         <w:rPr/>
@@ -2161,7 +2090,6 @@
       <w:r>
         <w:rPr>
           <w:rStyle w:val="SourceText"/>
-          <w:rFonts w:ascii="Arial" w:hAnsi="Arial"/>
         </w:rPr>
         <w:t>Danach muss in der „000-default.conf“ Datei, die in „/etc/apache2/sites-enabled/“ liegt, der Standardpfad von „/var/www/html“ auf „/home/admin/Wetterstation/frontend/dist“ geändert werden.</w:t>
       </w:r>
@@ -2171,7 +2099,7 @@
         <w:pStyle w:val="Heading2"/>
         <w:numPr>
           <w:ilvl w:val="1"/>
-          <w:numId w:val="2"/>
+          <w:numId w:val="1"/>
         </w:numPr>
         <w:ind w:hanging="0" w:start="0"/>
         <w:rPr/>
@@ -2194,7 +2122,6 @@
       <w:r>
         <w:rPr>
           <w:rStyle w:val="SourceText"/>
-          <w:rFonts w:ascii="Arial" w:hAnsi="Arial"/>
         </w:rPr>
         <w:t>Als etrstes muss eine Service Datei erstellt werden.</w:t>
       </w:r>
@@ -2268,8 +2195,9 @@
         <w:pStyle w:val="Heading2"/>
         <w:numPr>
           <w:ilvl w:val="0"/>
-          <w:numId w:val="2"/>
+          <w:numId w:val="1"/>
         </w:numPr>
+        <w:spacing w:before="0" w:after="80"/>
         <w:ind w:hanging="0" w:start="0"/>
         <w:rPr>
           <w:rFonts w:ascii="Arial" w:hAnsi="Arial" w:eastAsia="Arial" w:cs="Arial"/>
@@ -2462,7 +2390,7 @@
         <w:pStyle w:val="Heading2"/>
         <w:numPr>
           <w:ilvl w:val="1"/>
-          <w:numId w:val="2"/>
+          <w:numId w:val="1"/>
         </w:numPr>
         <w:spacing w:before="0" w:after="140"/>
         <w:ind w:hanging="0" w:start="0"/>
@@ -2473,8 +2401,7 @@
       </w:pPr>
       <w:r>
         <w:rPr>
-          <w:sz w:val="24"/>
-          <w:szCs w:val="24"/>
+          <w:color w:val="auto"/>
         </w:rPr>
       </w:r>
     </w:p>
@@ -2483,7 +2410,7 @@
         <w:pStyle w:val="Heading2"/>
         <w:numPr>
           <w:ilvl w:val="1"/>
-          <w:numId w:val="2"/>
+          <w:numId w:val="1"/>
         </w:numPr>
         <w:spacing w:before="0" w:after="140"/>
         <w:ind w:hanging="0" w:start="0"/>
@@ -2848,7 +2775,7 @@
         <w:pStyle w:val="Heading2"/>
         <w:numPr>
           <w:ilvl w:val="1"/>
-          <w:numId w:val="2"/>
+          <w:numId w:val="1"/>
         </w:numPr>
         <w:spacing w:before="0" w:after="140"/>
         <w:ind w:hanging="0" w:start="0"/>
@@ -2859,8 +2786,7 @@
       </w:pPr>
       <w:r>
         <w:rPr>
-          <w:sz w:val="24"/>
-          <w:szCs w:val="24"/>
+          <w:color w:val="auto"/>
         </w:rPr>
       </w:r>
     </w:p>
@@ -2869,7 +2795,7 @@
         <w:pStyle w:val="Heading2"/>
         <w:numPr>
           <w:ilvl w:val="1"/>
-          <w:numId w:val="2"/>
+          <w:numId w:val="1"/>
         </w:numPr>
         <w:spacing w:before="0" w:after="140"/>
         <w:ind w:hanging="0" w:start="0"/>
@@ -2911,8 +2837,8 @@
         </w:tblCellMar>
       </w:tblPr>
       <w:tblGrid>
-        <w:gridCol w:w="3315"/>
-        <w:gridCol w:w="5757"/>
+        <w:gridCol w:w="3314"/>
+        <w:gridCol w:w="5758"/>
       </w:tblGrid>
       <w:tr>
         <w:trPr>
@@ -2920,7 +2846,7 @@
         </w:trPr>
         <w:tc>
           <w:tcPr>
-            <w:tcW w:w="3315" w:type="dxa"/>
+            <w:tcW w:w="3314" w:type="dxa"/>
             <w:tcBorders/>
             <w:vAlign w:val="center"/>
           </w:tcPr>
@@ -2940,7 +2866,7 @@
         </w:tc>
         <w:tc>
           <w:tcPr>
-            <w:tcW w:w="5757" w:type="dxa"/>
+            <w:tcW w:w="5758" w:type="dxa"/>
             <w:tcBorders/>
             <w:vAlign w:val="center"/>
           </w:tcPr>
@@ -2963,7 +2889,7 @@
         <w:trPr/>
         <w:tc>
           <w:tcPr>
-            <w:tcW w:w="3315" w:type="dxa"/>
+            <w:tcW w:w="3314" w:type="dxa"/>
             <w:tcBorders/>
             <w:vAlign w:val="center"/>
           </w:tcPr>
@@ -2985,7 +2911,7 @@
         </w:tc>
         <w:tc>
           <w:tcPr>
-            <w:tcW w:w="5757" w:type="dxa"/>
+            <w:tcW w:w="5758" w:type="dxa"/>
             <w:tcBorders/>
             <w:vAlign w:val="center"/>
           </w:tcPr>
@@ -3023,15 +2949,8 @@
         <w:rPr/>
         <w:t>sudo systemctl daemon-reload</w:t>
         <w:br/>
-        <w:t xml:space="preserve">sudo </w:t>
-      </w:r>
-      <w:r>
-        <w:rPr/>
-        <w:t>systemctl start wetterstation.service</w:t>
+        <w:t>sudo systemctl start wetterstation.service</w:t>
         <w:br/>
-      </w:r>
-      <w:r>
-        <w:rPr/>
         <w:t>sudo systemctl enable wetterstation.service</w:t>
       </w:r>
       <w:r>
@@ -3043,14 +2962,14 @@
         <w:pStyle w:val="berschrift1"/>
         <w:numPr>
           <w:ilvl w:val="0"/>
-          <w:numId w:val="2"/>
+          <w:numId w:val="1"/>
         </w:numPr>
         <w:spacing w:before="0" w:after="80"/>
         <w:rPr/>
       </w:pPr>
       <w:bookmarkStart w:id="18" w:name="__RefHeading___Toc510_346844924"/>
-      <w:bookmarkStart w:id="19" w:name="_Toc196762887"/>
-      <w:bookmarkStart w:id="20" w:name="_Toc220924526"/>
+      <w:bookmarkStart w:id="19" w:name="_Toc220924526"/>
+      <w:bookmarkStart w:id="20" w:name="_Toc196762887"/>
       <w:bookmarkEnd w:id="18"/>
       <w:r>
         <w:rPr/>
@@ -3073,19 +2992,6 @@
       </w:r>
       <w:r>
         <w:rPr>
-          <w:vanish/>
-        </w:rPr>
-      </w:r>
-      <w:r>
-        <w:rPr>
-          <w:vanish/>
-        </w:rPr>
-      </w:r>
-      <w:r>
-        <w:fldChar w:fldCharType="begin"/>
-      </w:r>
-      <w:r>
-        <w:rPr>
           <w:rStyle w:val="Hyperlink"/>
           <w:vanish/>
         </w:rPr>
@@ -3093,14 +2999,19 @@
       <w:hyperlink w:anchor="_Toc177567445" w:tgtFrame="_top">
         <w:r>
           <w:rPr>
-            <w:rStyle w:val="Hyperlink"/>
-            <w:vanish/>
+            <w:webHidden/>
           </w:rPr>
+          <w:fldChar w:fldCharType="begin"/>
         </w:r>
         <w:r>
           <w:rPr>
-            <w:rStyle w:val="Hyperlink"/>
-            <w:vanish/>
+            <w:webHidden/>
+          </w:rPr>
+          <w:instrText xml:space="preserve">PAGEREF _Toc177567445 \h</w:instrText>
+        </w:r>
+        <w:r>
+          <w:rPr>
+            <w:webHidden/>
           </w:rPr>
           <w:fldChar w:fldCharType="separate"/>
         </w:r>
@@ -3112,89 +3023,123 @@
         </w:r>
         <w:r>
           <w:rPr>
-            <w:rStyle w:val="Hyperlink"/>
-            <w:vanish/>
-          </w:rPr>
-        </w:r>
-        <w:r>
-          <w:rPr>
-            <w:rStyle w:val="Hyperlink"/>
-            <w:vanish/>
-          </w:rPr>
-          <w:fldChar w:fldCharType="end"/>
-        </w:r>
-        <w:r>
-          <w:rPr>
-            <w:rStyle w:val="Hyperlink"/>
-            <w:vanish/>
-          </w:rPr>
-          <w:fldChar w:fldCharType="begin"/>
-        </w:r>
-        <w:r>
-          <w:rPr>
-            <w:rStyle w:val="Hyperlink"/>
-            <w:vanish/>
-          </w:rPr>
-          <w:instrText xml:space="preserve"> PAGEREF _Toc177567445 \h </w:instrText>
-        </w:r>
-        <w:r>
-          <w:rPr>
-            <w:rStyle w:val="Hyperlink"/>
-            <w:vanish/>
-          </w:rPr>
-          <w:fldChar w:fldCharType="separate"/>
-        </w:r>
-        <w:r>
-          <w:rPr>
-            <w:rStyle w:val="Hyperlink"/>
-            <w:vanish/>
-          </w:rPr>
-          <w:t>Error: Reference source not found</w:t>
-        </w:r>
-        <w:r>
-          <w:rPr>
-            <w:rStyle w:val="Hyperlink"/>
-            <w:vanish/>
-          </w:rPr>
-          <w:fldChar w:fldCharType="end"/>
-        </w:r>
-        <w:r>
-          <w:rPr>
-            <w:rStyle w:val="Hyperlink"/>
-            <w:vanish/>
-          </w:rPr>
-          <w:fldChar w:fldCharType="begin"/>
-        </w:r>
-        <w:r>
-          <w:rPr>
-            <w:rStyle w:val="Hyperlink"/>
-            <w:vanish/>
-          </w:rPr>
-          <w:instrText xml:space="preserve"> PAGEREF _Toc177567445 \h </w:instrText>
-        </w:r>
-        <w:r>
-          <w:rPr>
-            <w:rStyle w:val="Hyperlink"/>
-            <w:vanish/>
-          </w:rPr>
-          <w:fldChar w:fldCharType="separate"/>
-        </w:r>
-        <w:r>
-          <w:rPr>
-            <w:rStyle w:val="Hyperlink"/>
-            <w:vanish/>
-          </w:rPr>
-          <w:t>Error: Reference source not found</w:t>
-        </w:r>
-        <w:r>
-          <w:rPr>
-            <w:rStyle w:val="Hyperlink"/>
-            <w:vanish/>
+            <w:webHidden/>
           </w:rPr>
           <w:fldChar w:fldCharType="end"/>
         </w:r>
       </w:hyperlink>
       <w:r>
+        <w:fldChar w:fldCharType="begin"/>
+      </w:r>
+      <w:r>
+        <w:rPr>
+          <w:rStyle w:val="Hyperlink"/>
+          <w:vanish/>
+        </w:rPr>
+      </w:r>
+      <w:r>
+        <w:rPr>
+          <w:rStyle w:val="Hyperlink"/>
+          <w:vanish/>
+        </w:rPr>
+      </w:r>
+      <w:r>
+        <w:rPr>
+          <w:rStyle w:val="Hyperlink"/>
+          <w:vanish/>
+        </w:rPr>
+        <w:fldChar w:fldCharType="begin"/>
+      </w:r>
+      <w:r>
+        <w:rPr>
+          <w:rStyle w:val="Hyperlink"/>
+          <w:vanish/>
+        </w:rPr>
+        <w:instrText xml:space="preserve"> PAGEREF _Toc177567445 \h </w:instrText>
+      </w:r>
+      <w:r>
+        <w:rPr>
+          <w:rStyle w:val="Hyperlink"/>
+          <w:vanish/>
+        </w:rPr>
+        <w:fldChar w:fldCharType="separate"/>
+      </w:r>
+      <w:r>
+        <w:rPr>
+          <w:rStyle w:val="Hyperlink"/>
+          <w:vanish/>
+        </w:rPr>
+        <w:t>Error: Reference source not found</w:t>
+      </w:r>
+      <w:r>
+        <w:rPr>
+          <w:rStyle w:val="Hyperlink"/>
+          <w:vanish/>
+        </w:rPr>
+        <w:fldChar w:fldCharType="end"/>
+      </w:r>
+      <w:r>
+        <w:rPr>
+          <w:rStyle w:val="Hyperlink"/>
+          <w:vanish/>
+        </w:rPr>
+        <w:fldChar w:fldCharType="begin"/>
+      </w:r>
+      <w:r>
+        <w:rPr>
+          <w:rStyle w:val="Hyperlink"/>
+          <w:vanish/>
+        </w:rPr>
+        <w:instrText xml:space="preserve"> PAGEREF _Toc177567445 \h </w:instrText>
+      </w:r>
+      <w:r>
+        <w:rPr>
+          <w:rStyle w:val="Hyperlink"/>
+          <w:vanish/>
+        </w:rPr>
+        <w:fldChar w:fldCharType="separate"/>
+      </w:r>
+      <w:r>
+        <w:rPr>
+          <w:rStyle w:val="Hyperlink"/>
+          <w:vanish/>
+        </w:rPr>
+        <w:t>Error: Reference source not found</w:t>
+      </w:r>
+      <w:r>
+        <w:rPr>
+          <w:rStyle w:val="Hyperlink"/>
+          <w:vanish/>
+        </w:rPr>
+        <w:fldChar w:fldCharType="end"/>
+      </w:r>
+      <w:r>
+        <w:rPr>
+          <w:rStyle w:val="Hyperlink"/>
+          <w:vanish/>
+        </w:rPr>
+        <w:fldChar w:fldCharType="separate"/>
+      </w:r>
+      <w:r>
+        <w:rPr>
+          <w:rStyle w:val="Hyperlink"/>
+          <w:vanish/>
+        </w:rPr>
+      </w:r>
+      <w:r>
+        <w:rPr>
+          <w:rStyle w:val="Hyperlink"/>
+          <w:vanish/>
+        </w:rPr>
+      </w:r>
+      <w:r>
+        <w:rPr>
+          <w:rStyle w:val="Hyperlink"/>
+          <w:vanish/>
+        </w:rPr>
+        <w:fldChar w:fldCharType="end"/>
+      </w:r>
+      <w:r>
         <w:rPr>
           <w:rStyle w:val="Hyperlink"/>
           <w:vanish/>
@@ -3270,13 +3215,13 @@
         <w:pStyle w:val="berschrift1"/>
         <w:numPr>
           <w:ilvl w:val="0"/>
-          <w:numId w:val="2"/>
+          <w:numId w:val="1"/>
         </w:numPr>
         <w:rPr/>
       </w:pPr>
       <w:bookmarkStart w:id="21" w:name="__RefHeading___Toc508_346844924"/>
-      <w:bookmarkStart w:id="22" w:name="_Toc196762888"/>
-      <w:bookmarkStart w:id="23" w:name="_Toc220924527"/>
+      <w:bookmarkStart w:id="22" w:name="_Toc220924527"/>
+      <w:bookmarkStart w:id="23" w:name="_Toc196762888"/>
       <w:bookmarkEnd w:id="21"/>
       <w:r>
         <w:rPr/>
@@ -3393,7 +3338,7 @@
     </w:r>
     <w:r>
       <w:rPr/>
-      <w:t>20.04.2026</w:t>
+      <w:t>27.04.2026</w:t>
     </w:r>
     <w:r>
       <w:rPr/>
@@ -3465,7 +3410,7 @@
     </w:r>
     <w:r>
       <w:rPr/>
-      <w:t>5</w:t>
+      <w:t>7</w:t>
     </w:r>
     <w:r>
       <w:rPr/>
@@ -3502,125 +3447,6 @@
       <w:start w:val="1"/>
       <w:numFmt w:val="none"/>
       <w:suff w:val="nothing"/>
-      <w:lvlText w:val=""/>
-      <w:lvlJc w:val="start"/>
-      <w:pPr>
-        <w:tabs>
-          <w:tab w:val="num" w:pos="0"/>
-        </w:tabs>
-        <w:ind w:start="0" w:hanging="0"/>
-      </w:pPr>
-    </w:lvl>
-    <w:lvl w:ilvl="1">
-      <w:start w:val="1"/>
-      <w:numFmt w:val="none"/>
-      <w:suff w:val="nothing"/>
-      <w:lvlText w:val=""/>
-      <w:lvlJc w:val="start"/>
-      <w:pPr>
-        <w:tabs>
-          <w:tab w:val="num" w:pos="0"/>
-        </w:tabs>
-        <w:ind w:start="0" w:hanging="0"/>
-      </w:pPr>
-    </w:lvl>
-    <w:lvl w:ilvl="2">
-      <w:start w:val="1"/>
-      <w:numFmt w:val="none"/>
-      <w:suff w:val="nothing"/>
-      <w:lvlText w:val=""/>
-      <w:lvlJc w:val="start"/>
-      <w:pPr>
-        <w:tabs>
-          <w:tab w:val="num" w:pos="0"/>
-        </w:tabs>
-        <w:ind w:start="0" w:hanging="0"/>
-      </w:pPr>
-    </w:lvl>
-    <w:lvl w:ilvl="3">
-      <w:start w:val="1"/>
-      <w:numFmt w:val="none"/>
-      <w:suff w:val="nothing"/>
-      <w:lvlText w:val=""/>
-      <w:lvlJc w:val="start"/>
-      <w:pPr>
-        <w:tabs>
-          <w:tab w:val="num" w:pos="0"/>
-        </w:tabs>
-        <w:ind w:start="0" w:hanging="0"/>
-      </w:pPr>
-    </w:lvl>
-    <w:lvl w:ilvl="4">
-      <w:start w:val="1"/>
-      <w:numFmt w:val="none"/>
-      <w:suff w:val="nothing"/>
-      <w:lvlText w:val=""/>
-      <w:lvlJc w:val="start"/>
-      <w:pPr>
-        <w:tabs>
-          <w:tab w:val="num" w:pos="0"/>
-        </w:tabs>
-        <w:ind w:start="0" w:hanging="0"/>
-      </w:pPr>
-    </w:lvl>
-    <w:lvl w:ilvl="5">
-      <w:start w:val="1"/>
-      <w:numFmt w:val="none"/>
-      <w:suff w:val="nothing"/>
-      <w:lvlText w:val=""/>
-      <w:lvlJc w:val="start"/>
-      <w:pPr>
-        <w:tabs>
-          <w:tab w:val="num" w:pos="0"/>
-        </w:tabs>
-        <w:ind w:start="0" w:hanging="0"/>
-      </w:pPr>
-    </w:lvl>
-    <w:lvl w:ilvl="6">
-      <w:start w:val="1"/>
-      <w:numFmt w:val="none"/>
-      <w:suff w:val="nothing"/>
-      <w:lvlText w:val=""/>
-      <w:lvlJc w:val="start"/>
-      <w:pPr>
-        <w:tabs>
-          <w:tab w:val="num" w:pos="0"/>
-        </w:tabs>
-        <w:ind w:start="0" w:hanging="0"/>
-      </w:pPr>
-    </w:lvl>
-    <w:lvl w:ilvl="7">
-      <w:start w:val="1"/>
-      <w:numFmt w:val="none"/>
-      <w:suff w:val="nothing"/>
-      <w:lvlText w:val=""/>
-      <w:lvlJc w:val="start"/>
-      <w:pPr>
-        <w:tabs>
-          <w:tab w:val="num" w:pos="0"/>
-        </w:tabs>
-        <w:ind w:start="0" w:hanging="0"/>
-      </w:pPr>
-    </w:lvl>
-    <w:lvl w:ilvl="8">
-      <w:start w:val="1"/>
-      <w:numFmt w:val="none"/>
-      <w:suff w:val="nothing"/>
-      <w:lvlText w:val=""/>
-      <w:lvlJc w:val="start"/>
-      <w:pPr>
-        <w:tabs>
-          <w:tab w:val="num" w:pos="0"/>
-        </w:tabs>
-        <w:ind w:start="0" w:hanging="0"/>
-      </w:pPr>
-    </w:lvl>
-  </w:abstractNum>
-  <w:abstractNum w:abstractNumId="2">
-    <w:lvl w:ilvl="0">
-      <w:start w:val="1"/>
-      <w:numFmt w:val="none"/>
-      <w:suff w:val="nothing"/>
       <w:lvlText w:val="%1"/>
       <w:lvlJc w:val="start"/>
       <w:pPr>
@@ -3744,7 +3570,7 @@
       <w:rPr/>
     </w:lvl>
   </w:abstractNum>
-  <w:abstractNum w:abstractNumId="3">
+  <w:abstractNum w:abstractNumId="2">
     <w:lvl w:ilvl="0">
       <w:start w:val="1"/>
       <w:numFmt w:val="bullet"/>
@@ -3881,7 +3707,7 @@
       </w:rPr>
     </w:lvl>
   </w:abstractNum>
-  <w:abstractNum w:abstractNumId="4">
+  <w:abstractNum w:abstractNumId="3">
     <w:lvl w:ilvl="0">
       <w:start w:val="1"/>
       <w:numFmt w:val="bullet"/>
@@ -4016,6 +3842,125 @@
       <w:rPr>
         <w:rFonts w:ascii="Wingdings" w:hAnsi="Wingdings" w:cs="Wingdings" w:hint="default"/>
       </w:rPr>
+    </w:lvl>
+  </w:abstractNum>
+  <w:abstractNum w:abstractNumId="4">
+    <w:lvl w:ilvl="0">
+      <w:start w:val="1"/>
+      <w:numFmt w:val="none"/>
+      <w:suff w:val="nothing"/>
+      <w:lvlText w:val=""/>
+      <w:lvlJc w:val="start"/>
+      <w:pPr>
+        <w:tabs>
+          <w:tab w:val="num" w:pos="0"/>
+        </w:tabs>
+        <w:ind w:start="0" w:hanging="0"/>
+      </w:pPr>
+    </w:lvl>
+    <w:lvl w:ilvl="1">
+      <w:start w:val="1"/>
+      <w:numFmt w:val="none"/>
+      <w:suff w:val="nothing"/>
+      <w:lvlText w:val=""/>
+      <w:lvlJc w:val="start"/>
+      <w:pPr>
+        <w:tabs>
+          <w:tab w:val="num" w:pos="0"/>
+        </w:tabs>
+        <w:ind w:start="0" w:hanging="0"/>
+      </w:pPr>
+    </w:lvl>
+    <w:lvl w:ilvl="2">
+      <w:start w:val="1"/>
+      <w:numFmt w:val="none"/>
+      <w:suff w:val="nothing"/>
+      <w:lvlText w:val=""/>
+      <w:lvlJc w:val="start"/>
+      <w:pPr>
+        <w:tabs>
+          <w:tab w:val="num" w:pos="0"/>
+        </w:tabs>
+        <w:ind w:start="0" w:hanging="0"/>
+      </w:pPr>
+    </w:lvl>
+    <w:lvl w:ilvl="3">
+      <w:start w:val="1"/>
+      <w:numFmt w:val="none"/>
+      <w:suff w:val="nothing"/>
+      <w:lvlText w:val=""/>
+      <w:lvlJc w:val="start"/>
+      <w:pPr>
+        <w:tabs>
+          <w:tab w:val="num" w:pos="0"/>
+        </w:tabs>
+        <w:ind w:start="0" w:hanging="0"/>
+      </w:pPr>
+    </w:lvl>
+    <w:lvl w:ilvl="4">
+      <w:start w:val="1"/>
+      <w:numFmt w:val="none"/>
+      <w:suff w:val="nothing"/>
+      <w:lvlText w:val=""/>
+      <w:lvlJc w:val="start"/>
+      <w:pPr>
+        <w:tabs>
+          <w:tab w:val="num" w:pos="0"/>
+        </w:tabs>
+        <w:ind w:start="0" w:hanging="0"/>
+      </w:pPr>
+    </w:lvl>
+    <w:lvl w:ilvl="5">
+      <w:start w:val="1"/>
+      <w:numFmt w:val="none"/>
+      <w:suff w:val="nothing"/>
+      <w:lvlText w:val=""/>
+      <w:lvlJc w:val="start"/>
+      <w:pPr>
+        <w:tabs>
+          <w:tab w:val="num" w:pos="0"/>
+        </w:tabs>
+        <w:ind w:start="0" w:hanging="0"/>
+      </w:pPr>
+    </w:lvl>
+    <w:lvl w:ilvl="6">
+      <w:start w:val="1"/>
+      <w:numFmt w:val="none"/>
+      <w:suff w:val="nothing"/>
+      <w:lvlText w:val=""/>
+      <w:lvlJc w:val="start"/>
+      <w:pPr>
+        <w:tabs>
+          <w:tab w:val="num" w:pos="0"/>
+        </w:tabs>
+        <w:ind w:start="0" w:hanging="0"/>
+      </w:pPr>
+    </w:lvl>
+    <w:lvl w:ilvl="7">
+      <w:start w:val="1"/>
+      <w:numFmt w:val="none"/>
+      <w:suff w:val="nothing"/>
+      <w:lvlText w:val=""/>
+      <w:lvlJc w:val="start"/>
+      <w:pPr>
+        <w:tabs>
+          <w:tab w:val="num" w:pos="0"/>
+        </w:tabs>
+        <w:ind w:start="0" w:hanging="0"/>
+      </w:pPr>
+    </w:lvl>
+    <w:lvl w:ilvl="8">
+      <w:start w:val="1"/>
+      <w:numFmt w:val="none"/>
+      <w:suff w:val="nothing"/>
+      <w:lvlText w:val=""/>
+      <w:lvlJc w:val="start"/>
+      <w:pPr>
+        <w:tabs>
+          <w:tab w:val="num" w:pos="0"/>
+        </w:tabs>
+        <w:ind w:start="0" w:hanging="0"/>
+      </w:pPr>
     </w:lvl>
   </w:abstractNum>
   <w:num w:numId="1">
@@ -4458,7 +4403,7 @@
       <w:keepLines/>
       <w:numPr>
         <w:ilvl w:val="0"/>
-        <w:numId w:val="2"/>
+        <w:numId w:val="1"/>
       </w:numPr>
       <w:spacing w:before="360" w:after="80"/>
       <w:outlineLvl w:val="0"/>
@@ -4481,7 +4426,7 @@
       <w:keepLines/>
       <w:numPr>
         <w:ilvl w:val="1"/>
-        <w:numId w:val="2"/>
+        <w:numId w:val="1"/>
       </w:numPr>
       <w:spacing w:before="160" w:after="80"/>
       <w:outlineLvl w:val="1"/>
@@ -4506,7 +4451,7 @@
       <w:keepLines/>
       <w:numPr>
         <w:ilvl w:val="2"/>
-        <w:numId w:val="2"/>
+        <w:numId w:val="1"/>
       </w:numPr>
       <w:spacing w:before="160" w:after="80"/>
       <w:outlineLvl w:val="2"/>
@@ -4531,7 +4476,7 @@
       <w:keepLines/>
       <w:numPr>
         <w:ilvl w:val="3"/>
-        <w:numId w:val="2"/>
+        <w:numId w:val="1"/>
       </w:numPr>
       <w:spacing w:before="80" w:after="40"/>
       <w:outlineLvl w:val="3"/>
@@ -4556,7 +4501,7 @@
       <w:keepLines/>
       <w:numPr>
         <w:ilvl w:val="4"/>
-        <w:numId w:val="2"/>
+        <w:numId w:val="1"/>
       </w:numPr>
       <w:spacing w:before="80" w:after="40"/>
       <w:outlineLvl w:val="4"/>
@@ -4579,7 +4524,7 @@
       <w:keepLines/>
       <w:numPr>
         <w:ilvl w:val="5"/>
-        <w:numId w:val="2"/>
+        <w:numId w:val="1"/>
       </w:numPr>
       <w:spacing w:before="40" w:after="0"/>
       <w:outlineLvl w:val="5"/>
@@ -4601,7 +4546,7 @@
       <w:keepLines/>
       <w:numPr>
         <w:ilvl w:val="6"/>
-        <w:numId w:val="2"/>
+        <w:numId w:val="1"/>
       </w:numPr>
       <w:spacing w:before="40" w:after="0"/>
       <w:outlineLvl w:val="6"/>
@@ -4621,7 +4566,7 @@
       <w:keepLines/>
       <w:numPr>
         <w:ilvl w:val="7"/>
-        <w:numId w:val="2"/>
+        <w:numId w:val="1"/>
       </w:numPr>
       <w:spacing w:before="0" w:after="0"/>
       <w:outlineLvl w:val="7"/>
@@ -4643,7 +4588,7 @@
       <w:keepLines/>
       <w:numPr>
         <w:ilvl w:val="8"/>
-        <w:numId w:val="2"/>
+        <w:numId w:val="1"/>
       </w:numPr>
       <w:spacing w:before="0" w:after="0"/>
       <w:outlineLvl w:val="8"/>
@@ -5251,8 +5196,8 @@
     <w:pPr/>
     <w:rPr/>
   </w:style>
-  <w:style w:type="paragraph" w:styleId="FrameContents" w:customStyle="1">
-    <w:name w:val="Frame Contents"/>
+  <w:style w:type="paragraph" w:styleId="FrameContentsuser" w:customStyle="1">
+    <w:name w:val="Frame Contents (user)"/>
     <w:basedOn w:val="Normal"/>
     <w:qFormat/>
     <w:pPr/>

--- a/Dokumentation/Protokoll.docx
+++ b/Dokumentation/Protokoll.docx
@@ -69,7 +69,7 @@
       </w:r>
       <w:r>
         <w:rPr/>
-        <w:t>27. April 2026</w:t>
+        <w:t>6. Mai 2026</w:t>
       </w:r>
       <w:r>
         <w:rPr/>
@@ -2968,8 +2968,8 @@
         <w:rPr/>
       </w:pPr>
       <w:bookmarkStart w:id="18" w:name="__RefHeading___Toc510_346844924"/>
-      <w:bookmarkStart w:id="19" w:name="_Toc220924526"/>
-      <w:bookmarkStart w:id="20" w:name="_Toc196762887"/>
+      <w:bookmarkStart w:id="19" w:name="_Toc196762887"/>
+      <w:bookmarkStart w:id="20" w:name="_Toc220924526"/>
       <w:bookmarkEnd w:id="18"/>
       <w:r>
         <w:rPr/>
@@ -2992,56 +2992,51 @@
       </w:r>
       <w:r>
         <w:rPr>
-          <w:rStyle w:val="Hyperlink"/>
           <w:vanish/>
         </w:rPr>
       </w:r>
+      <w:r>
+        <w:rPr>
+          <w:vanish/>
+        </w:rPr>
+      </w:r>
       <w:hyperlink w:anchor="_Toc177567445" w:tgtFrame="_top">
-        <w:r>
-          <w:rPr>
-            <w:webHidden/>
-          </w:rPr>
-          <w:fldChar w:fldCharType="begin"/>
-        </w:r>
-        <w:r>
-          <w:rPr>
-            <w:webHidden/>
-          </w:rPr>
-          <w:instrText xml:space="preserve">PAGEREF _Toc177567445 \h</w:instrText>
-        </w:r>
-        <w:r>
-          <w:rPr>
-            <w:webHidden/>
-          </w:rPr>
-          <w:fldChar w:fldCharType="separate"/>
-        </w:r>
         <w:r>
           <w:rPr>
             <w:rStyle w:val="Hyperlink"/>
             <w:vanish/>
           </w:rPr>
-        </w:r>
-        <w:r>
-          <w:rPr>
-            <w:webHidden/>
-          </w:rPr>
-          <w:fldChar w:fldCharType="end"/>
+          <w:fldChar w:fldCharType="begin"/>
         </w:r>
       </w:hyperlink>
       <w:r>
-        <w:fldChar w:fldCharType="begin"/>
-      </w:r>
-      <w:r>
-        <w:rPr>
-          <w:rStyle w:val="Hyperlink"/>
+        <w:rPr>
           <w:vanish/>
         </w:rPr>
       </w:r>
       <w:r>
         <w:rPr>
-          <w:rStyle w:val="Hyperlink"/>
           <w:vanish/>
         </w:rPr>
+        <w:instrText xml:space="preserve"> PAGEREF _Toc177567445 \h </w:instrText>
+      </w:r>
+      <w:r>
+        <w:rPr>
+          <w:vanish/>
+        </w:rPr>
+        <w:fldChar w:fldCharType="separate"/>
+      </w:r>
+      <w:r>
+        <w:rPr>
+          <w:vanish/>
+        </w:rPr>
+        <w:t>Error: Reference source not found</w:t>
+      </w:r>
+      <w:r>
+        <w:rPr>
+          <w:vanish/>
+        </w:rPr>
+        <w:fldChar w:fldCharType="end"/>
       </w:r>
       <w:r>
         <w:rPr>
@@ -3220,8 +3215,8 @@
         <w:rPr/>
       </w:pPr>
       <w:bookmarkStart w:id="21" w:name="__RefHeading___Toc508_346844924"/>
-      <w:bookmarkStart w:id="22" w:name="_Toc220924527"/>
-      <w:bookmarkStart w:id="23" w:name="_Toc196762888"/>
+      <w:bookmarkStart w:id="22" w:name="_Toc196762888"/>
+      <w:bookmarkStart w:id="23" w:name="_Toc220924527"/>
       <w:bookmarkEnd w:id="21"/>
       <w:r>
         <w:rPr/>
@@ -3338,7 +3333,7 @@
     </w:r>
     <w:r>
       <w:rPr/>
-      <w:t>27.04.2026</w:t>
+      <w:t>06.05.2026</w:t>
     </w:r>
     <w:r>
       <w:rPr/>
@@ -5196,8 +5191,8 @@
     <w:pPr/>
     <w:rPr/>
   </w:style>
-  <w:style w:type="paragraph" w:styleId="FrameContentsuser" w:customStyle="1">
-    <w:name w:val="Frame Contents (user)"/>
+  <w:style w:type="paragraph" w:styleId="FrameContents" w:customStyle="1">
+    <w:name w:val="Frame Contents"/>
     <w:basedOn w:val="Normal"/>
     <w:qFormat/>
     <w:pPr/>

--- a/Dokumentation/Protokoll.docx
+++ b/Dokumentation/Protokoll.docx
@@ -69,7 +69,7 @@
       </w:r>
       <w:r>
         <w:rPr/>
-        <w:t>6. Mai 2026</w:t>
+        <w:t>11. Mai 2026</w:t>
       </w:r>
       <w:r>
         <w:rPr/>
@@ -2968,8 +2968,8 @@
         <w:rPr/>
       </w:pPr>
       <w:bookmarkStart w:id="18" w:name="__RefHeading___Toc510_346844924"/>
-      <w:bookmarkStart w:id="19" w:name="_Toc196762887"/>
-      <w:bookmarkStart w:id="20" w:name="_Toc220924526"/>
+      <w:bookmarkStart w:id="19" w:name="_Toc220924526"/>
+      <w:bookmarkStart w:id="20" w:name="_Toc196762887"/>
       <w:bookmarkEnd w:id="18"/>
       <w:r>
         <w:rPr/>
@@ -2991,16 +2991,72 @@
         <w:fldChar w:fldCharType="begin"/>
       </w:r>
       <w:r>
-        <w:rPr>
-          <w:vanish/>
-        </w:rPr>
-      </w:r>
-      <w:r>
-        <w:rPr>
-          <w:vanish/>
+        <w:rPr/>
+      </w:r>
+      <w:r>
+        <w:rPr/>
+      </w:r>
+      <w:r>
+        <w:fldChar w:fldCharType="begin"/>
+      </w:r>
+      <w:r>
+        <w:rPr>
+          <w:rStyle w:val="Style"/>
         </w:rPr>
       </w:r>
       <w:hyperlink w:anchor="_Toc177567445" w:tgtFrame="_top">
+        <w:r>
+          <w:rPr>
+            <w:rStyle w:val="Style"/>
+          </w:rPr>
+        </w:r>
+        <w:r>
+          <w:rPr>
+            <w:rStyle w:val="Style"/>
+          </w:rPr>
+          <w:fldChar w:fldCharType="separate"/>
+        </w:r>
+        <w:r>
+          <w:rPr>
+            <w:rStyle w:val="Style"/>
+          </w:rPr>
+        </w:r>
+        <w:r>
+          <w:rPr>
+            <w:rStyle w:val="Style"/>
+          </w:rPr>
+        </w:r>
+        <w:r>
+          <w:rPr>
+            <w:rStyle w:val="Style"/>
+          </w:rPr>
+          <w:fldChar w:fldCharType="end"/>
+        </w:r>
+        <w:r>
+          <w:rPr>
+            <w:rStyle w:val="Style"/>
+            <w:vanish/>
+          </w:rPr>
+          <w:t xml:space="preserve"> PAGEREF _Toc177567445 \h Error: Reference source not found</w:t>
+        </w:r>
+        <w:r>
+          <w:rPr>
+            <w:webHidden/>
+          </w:rPr>
+          <w:fldChar w:fldCharType="begin"/>
+        </w:r>
+        <w:r>
+          <w:rPr>
+            <w:webHidden/>
+          </w:rPr>
+          <w:instrText xml:space="preserve">PAGEREF _Toc177567445 \h</w:instrText>
+        </w:r>
+        <w:r>
+          <w:rPr>
+            <w:webHidden/>
+          </w:rPr>
+          <w:fldChar w:fldCharType="separate"/>
+        </w:r>
         <w:r>
           <w:rPr>
             <w:rStyle w:val="Hyperlink"/>
@@ -3008,36 +3064,41 @@
           </w:rPr>
           <w:fldChar w:fldCharType="begin"/>
         </w:r>
+        <w:r>
+          <w:rPr>
+            <w:webHidden/>
+          </w:rPr>
+          <w:fldChar w:fldCharType="end"/>
+        </w:r>
+        <w:r>
+          <w:rPr>
+            <w:rStyle w:val="Hyperlink"/>
+            <w:vanish/>
+          </w:rPr>
+          <w:instrText xml:space="preserve"> PAGEREF _Toc177567445 \h </w:instrText>
+        </w:r>
+        <w:r>
+          <w:rPr>
+            <w:rStyle w:val="Hyperlink"/>
+            <w:vanish/>
+          </w:rPr>
+          <w:fldChar w:fldCharType="separate"/>
+        </w:r>
+        <w:r>
+          <w:rPr>
+            <w:rStyle w:val="Hyperlink"/>
+            <w:vanish/>
+          </w:rPr>
+          <w:t>Error: Reference source not found</w:t>
+        </w:r>
+        <w:r>
+          <w:rPr>
+            <w:rStyle w:val="Hyperlink"/>
+            <w:vanish/>
+          </w:rPr>
+          <w:fldChar w:fldCharType="end"/>
+        </w:r>
       </w:hyperlink>
-      <w:r>
-        <w:rPr>
-          <w:vanish/>
-        </w:rPr>
-      </w:r>
-      <w:r>
-        <w:rPr>
-          <w:vanish/>
-        </w:rPr>
-        <w:instrText xml:space="preserve"> PAGEREF _Toc177567445 \h </w:instrText>
-      </w:r>
-      <w:r>
-        <w:rPr>
-          <w:vanish/>
-        </w:rPr>
-        <w:fldChar w:fldCharType="separate"/>
-      </w:r>
-      <w:r>
-        <w:rPr>
-          <w:vanish/>
-        </w:rPr>
-        <w:t>Error: Reference source not found</w:t>
-      </w:r>
-      <w:r>
-        <w:rPr>
-          <w:vanish/>
-        </w:rPr>
-        <w:fldChar w:fldCharType="end"/>
-      </w:r>
       <w:r>
         <w:rPr>
           <w:rStyle w:val="Hyperlink"/>
@@ -3065,67 +3126,6 @@
           <w:vanish/>
         </w:rPr>
         <w:t>Error: Reference source not found</w:t>
-      </w:r>
-      <w:r>
-        <w:rPr>
-          <w:rStyle w:val="Hyperlink"/>
-          <w:vanish/>
-        </w:rPr>
-        <w:fldChar w:fldCharType="end"/>
-      </w:r>
-      <w:r>
-        <w:rPr>
-          <w:rStyle w:val="Hyperlink"/>
-          <w:vanish/>
-        </w:rPr>
-        <w:fldChar w:fldCharType="begin"/>
-      </w:r>
-      <w:r>
-        <w:rPr>
-          <w:rStyle w:val="Hyperlink"/>
-          <w:vanish/>
-        </w:rPr>
-        <w:instrText xml:space="preserve"> PAGEREF _Toc177567445 \h </w:instrText>
-      </w:r>
-      <w:r>
-        <w:rPr>
-          <w:rStyle w:val="Hyperlink"/>
-          <w:vanish/>
-        </w:rPr>
-        <w:fldChar w:fldCharType="separate"/>
-      </w:r>
-      <w:r>
-        <w:rPr>
-          <w:rStyle w:val="Hyperlink"/>
-          <w:vanish/>
-        </w:rPr>
-        <w:t>Error: Reference source not found</w:t>
-      </w:r>
-      <w:r>
-        <w:rPr>
-          <w:rStyle w:val="Hyperlink"/>
-          <w:vanish/>
-        </w:rPr>
-        <w:fldChar w:fldCharType="end"/>
-      </w:r>
-      <w:r>
-        <w:rPr>
-          <w:rStyle w:val="Hyperlink"/>
-          <w:vanish/>
-        </w:rPr>
-        <w:fldChar w:fldCharType="separate"/>
-      </w:r>
-      <w:r>
-        <w:rPr>
-          <w:rStyle w:val="Hyperlink"/>
-          <w:vanish/>
-        </w:rPr>
-      </w:r>
-      <w:r>
-        <w:rPr>
-          <w:rStyle w:val="Hyperlink"/>
-          <w:vanish/>
-        </w:rPr>
       </w:r>
       <w:r>
         <w:rPr>
@@ -3215,8 +3215,8 @@
         <w:rPr/>
       </w:pPr>
       <w:bookmarkStart w:id="21" w:name="__RefHeading___Toc508_346844924"/>
-      <w:bookmarkStart w:id="22" w:name="_Toc196762888"/>
-      <w:bookmarkStart w:id="23" w:name="_Toc220924527"/>
+      <w:bookmarkStart w:id="22" w:name="_Toc220924527"/>
+      <w:bookmarkStart w:id="23" w:name="_Toc196762888"/>
       <w:bookmarkEnd w:id="21"/>
       <w:r>
         <w:rPr/>
@@ -3333,7 +3333,7 @@
     </w:r>
     <w:r>
       <w:rPr/>
-      <w:t>06.05.2026</w:t>
+      <w:t>11.05.2026</w:t>
     </w:r>
     <w:r>
       <w:rPr/>
@@ -5191,8 +5191,8 @@
     <w:pPr/>
     <w:rPr/>
   </w:style>
-  <w:style w:type="paragraph" w:styleId="FrameContents" w:customStyle="1">
-    <w:name w:val="Frame Contents"/>
+  <w:style w:type="paragraph" w:styleId="FrameContentsuser" w:customStyle="1">
+    <w:name w:val="Frame Contents (user)"/>
     <w:basedOn w:val="Normal"/>
     <w:qFormat/>
     <w:pPr/>
